--- a/deliverables/02_Conceptual_Architecture_Blueprint.docx
+++ b/deliverables/02_Conceptual_Architecture_Blueprint.docx
@@ -1,28 +1,26 @@
 
 <file path=word/document.xml><?xml version="1.0" encoding="utf-8"?>
-<w:document xmlns:wpc="http://schemas.microsoft.com/office/word/2010/wordprocessingCanvas" xmlns:mc="http://schemas.openxmlformats.org/markup-compatibility/2006" xmlns:o="urn:schemas-microsoft-com:office:office" xmlns:r="http://schemas.openxmlformats.org/officeDocument/2006/relationships" xmlns:m="http://schemas.openxmlformats.org/officeDocument/2006/math" xmlns:v="urn:schemas-microsoft-com:vml" xmlns:wp14="http://schemas.microsoft.com/office/word/2010/wordprocessingDrawing" xmlns:wp="http://schemas.openxmlformats.org/drawingml/2006/wordprocessingDrawing" xmlns:w10="urn:schemas-microsoft-com:office:word" xmlns:w="http://schemas.openxmlformats.org/wordprocessingml/2006/main" xmlns:w14="http://schemas.microsoft.com/office/word/2010/wordml" xmlns:w15="http://schemas.microsoft.com/office/word/2012/wordml" xmlns:wpg="http://schemas.microsoft.com/office/word/2010/wordprocessingGroup" xmlns:wpi="http://schemas.microsoft.com/office/word/2010/wordprocessingInk" xmlns:wne="http://schemas.microsoft.com/office/word/2006/wordml" xmlns:wps="http://schemas.microsoft.com/office/word/2010/wordprocessingShape" xmlns:cx="http://schemas.microsoft.com/office/drawing/2014/chartex" xmlns:cx1="http://schemas.microsoft.com/office/drawing/2015/9/8/chartex" xmlns:cx2="http://schemas.microsoft.com/office/drawing/2015/10/21/chartex" xmlns:cx3="http://schemas.microsoft.com/office/drawing/2016/5/9/chartex" xmlns:cx4="http://schemas.microsoft.com/office/drawing/2016/5/10/chartex" xmlns:cx5="http://schemas.microsoft.com/office/drawing/2016/5/11/chartex" xmlns:cx6="http://schemas.microsoft.com/office/drawing/2016/5/12/chartex" xmlns:cx7="http://schemas.microsoft.com/office/drawing/2016/5/13/chartex" xmlns:cx8="http://schemas.microsoft.com/office/drawing/2016/5/14/chartex" xmlns:aink="http://schemas.microsoft.com/office/drawing/2016/ink" xmlns:am3d="http://schemas.microsoft.com/office/drawing/2017/model3d" xmlns:w16cex="http://schemas.microsoft.com/office/word/2018/wordml/cex" xmlns:w16cid="http://schemas.microsoft.com/office/word/2016/wordml/cid" xmlns:w16="http://schemas.microsoft.com/office/word/2018/wordml" xmlns:w16sdtdh="http://schemas.microsoft.com/office/word/2020/wordml/sdtdatahash" xmlns:w16se="http://schemas.microsoft.com/office/word/2015/wordml/symex" mc:Ignorable="w14 w15 wp14">
+<w:document xmlns:wpc="http://schemas.microsoft.com/office/word/2010/wordprocessingCanvas" xmlns:cx="http://schemas.microsoft.com/office/drawing/2014/chartex" xmlns:cx1="http://schemas.microsoft.com/office/drawing/2015/9/8/chartex" xmlns:cx2="http://schemas.microsoft.com/office/drawing/2015/10/21/chartex" xmlns:cx3="http://schemas.microsoft.com/office/drawing/2016/5/9/chartex" xmlns:cx4="http://schemas.microsoft.com/office/drawing/2016/5/10/chartex" xmlns:cx5="http://schemas.microsoft.com/office/drawing/2016/5/11/chartex" xmlns:cx6="http://schemas.microsoft.com/office/drawing/2016/5/12/chartex" xmlns:cx7="http://schemas.microsoft.com/office/drawing/2016/5/13/chartex" xmlns:cx8="http://schemas.microsoft.com/office/drawing/2016/5/14/chartex" xmlns:mc="http://schemas.openxmlformats.org/markup-compatibility/2006" xmlns:aink="http://schemas.microsoft.com/office/drawing/2016/ink" xmlns:am3d="http://schemas.microsoft.com/office/drawing/2017/model3d" xmlns:o="urn:schemas-microsoft-com:office:office" xmlns:oel="http://schemas.microsoft.com/office/2019/extlst" xmlns:r="http://schemas.openxmlformats.org/officeDocument/2006/relationships" xmlns:m="http://schemas.openxmlformats.org/officeDocument/2006/math" xmlns:v="urn:schemas-microsoft-com:vml" xmlns:wp14="http://schemas.microsoft.com/office/word/2010/wordprocessingDrawing" xmlns:wp="http://schemas.openxmlformats.org/drawingml/2006/wordprocessingDrawing" xmlns:w10="urn:schemas-microsoft-com:office:word" xmlns:w="http://schemas.openxmlformats.org/wordprocessingml/2006/main" xmlns:w14="http://schemas.microsoft.com/office/word/2010/wordml" xmlns:w15="http://schemas.microsoft.com/office/word/2012/wordml" xmlns:w16cex="http://schemas.microsoft.com/office/word/2018/wordml/cex" xmlns:w16cid="http://schemas.microsoft.com/office/word/2016/wordml/cid" xmlns:w16="http://schemas.microsoft.com/office/word/2018/wordml" xmlns:w16du="http://schemas.microsoft.com/office/word/2023/wordml/word16du" xmlns:w16sdtdh="http://schemas.microsoft.com/office/word/2020/wordml/sdtdatahash" xmlns:w16sdtfl="http://schemas.microsoft.com/office/word/2024/wordml/sdtformatlock" xmlns:w16se="http://schemas.microsoft.com/office/word/2015/wordml/symex" xmlns:wpg="http://schemas.microsoft.com/office/word/2010/wordprocessingGroup" xmlns:wpi="http://schemas.microsoft.com/office/word/2010/wordprocessingInk" xmlns:wne="http://schemas.microsoft.com/office/word/2006/wordml" xmlns:wps="http://schemas.microsoft.com/office/word/2010/wordprocessingShape" mc:Ignorable="w14 w15 w16se w16cid w16 w16cex w16sdtdh w16sdtfl w16du wp14">
   <w:body>
     <w:p>
       <w:pPr>
         <w:pBdr>
-          <w:bottom w:val="single" w:color="1F3864" w:sz="18" w:space="12"/>
+          <w:bottom w:val="single" w:sz="18" w:space="12" w:color="1F3864"/>
         </w:pBdr>
-        <w:spacing w:after="0" w:before="1200"/>
+        <w:spacing w:before="1200"/>
       </w:pPr>
       <w:r>
         <w:rPr>
           <w:b/>
           <w:bCs/>
           <w:color w:val="2E75B6"/>
-          <w:sz w:val="22"/>
-          <w:szCs w:val="22"/>
-        </w:rPr>
-        <w:t xml:space="preserve">Enterprise Log Intelligence Platform</w:t>
-      </w:r>
-    </w:p>
-    <w:p>
-      <w:pPr>
-        <w:spacing w:after="60" w:before="380"/>
+        </w:rPr>
+        <w:t>Enterprise Log Intelligence Platform</w:t>
+      </w:r>
+    </w:p>
+    <w:p>
+      <w:pPr>
+        <w:spacing w:before="380" w:after="60"/>
       </w:pPr>
       <w:r>
         <w:rPr>
@@ -32,7 +30,7 @@
           <w:sz w:val="50"/>
           <w:szCs w:val="50"/>
         </w:rPr>
-        <w:t xml:space="preserve">Conceptual Architecture Blueprint</w:t>
+        <w:t>Conceptual Architecture Blueprint</w:t>
       </w:r>
     </w:p>
     <w:p>
@@ -45,12 +43,12 @@
           <w:sz w:val="28"/>
           <w:szCs w:val="28"/>
         </w:rPr>
-        <w:t xml:space="preserve">Agentic Root-Cause-Analysis Engine</w:t>
-      </w:r>
-    </w:p>
-    <w:p>
-      <w:pPr>
-        <w:spacing w:after="280" w:before="120"/>
+        <w:t>Agentic Root-Cause-Analysis Engine</w:t>
+      </w:r>
+    </w:p>
+    <w:p>
+      <w:pPr>
+        <w:spacing w:before="120" w:after="280"/>
       </w:pPr>
       <w:r>
         <w:rPr>
@@ -60,35 +58,46 @@
           <w:sz w:val="21"/>
           <w:szCs w:val="21"/>
         </w:rPr>
-        <w:t xml:space="preserve">A component and data-flow view of the RCA engine: a deterministic reduction stage that collapses high-volume multi-tenant logs into a small, cited evidence set, and an agentic stage that plans retrieval and narrates verified findings.</w:t>
+        <w:t>A component and data-flow view of the RCA engine: a deterministic reduction stage that collapses high-volume multi-tenant logs into a small, cited evidence set, and an agentic stage that plans retrieval and narrates verified findings.</w:t>
       </w:r>
     </w:p>
     <w:tbl>
       <w:tblPr>
-        <w:tblW w:type="dxa" w:w="9360"/>
+        <w:tblW w:w="9360" w:type="dxa"/>
         <w:tblBorders>
-          <w:top w:val="single" w:color="BFBFBF" w:sz="1"/>
-          <w:left w:val="single" w:color="BFBFBF" w:sz="1"/>
-          <w:bottom w:val="single" w:color="BFBFBF" w:sz="1"/>
-          <w:right w:val="single" w:color="BFBFBF" w:sz="1"/>
-          <w:insideH w:val="single" w:color="BFBFBF" w:sz="1"/>
-          <w:insideV w:val="single" w:color="BFBFBF" w:sz="1"/>
+          <w:top w:val="single" w:sz="1" w:space="0" w:color="BFBFBF"/>
+          <w:left w:val="single" w:sz="1" w:space="0" w:color="BFBFBF"/>
+          <w:bottom w:val="single" w:sz="1" w:space="0" w:color="BFBFBF"/>
+          <w:right w:val="single" w:sz="1" w:space="0" w:color="BFBFBF"/>
+          <w:insideH w:val="single" w:sz="1" w:space="0" w:color="BFBFBF"/>
+          <w:insideV w:val="single" w:sz="1" w:space="0" w:color="BFBFBF"/>
         </w:tblBorders>
+        <w:tblCellMar>
+          <w:left w:w="10" w:type="dxa"/>
+          <w:right w:w="10" w:type="dxa"/>
+        </w:tblCellMar>
+        <w:tblLook w:val="0000" w:firstRow="0" w:lastRow="0" w:firstColumn="0" w:lastColumn="0" w:noHBand="0" w:noVBand="0"/>
       </w:tblPr>
       <w:tblGrid>
         <w:gridCol w:w="2700"/>
         <w:gridCol w:w="6660"/>
       </w:tblGrid>
       <w:tr>
+        <w:tblPrEx>
+          <w:tblCellMar>
+            <w:top w:w="0" w:type="dxa"/>
+            <w:bottom w:w="0" w:type="dxa"/>
+          </w:tblCellMar>
+        </w:tblPrEx>
         <w:tc>
           <w:tcPr>
-            <w:tcW w:type="dxa" w:w="2700"/>
-            <w:shd w:fill="D9E2F3" w:val="clear"/>
+            <w:tcW w:w="2700" w:type="dxa"/>
+            <w:shd w:val="clear" w:color="auto" w:fill="D9E2F3"/>
             <w:tcMar>
-              <w:top w:type="dxa" w:w="70"/>
-              <w:left w:type="dxa" w:w="120"/>
-              <w:bottom w:type="dxa" w:w="70"/>
-              <w:right w:type="dxa" w:w="120"/>
+              <w:top w:w="70" w:type="dxa"/>
+              <w:left w:w="120" w:type="dxa"/>
+              <w:bottom w:w="70" w:type="dxa"/>
+              <w:right w:w="120" w:type="dxa"/>
             </w:tcMar>
           </w:tcPr>
           <w:p>
@@ -99,18 +108,18 @@
                 <w:sz w:val="20"/>
                 <w:szCs w:val="20"/>
               </w:rPr>
-              <w:t xml:space="preserve">System</w:t>
+              <w:t>System</w:t>
             </w:r>
           </w:p>
         </w:tc>
         <w:tc>
           <w:tcPr>
-            <w:tcW w:type="dxa" w:w="6660"/>
+            <w:tcW w:w="6660" w:type="dxa"/>
             <w:tcMar>
-              <w:top w:type="dxa" w:w="70"/>
-              <w:left w:type="dxa" w:w="120"/>
-              <w:bottom w:type="dxa" w:w="70"/>
-              <w:right w:type="dxa" w:w="120"/>
+              <w:top w:w="70" w:type="dxa"/>
+              <w:left w:w="120" w:type="dxa"/>
+              <w:bottom w:w="70" w:type="dxa"/>
+              <w:right w:w="120" w:type="dxa"/>
             </w:tcMar>
           </w:tcPr>
           <w:p>
@@ -119,21 +128,27 @@
                 <w:sz w:val="20"/>
                 <w:szCs w:val="20"/>
               </w:rPr>
-              <w:t xml:space="preserve">Enterprise Log Intelligence Platform — Root Cause Analysis Engine</w:t>
+              <w:t>Enterprise Log Intelligence Platform — Root Cause Analysis Engine</w:t>
             </w:r>
           </w:p>
         </w:tc>
       </w:tr>
       <w:tr>
+        <w:tblPrEx>
+          <w:tblCellMar>
+            <w:top w:w="0" w:type="dxa"/>
+            <w:bottom w:w="0" w:type="dxa"/>
+          </w:tblCellMar>
+        </w:tblPrEx>
         <w:tc>
           <w:tcPr>
-            <w:tcW w:type="dxa" w:w="2700"/>
-            <w:shd w:fill="D9E2F3" w:val="clear"/>
+            <w:tcW w:w="2700" w:type="dxa"/>
+            <w:shd w:val="clear" w:color="auto" w:fill="D9E2F3"/>
             <w:tcMar>
-              <w:top w:type="dxa" w:w="70"/>
-              <w:left w:type="dxa" w:w="120"/>
-              <w:bottom w:type="dxa" w:w="70"/>
-              <w:right w:type="dxa" w:w="120"/>
+              <w:top w:w="70" w:type="dxa"/>
+              <w:left w:w="120" w:type="dxa"/>
+              <w:bottom w:w="70" w:type="dxa"/>
+              <w:right w:w="120" w:type="dxa"/>
             </w:tcMar>
           </w:tcPr>
           <w:p>
@@ -144,18 +159,18 @@
                 <w:sz w:val="20"/>
                 <w:szCs w:val="20"/>
               </w:rPr>
-              <w:t xml:space="preserve">Document</w:t>
+              <w:t>Document</w:t>
             </w:r>
           </w:p>
         </w:tc>
         <w:tc>
           <w:tcPr>
-            <w:tcW w:type="dxa" w:w="6660"/>
+            <w:tcW w:w="6660" w:type="dxa"/>
             <w:tcMar>
-              <w:top w:type="dxa" w:w="70"/>
-              <w:left w:type="dxa" w:w="120"/>
-              <w:bottom w:type="dxa" w:w="70"/>
-              <w:right w:type="dxa" w:w="120"/>
+              <w:top w:w="70" w:type="dxa"/>
+              <w:left w:w="120" w:type="dxa"/>
+              <w:bottom w:w="70" w:type="dxa"/>
+              <w:right w:w="120" w:type="dxa"/>
             </w:tcMar>
           </w:tcPr>
           <w:p>
@@ -164,21 +179,27 @@
                 <w:sz w:val="20"/>
                 <w:szCs w:val="20"/>
               </w:rPr>
-              <w:t xml:space="preserve">Conceptual Architecture Blueprint</w:t>
+              <w:t>Conceptual Architecture Blueprint</w:t>
             </w:r>
           </w:p>
         </w:tc>
       </w:tr>
       <w:tr>
+        <w:tblPrEx>
+          <w:tblCellMar>
+            <w:top w:w="0" w:type="dxa"/>
+            <w:bottom w:w="0" w:type="dxa"/>
+          </w:tblCellMar>
+        </w:tblPrEx>
         <w:tc>
           <w:tcPr>
-            <w:tcW w:type="dxa" w:w="2700"/>
-            <w:shd w:fill="D9E2F3" w:val="clear"/>
+            <w:tcW w:w="2700" w:type="dxa"/>
+            <w:shd w:val="clear" w:color="auto" w:fill="D9E2F3"/>
             <w:tcMar>
-              <w:top w:type="dxa" w:w="70"/>
-              <w:left w:type="dxa" w:w="120"/>
-              <w:bottom w:type="dxa" w:w="70"/>
-              <w:right w:type="dxa" w:w="120"/>
+              <w:top w:w="70" w:type="dxa"/>
+              <w:left w:w="120" w:type="dxa"/>
+              <w:bottom w:w="70" w:type="dxa"/>
+              <w:right w:w="120" w:type="dxa"/>
             </w:tcMar>
           </w:tcPr>
           <w:p>
@@ -189,18 +210,18 @@
                 <w:sz w:val="20"/>
                 <w:szCs w:val="20"/>
               </w:rPr>
-              <w:t xml:space="preserve">Reference</w:t>
+              <w:t>Reference</w:t>
             </w:r>
           </w:p>
         </w:tc>
         <w:tc>
           <w:tcPr>
-            <w:tcW w:type="dxa" w:w="6660"/>
+            <w:tcW w:w="6660" w:type="dxa"/>
             <w:tcMar>
-              <w:top w:type="dxa" w:w="70"/>
-              <w:left w:type="dxa" w:w="120"/>
-              <w:bottom w:type="dxa" w:w="70"/>
-              <w:right w:type="dxa" w:w="120"/>
+              <w:top w:w="70" w:type="dxa"/>
+              <w:left w:w="120" w:type="dxa"/>
+              <w:bottom w:w="70" w:type="dxa"/>
+              <w:right w:w="120" w:type="dxa"/>
             </w:tcMar>
           </w:tcPr>
           <w:p>
@@ -209,21 +230,27 @@
                 <w:sz w:val="20"/>
                 <w:szCs w:val="20"/>
               </w:rPr>
-              <w:t xml:space="preserve">ARC-RCA-001</w:t>
+              <w:t>ARC-RCA-001</w:t>
             </w:r>
           </w:p>
         </w:tc>
       </w:tr>
       <w:tr>
+        <w:tblPrEx>
+          <w:tblCellMar>
+            <w:top w:w="0" w:type="dxa"/>
+            <w:bottom w:w="0" w:type="dxa"/>
+          </w:tblCellMar>
+        </w:tblPrEx>
         <w:tc>
           <w:tcPr>
-            <w:tcW w:type="dxa" w:w="2700"/>
-            <w:shd w:fill="D9E2F3" w:val="clear"/>
+            <w:tcW w:w="2700" w:type="dxa"/>
+            <w:shd w:val="clear" w:color="auto" w:fill="D9E2F3"/>
             <w:tcMar>
-              <w:top w:type="dxa" w:w="70"/>
-              <w:left w:type="dxa" w:w="120"/>
-              <w:bottom w:type="dxa" w:w="70"/>
-              <w:right w:type="dxa" w:w="120"/>
+              <w:top w:w="70" w:type="dxa"/>
+              <w:left w:w="120" w:type="dxa"/>
+              <w:bottom w:w="70" w:type="dxa"/>
+              <w:right w:w="120" w:type="dxa"/>
             </w:tcMar>
           </w:tcPr>
           <w:p>
@@ -234,18 +261,18 @@
                 <w:sz w:val="20"/>
                 <w:szCs w:val="20"/>
               </w:rPr>
-              <w:t xml:space="preserve">Version</w:t>
+              <w:t>Version</w:t>
             </w:r>
           </w:p>
         </w:tc>
         <w:tc>
           <w:tcPr>
-            <w:tcW w:type="dxa" w:w="6660"/>
+            <w:tcW w:w="6660" w:type="dxa"/>
             <w:tcMar>
-              <w:top w:type="dxa" w:w="70"/>
-              <w:left w:type="dxa" w:w="120"/>
-              <w:bottom w:type="dxa" w:w="70"/>
-              <w:right w:type="dxa" w:w="120"/>
+              <w:top w:w="70" w:type="dxa"/>
+              <w:left w:w="120" w:type="dxa"/>
+              <w:bottom w:w="70" w:type="dxa"/>
+              <w:right w:w="120" w:type="dxa"/>
             </w:tcMar>
           </w:tcPr>
           <w:p>
@@ -254,21 +281,27 @@
                 <w:sz w:val="20"/>
                 <w:szCs w:val="20"/>
               </w:rPr>
-              <w:t xml:space="preserve">1.0</w:t>
+              <w:t>1.0</w:t>
             </w:r>
           </w:p>
         </w:tc>
       </w:tr>
       <w:tr>
+        <w:tblPrEx>
+          <w:tblCellMar>
+            <w:top w:w="0" w:type="dxa"/>
+            <w:bottom w:w="0" w:type="dxa"/>
+          </w:tblCellMar>
+        </w:tblPrEx>
         <w:tc>
           <w:tcPr>
-            <w:tcW w:type="dxa" w:w="2700"/>
-            <w:shd w:fill="D9E2F3" w:val="clear"/>
+            <w:tcW w:w="2700" w:type="dxa"/>
+            <w:shd w:val="clear" w:color="auto" w:fill="D9E2F3"/>
             <w:tcMar>
-              <w:top w:type="dxa" w:w="70"/>
-              <w:left w:type="dxa" w:w="120"/>
-              <w:bottom w:type="dxa" w:w="70"/>
-              <w:right w:type="dxa" w:w="120"/>
+              <w:top w:w="70" w:type="dxa"/>
+              <w:left w:w="120" w:type="dxa"/>
+              <w:bottom w:w="70" w:type="dxa"/>
+              <w:right w:w="120" w:type="dxa"/>
             </w:tcMar>
           </w:tcPr>
           <w:p>
@@ -279,18 +312,18 @@
                 <w:sz w:val="20"/>
                 <w:szCs w:val="20"/>
               </w:rPr>
-              <w:t xml:space="preserve">Status</w:t>
+              <w:t>Status</w:t>
             </w:r>
           </w:p>
         </w:tc>
         <w:tc>
           <w:tcPr>
-            <w:tcW w:type="dxa" w:w="6660"/>
+            <w:tcW w:w="6660" w:type="dxa"/>
             <w:tcMar>
-              <w:top w:type="dxa" w:w="70"/>
-              <w:left w:type="dxa" w:w="120"/>
-              <w:bottom w:type="dxa" w:w="70"/>
-              <w:right w:type="dxa" w:w="120"/>
+              <w:top w:w="70" w:type="dxa"/>
+              <w:left w:w="120" w:type="dxa"/>
+              <w:bottom w:w="70" w:type="dxa"/>
+              <w:right w:w="120" w:type="dxa"/>
             </w:tcMar>
           </w:tcPr>
           <w:p>
@@ -299,21 +332,27 @@
                 <w:sz w:val="20"/>
                 <w:szCs w:val="20"/>
               </w:rPr>
-              <w:t xml:space="preserve">Issued for review</w:t>
+              <w:t>Issued for review</w:t>
             </w:r>
           </w:p>
         </w:tc>
       </w:tr>
       <w:tr>
+        <w:tblPrEx>
+          <w:tblCellMar>
+            <w:top w:w="0" w:type="dxa"/>
+            <w:bottom w:w="0" w:type="dxa"/>
+          </w:tblCellMar>
+        </w:tblPrEx>
         <w:tc>
           <w:tcPr>
-            <w:tcW w:type="dxa" w:w="2700"/>
-            <w:shd w:fill="D9E2F3" w:val="clear"/>
+            <w:tcW w:w="2700" w:type="dxa"/>
+            <w:shd w:val="clear" w:color="auto" w:fill="D9E2F3"/>
             <w:tcMar>
-              <w:top w:type="dxa" w:w="70"/>
-              <w:left w:type="dxa" w:w="120"/>
-              <w:bottom w:type="dxa" w:w="70"/>
-              <w:right w:type="dxa" w:w="120"/>
+              <w:top w:w="70" w:type="dxa"/>
+              <w:left w:w="120" w:type="dxa"/>
+              <w:bottom w:w="70" w:type="dxa"/>
+              <w:right w:w="120" w:type="dxa"/>
             </w:tcMar>
           </w:tcPr>
           <w:p>
@@ -324,18 +363,18 @@
                 <w:sz w:val="20"/>
                 <w:szCs w:val="20"/>
               </w:rPr>
-              <w:t xml:space="preserve">Date</w:t>
+              <w:t>Owner / Author</w:t>
             </w:r>
           </w:p>
         </w:tc>
         <w:tc>
           <w:tcPr>
-            <w:tcW w:type="dxa" w:w="6660"/>
+            <w:tcW w:w="6660" w:type="dxa"/>
             <w:tcMar>
-              <w:top w:type="dxa" w:w="70"/>
-              <w:left w:type="dxa" w:w="120"/>
-              <w:bottom w:type="dxa" w:w="70"/>
-              <w:right w:type="dxa" w:w="120"/>
+              <w:top w:w="70" w:type="dxa"/>
+              <w:left w:w="120" w:type="dxa"/>
+              <w:bottom w:w="70" w:type="dxa"/>
+              <w:right w:w="120" w:type="dxa"/>
             </w:tcMar>
           </w:tcPr>
           <w:p>
@@ -344,21 +383,27 @@
                 <w:sz w:val="20"/>
                 <w:szCs w:val="20"/>
               </w:rPr>
-              <w:t xml:space="preserve">18 June 2026</w:t>
+              <w:t>Darshak Kakani</w:t>
             </w:r>
           </w:p>
         </w:tc>
       </w:tr>
       <w:tr>
+        <w:tblPrEx>
+          <w:tblCellMar>
+            <w:top w:w="0" w:type="dxa"/>
+            <w:bottom w:w="0" w:type="dxa"/>
+          </w:tblCellMar>
+        </w:tblPrEx>
         <w:tc>
           <w:tcPr>
-            <w:tcW w:type="dxa" w:w="2700"/>
-            <w:shd w:fill="D9E2F3" w:val="clear"/>
+            <w:tcW w:w="2700" w:type="dxa"/>
+            <w:shd w:val="clear" w:color="auto" w:fill="D9E2F3"/>
             <w:tcMar>
-              <w:top w:type="dxa" w:w="70"/>
-              <w:left w:type="dxa" w:w="120"/>
-              <w:bottom w:type="dxa" w:w="70"/>
-              <w:right w:type="dxa" w:w="120"/>
+              <w:top w:w="70" w:type="dxa"/>
+              <w:left w:w="120" w:type="dxa"/>
+              <w:bottom w:w="70" w:type="dxa"/>
+              <w:right w:w="120" w:type="dxa"/>
             </w:tcMar>
           </w:tcPr>
           <w:p>
@@ -369,18 +414,18 @@
                 <w:sz w:val="20"/>
                 <w:szCs w:val="20"/>
               </w:rPr>
-              <w:t xml:space="preserve">Owner / Author</w:t>
+              <w:t>Intended audience</w:t>
             </w:r>
           </w:p>
         </w:tc>
         <w:tc>
           <w:tcPr>
-            <w:tcW w:type="dxa" w:w="6660"/>
+            <w:tcW w:w="6660" w:type="dxa"/>
             <w:tcMar>
-              <w:top w:type="dxa" w:w="70"/>
-              <w:left w:type="dxa" w:w="120"/>
-              <w:bottom w:type="dxa" w:w="70"/>
-              <w:right w:type="dxa" w:w="120"/>
+              <w:top w:w="70" w:type="dxa"/>
+              <w:left w:w="120" w:type="dxa"/>
+              <w:bottom w:w="70" w:type="dxa"/>
+              <w:right w:w="120" w:type="dxa"/>
             </w:tcMar>
           </w:tcPr>
           <w:p>
@@ -389,21 +434,27 @@
                 <w:sz w:val="20"/>
                 <w:szCs w:val="20"/>
               </w:rPr>
-              <w:t xml:space="preserve">Darshak Kakani</w:t>
+              <w:t>Platform Engineering · Site Reliability · Applied AI</w:t>
             </w:r>
           </w:p>
         </w:tc>
       </w:tr>
       <w:tr>
+        <w:tblPrEx>
+          <w:tblCellMar>
+            <w:top w:w="0" w:type="dxa"/>
+            <w:bottom w:w="0" w:type="dxa"/>
+          </w:tblCellMar>
+        </w:tblPrEx>
         <w:tc>
           <w:tcPr>
-            <w:tcW w:type="dxa" w:w="2700"/>
-            <w:shd w:fill="D9E2F3" w:val="clear"/>
+            <w:tcW w:w="2700" w:type="dxa"/>
+            <w:shd w:val="clear" w:color="auto" w:fill="D9E2F3"/>
             <w:tcMar>
-              <w:top w:type="dxa" w:w="70"/>
-              <w:left w:type="dxa" w:w="120"/>
-              <w:bottom w:type="dxa" w:w="70"/>
-              <w:right w:type="dxa" w:w="120"/>
+              <w:top w:w="70" w:type="dxa"/>
+              <w:left w:w="120" w:type="dxa"/>
+              <w:bottom w:w="70" w:type="dxa"/>
+              <w:right w:w="120" w:type="dxa"/>
             </w:tcMar>
           </w:tcPr>
           <w:p>
@@ -414,18 +465,18 @@
                 <w:sz w:val="20"/>
                 <w:szCs w:val="20"/>
               </w:rPr>
-              <w:t xml:space="preserve">Intended audience</w:t>
+              <w:t>Classification</w:t>
             </w:r>
           </w:p>
         </w:tc>
         <w:tc>
           <w:tcPr>
-            <w:tcW w:type="dxa" w:w="6660"/>
+            <w:tcW w:w="6660" w:type="dxa"/>
             <w:tcMar>
-              <w:top w:type="dxa" w:w="70"/>
-              <w:left w:type="dxa" w:w="120"/>
-              <w:bottom w:type="dxa" w:w="70"/>
-              <w:right w:type="dxa" w:w="120"/>
+              <w:top w:w="70" w:type="dxa"/>
+              <w:left w:w="120" w:type="dxa"/>
+              <w:bottom w:w="70" w:type="dxa"/>
+              <w:right w:w="120" w:type="dxa"/>
             </w:tcMar>
           </w:tcPr>
           <w:p>
@@ -434,269 +485,7 @@
                 <w:sz w:val="20"/>
                 <w:szCs w:val="20"/>
               </w:rPr>
-              <w:t xml:space="preserve">Platform Engineering · Site Reliability · Applied AI</w:t>
-            </w:r>
-          </w:p>
-        </w:tc>
-      </w:tr>
-      <w:tr>
-        <w:tc>
-          <w:tcPr>
-            <w:tcW w:type="dxa" w:w="2700"/>
-            <w:shd w:fill="D9E2F3" w:val="clear"/>
-            <w:tcMar>
-              <w:top w:type="dxa" w:w="70"/>
-              <w:left w:type="dxa" w:w="120"/>
-              <w:bottom w:type="dxa" w:w="70"/>
-              <w:right w:type="dxa" w:w="120"/>
-            </w:tcMar>
-          </w:tcPr>
-          <w:p>
-            <w:r>
-              <w:rPr>
-                <w:b/>
-                <w:bCs/>
-                <w:sz w:val="20"/>
-                <w:szCs w:val="20"/>
-              </w:rPr>
-              <w:t xml:space="preserve">Classification</w:t>
-            </w:r>
-          </w:p>
-        </w:tc>
-        <w:tc>
-          <w:tcPr>
-            <w:tcW w:type="dxa" w:w="6660"/>
-            <w:tcMar>
-              <w:top w:type="dxa" w:w="70"/>
-              <w:left w:type="dxa" w:w="120"/>
-              <w:bottom w:type="dxa" w:w="70"/>
-              <w:right w:type="dxa" w:w="120"/>
-            </w:tcMar>
-          </w:tcPr>
-          <w:p>
-            <w:r>
-              <w:rPr>
-                <w:sz w:val="20"/>
-                <w:szCs w:val="20"/>
-              </w:rPr>
-              <w:t xml:space="preserve">Confidential</w:t>
-            </w:r>
-          </w:p>
-        </w:tc>
-      </w:tr>
-    </w:tbl>
-    <w:p>
-      <w:pPr>
-        <w:spacing w:after="100" w:before="280"/>
-      </w:pPr>
-      <w:r>
-        <w:rPr>
-          <w:b/>
-          <w:bCs/>
-          <w:color w:val="1F3864"/>
-          <w:sz w:val="20"/>
-          <w:szCs w:val="20"/>
-        </w:rPr>
-        <w:t xml:space="preserve">Revision history</w:t>
-      </w:r>
-    </w:p>
-    <w:tbl>
-      <w:tblPr>
-        <w:tblW w:type="dxa" w:w="9360"/>
-        <w:tblBorders>
-          <w:top w:val="single" w:color="BFBFBF" w:sz="1"/>
-          <w:left w:val="single" w:color="BFBFBF" w:sz="1"/>
-          <w:bottom w:val="single" w:color="BFBFBF" w:sz="1"/>
-          <w:right w:val="single" w:color="BFBFBF" w:sz="1"/>
-          <w:insideH w:val="single" w:color="BFBFBF" w:sz="1"/>
-          <w:insideV w:val="single" w:color="BFBFBF" w:sz="1"/>
-        </w:tblBorders>
-      </w:tblPr>
-      <w:tblGrid>
-        <w:gridCol w:w="1100"/>
-        <w:gridCol w:w="1700"/>
-        <w:gridCol w:w="2400"/>
-        <w:gridCol w:w="4160"/>
-      </w:tblGrid>
-      <w:tr>
-        <w:trPr>
-          <w:tblHeader/>
-        </w:trPr>
-        <w:tc>
-          <w:tcPr>
-            <w:tcW w:type="dxa" w:w="1100"/>
-            <w:shd w:fill="1F3864" w:val="clear"/>
-            <w:tcMar>
-              <w:top w:type="dxa" w:w="50"/>
-              <w:left w:type="dxa" w:w="110"/>
-              <w:bottom w:type="dxa" w:w="50"/>
-              <w:right w:type="dxa" w:w="110"/>
-            </w:tcMar>
-          </w:tcPr>
-          <w:p>
-            <w:r>
-              <w:rPr>
-                <w:b/>
-                <w:bCs/>
-                <w:color w:val="FFFFFF"/>
-                <w:sz w:val="18"/>
-                <w:szCs w:val="18"/>
-              </w:rPr>
-              <w:t xml:space="preserve">Version</w:t>
-            </w:r>
-          </w:p>
-        </w:tc>
-        <w:tc>
-          <w:tcPr>
-            <w:tcW w:type="dxa" w:w="1700"/>
-            <w:shd w:fill="1F3864" w:val="clear"/>
-            <w:tcMar>
-              <w:top w:type="dxa" w:w="50"/>
-              <w:left w:type="dxa" w:w="110"/>
-              <w:bottom w:type="dxa" w:w="50"/>
-              <w:right w:type="dxa" w:w="110"/>
-            </w:tcMar>
-          </w:tcPr>
-          <w:p>
-            <w:r>
-              <w:rPr>
-                <w:b/>
-                <w:bCs/>
-                <w:color w:val="FFFFFF"/>
-                <w:sz w:val="18"/>
-                <w:szCs w:val="18"/>
-              </w:rPr>
-              <w:t xml:space="preserve">Date</w:t>
-            </w:r>
-          </w:p>
-        </w:tc>
-        <w:tc>
-          <w:tcPr>
-            <w:tcW w:type="dxa" w:w="2400"/>
-            <w:shd w:fill="1F3864" w:val="clear"/>
-            <w:tcMar>
-              <w:top w:type="dxa" w:w="50"/>
-              <w:left w:type="dxa" w:w="110"/>
-              <w:bottom w:type="dxa" w:w="50"/>
-              <w:right w:type="dxa" w:w="110"/>
-            </w:tcMar>
-          </w:tcPr>
-          <w:p>
-            <w:r>
-              <w:rPr>
-                <w:b/>
-                <w:bCs/>
-                <w:color w:val="FFFFFF"/>
-                <w:sz w:val="18"/>
-                <w:szCs w:val="18"/>
-              </w:rPr>
-              <w:t xml:space="preserve">Author</w:t>
-            </w:r>
-          </w:p>
-        </w:tc>
-        <w:tc>
-          <w:tcPr>
-            <w:tcW w:type="dxa" w:w="4160"/>
-            <w:shd w:fill="1F3864" w:val="clear"/>
-            <w:tcMar>
-              <w:top w:type="dxa" w:w="50"/>
-              <w:left w:type="dxa" w:w="110"/>
-              <w:bottom w:type="dxa" w:w="50"/>
-              <w:right w:type="dxa" w:w="110"/>
-            </w:tcMar>
-          </w:tcPr>
-          <w:p>
-            <w:r>
-              <w:rPr>
-                <w:b/>
-                <w:bCs/>
-                <w:color w:val="FFFFFF"/>
-                <w:sz w:val="18"/>
-                <w:szCs w:val="18"/>
-              </w:rPr>
-              <w:t xml:space="preserve">Summary</w:t>
-            </w:r>
-          </w:p>
-        </w:tc>
-      </w:tr>
-      <w:tr>
-        <w:tc>
-          <w:tcPr>
-            <w:tcW w:type="dxa" w:w="1100"/>
-            <w:tcMar>
-              <w:top w:type="dxa" w:w="50"/>
-              <w:left w:type="dxa" w:w="110"/>
-              <w:bottom w:type="dxa" w:w="50"/>
-              <w:right w:type="dxa" w:w="110"/>
-            </w:tcMar>
-          </w:tcPr>
-          <w:p>
-            <w:r>
-              <w:rPr>
-                <w:sz w:val="18"/>
-                <w:szCs w:val="18"/>
-              </w:rPr>
-              <w:t xml:space="preserve">1.0</w:t>
-            </w:r>
-          </w:p>
-        </w:tc>
-        <w:tc>
-          <w:tcPr>
-            <w:tcW w:type="dxa" w:w="1700"/>
-            <w:tcMar>
-              <w:top w:type="dxa" w:w="50"/>
-              <w:left w:type="dxa" w:w="110"/>
-              <w:bottom w:type="dxa" w:w="50"/>
-              <w:right w:type="dxa" w:w="110"/>
-            </w:tcMar>
-          </w:tcPr>
-          <w:p>
-            <w:r>
-              <w:rPr>
-                <w:sz w:val="18"/>
-                <w:szCs w:val="18"/>
-              </w:rPr>
-              <w:t xml:space="preserve">18 June 2026</w:t>
-            </w:r>
-          </w:p>
-        </w:tc>
-        <w:tc>
-          <w:tcPr>
-            <w:tcW w:type="dxa" w:w="2400"/>
-            <w:tcMar>
-              <w:top w:type="dxa" w:w="50"/>
-              <w:left w:type="dxa" w:w="110"/>
-              <w:bottom w:type="dxa" w:w="50"/>
-              <w:right w:type="dxa" w:w="110"/>
-            </w:tcMar>
-          </w:tcPr>
-          <w:p>
-            <w:r>
-              <w:rPr>
-                <w:sz w:val="18"/>
-                <w:szCs w:val="18"/>
-              </w:rPr>
-              <w:t xml:space="preserve">Darshak Kakani</w:t>
-            </w:r>
-          </w:p>
-        </w:tc>
-        <w:tc>
-          <w:tcPr>
-            <w:tcW w:type="dxa" w:w="4160"/>
-            <w:tcMar>
-              <w:top w:type="dxa" w:w="50"/>
-              <w:left w:type="dxa" w:w="110"/>
-              <w:bottom w:type="dxa" w:w="50"/>
-              <w:right w:type="dxa" w:w="110"/>
-            </w:tcMar>
-          </w:tcPr>
-          <w:p>
-            <w:r>
-              <w:rPr>
-                <w:sz w:val="18"/>
-                <w:szCs w:val="18"/>
-              </w:rPr>
-              <w:t xml:space="preserve">Initial design, prototype and validation against both incident scenarios.</w:t>
+              <w:t>Confidential</w:t>
             </w:r>
           </w:p>
         </w:tc>
@@ -714,7 +503,7 @@
           <w:sz w:val="18"/>
           <w:szCs w:val="18"/>
         </w:rPr>
-        <w:t xml:space="preserve">Confidential. For internal review only.</w:t>
+        <w:t>Confidential. For internal review only.</w:t>
       </w:r>
     </w:p>
     <w:p>
@@ -734,20 +523,289 @@
           <w:sz w:val="28"/>
           <w:szCs w:val="28"/>
         </w:rPr>
-        <w:t xml:space="preserve">Table of Contents</w:t>
+        <w:lastRenderedPageBreak/>
+        <w:t>Table of Contents</w:t>
       </w:r>
     </w:p>
     <w:sdt>
       <w:sdtPr>
         <w:alias w:val="Table of Contents"/>
+        <w:id w:val="1449580125"/>
       </w:sdtPr>
       <w:sdtContent>
         <w:p>
+          <w:pPr>
+            <w:pStyle w:val="TOC1"/>
+            <w:tabs>
+              <w:tab w:val="right" w:leader="dot" w:pos="9350"/>
+            </w:tabs>
+            <w:rPr>
+              <w:noProof/>
+            </w:rPr>
+          </w:pPr>
           <w:r>
-            <w:fldChar w:fldCharType="begin" w:dirty="true"/>
-            <w:instrText xml:space="preserve">TOC \h \o "1-3"</w:instrText>
+            <w:fldChar w:fldCharType="begin"/>
+          </w:r>
+          <w:r>
+            <w:instrText>TOC \h \o "1-3"</w:instrText>
+          </w:r>
+          <w:r>
             <w:fldChar w:fldCharType="separate"/>
           </w:r>
+          <w:hyperlink w:anchor="_Toc232841272" w:history="1">
+            <w:r>
+              <w:rPr>
+                <w:rStyle w:val="Hyperlink"/>
+                <w:noProof/>
+              </w:rPr>
+              <w:t>1. Purpose &amp; Organising Idea</w:t>
+            </w:r>
+            <w:r>
+              <w:rPr>
+                <w:noProof/>
+              </w:rPr>
+              <w:tab/>
+              <w:t>3</w:t>
+            </w:r>
+          </w:hyperlink>
+        </w:p>
+        <w:p>
+          <w:pPr>
+            <w:pStyle w:val="TOC1"/>
+            <w:tabs>
+              <w:tab w:val="right" w:leader="dot" w:pos="9350"/>
+            </w:tabs>
+            <w:rPr>
+              <w:noProof/>
+            </w:rPr>
+          </w:pPr>
+          <w:hyperlink w:anchor="_Toc232841273" w:history="1">
+            <w:r>
+              <w:rPr>
+                <w:rStyle w:val="Hyperlink"/>
+                <w:noProof/>
+              </w:rPr>
+              <w:t>2. System Overview</w:t>
+            </w:r>
+            <w:r>
+              <w:rPr>
+                <w:noProof/>
+              </w:rPr>
+              <w:tab/>
+              <w:t>3</w:t>
+            </w:r>
+          </w:hyperlink>
+        </w:p>
+        <w:p>
+          <w:pPr>
+            <w:pStyle w:val="TOC1"/>
+            <w:tabs>
+              <w:tab w:val="right" w:leader="dot" w:pos="9350"/>
+            </w:tabs>
+            <w:rPr>
+              <w:noProof/>
+            </w:rPr>
+          </w:pPr>
+          <w:hyperlink w:anchor="_Toc232841274" w:history="1">
+            <w:r>
+              <w:rPr>
+                <w:rStyle w:val="Hyperlink"/>
+                <w:noProof/>
+              </w:rPr>
+              <w:t>3. The Deterministic ↔ LLM Boundary</w:t>
+            </w:r>
+            <w:r>
+              <w:rPr>
+                <w:noProof/>
+              </w:rPr>
+              <w:tab/>
+              <w:t>5</w:t>
+            </w:r>
+          </w:hyperlink>
+        </w:p>
+        <w:p>
+          <w:pPr>
+            <w:pStyle w:val="TOC1"/>
+            <w:tabs>
+              <w:tab w:val="right" w:leader="dot" w:pos="9350"/>
+            </w:tabs>
+            <w:rPr>
+              <w:noProof/>
+            </w:rPr>
+          </w:pPr>
+          <w:hyperlink w:anchor="_Toc232841275" w:history="1">
+            <w:r>
+              <w:rPr>
+                <w:rStyle w:val="Hyperlink"/>
+                <w:noProof/>
+              </w:rPr>
+              <w:t>4. Agent Retrieval Loop</w:t>
+            </w:r>
+            <w:r>
+              <w:rPr>
+                <w:noProof/>
+              </w:rPr>
+              <w:tab/>
+              <w:t>6</w:t>
+            </w:r>
+          </w:hyperlink>
+        </w:p>
+        <w:p>
+          <w:pPr>
+            <w:pStyle w:val="TOC1"/>
+            <w:tabs>
+              <w:tab w:val="right" w:leader="dot" w:pos="9350"/>
+            </w:tabs>
+            <w:rPr>
+              <w:noProof/>
+            </w:rPr>
+          </w:pPr>
+          <w:hyperlink w:anchor="_Toc232841276" w:history="1">
+            <w:r>
+              <w:rPr>
+                <w:rStyle w:val="Hyperlink"/>
+                <w:noProof/>
+              </w:rPr>
+              <w:t>5. Scenario 1 — Chronological Trigger Extraction</w:t>
+            </w:r>
+            <w:r>
+              <w:rPr>
+                <w:noProof/>
+              </w:rPr>
+              <w:tab/>
+            </w:r>
+            <w:r>
+              <w:rPr>
+                <w:noProof/>
+              </w:rPr>
+              <w:t>7</w:t>
+            </w:r>
+          </w:hyperlink>
+        </w:p>
+        <w:p>
+          <w:pPr>
+            <w:pStyle w:val="TOC1"/>
+            <w:tabs>
+              <w:tab w:val="right" w:leader="dot" w:pos="9350"/>
+            </w:tabs>
+            <w:rPr>
+              <w:noProof/>
+            </w:rPr>
+          </w:pPr>
+          <w:hyperlink w:anchor="_Toc232841277" w:history="1">
+            <w:r>
+              <w:rPr>
+                <w:rStyle w:val="Hyperlink"/>
+                <w:noProof/>
+              </w:rPr>
+              <w:t>6. Scenario 2 — High-Volume Noise Demultiplexing</w:t>
+            </w:r>
+            <w:r>
+              <w:rPr>
+                <w:noProof/>
+              </w:rPr>
+              <w:tab/>
+              <w:t>8</w:t>
+            </w:r>
+          </w:hyperlink>
+        </w:p>
+        <w:p>
+          <w:pPr>
+            <w:pStyle w:val="TOC1"/>
+            <w:tabs>
+              <w:tab w:val="right" w:leader="dot" w:pos="9350"/>
+            </w:tabs>
+            <w:rPr>
+              <w:noProof/>
+            </w:rPr>
+          </w:pPr>
+          <w:hyperlink w:anchor="_Toc232841278" w:history="1">
+            <w:r>
+              <w:rPr>
+                <w:rStyle w:val="Hyperlink"/>
+                <w:noProof/>
+              </w:rPr>
+              <w:t>7. Data Lineage &amp; Anti-Hallucination</w:t>
+            </w:r>
+            <w:r>
+              <w:rPr>
+                <w:noProof/>
+              </w:rPr>
+              <w:tab/>
+            </w:r>
+            <w:r>
+              <w:rPr>
+                <w:noProof/>
+              </w:rPr>
+              <w:t>9</w:t>
+            </w:r>
+          </w:hyperlink>
+        </w:p>
+        <w:p>
+          <w:pPr>
+            <w:pStyle w:val="TOC1"/>
+            <w:tabs>
+              <w:tab w:val="right" w:leader="dot" w:pos="9350"/>
+            </w:tabs>
+            <w:rPr>
+              <w:noProof/>
+            </w:rPr>
+          </w:pPr>
+          <w:hyperlink w:anchor="_Toc232841279" w:history="1">
+            <w:r>
+              <w:rPr>
+                <w:rStyle w:val="Hyperlink"/>
+                <w:noProof/>
+              </w:rPr>
+              <w:t>8. Deployment View (Prototype → Production)</w:t>
+            </w:r>
+            <w:r>
+              <w:rPr>
+                <w:noProof/>
+              </w:rPr>
+              <w:tab/>
+              <w:t>1</w:t>
+            </w:r>
+            <w:r>
+              <w:rPr>
+                <w:noProof/>
+              </w:rPr>
+              <w:t>0</w:t>
+            </w:r>
+          </w:hyperlink>
+        </w:p>
+        <w:p>
+          <w:pPr>
+            <w:pStyle w:val="TOC1"/>
+            <w:tabs>
+              <w:tab w:val="right" w:leader="dot" w:pos="9350"/>
+            </w:tabs>
+            <w:rPr>
+              <w:noProof/>
+            </w:rPr>
+          </w:pPr>
+          <w:hyperlink w:anchor="_Toc232841280" w:history="1">
+            <w:r>
+              <w:rPr>
+                <w:rStyle w:val="Hyperlink"/>
+                <w:noProof/>
+              </w:rPr>
+              <w:t>9. Component Responsibilities (Quick Reference)</w:t>
+            </w:r>
+            <w:r>
+              <w:rPr>
+                <w:noProof/>
+              </w:rPr>
+              <w:tab/>
+              <w:t>1</w:t>
+            </w:r>
+            <w:r>
+              <w:rPr>
+                <w:noProof/>
+              </w:rPr>
+              <w:t>1</w:t>
+            </w:r>
+          </w:hyperlink>
         </w:p>
         <w:p>
           <w:r>
@@ -765,13 +823,16 @@
       <w:pPr>
         <w:pStyle w:val="Heading1"/>
       </w:pPr>
-      <w:r>
-        <w:t xml:space="preserve">1. Purpose &amp; Organising Idea</w:t>
-      </w:r>
-    </w:p>
-    <w:p>
-      <w:pPr>
-        <w:spacing w:after="140" w:line="276"/>
+      <w:bookmarkStart w:id="0" w:name="_Toc232841272"/>
+      <w:r>
+        <w:lastRenderedPageBreak/>
+        <w:t>1. Purpose &amp; Organising Idea</w:t>
+      </w:r>
+      <w:bookmarkEnd w:id="0"/>
+    </w:p>
+    <w:p>
+      <w:pPr>
+        <w:spacing w:after="140" w:line="276" w:lineRule="auto"/>
       </w:pPr>
       <w:r>
         <w:t xml:space="preserve">This blueprint shows how the components fit together; the companion </w:t>
@@ -781,7 +842,7 @@
           <w:b/>
           <w:bCs/>
         </w:rPr>
-        <w:t xml:space="preserve">Technical Design Document</w:t>
+        <w:t>Technical Design Document</w:t>
       </w:r>
       <w:r>
         <w:t xml:space="preserve"> explains why. The single organising idea:</w:t>
@@ -789,7 +850,7 @@
     </w:p>
     <w:p>
       <w:pPr>
-        <w:spacing w:after="140" w:line="276"/>
+        <w:spacing w:after="140" w:line="276" w:lineRule="auto"/>
         <w:jc w:val="center"/>
       </w:pPr>
       <w:r>
@@ -797,35 +858,49 @@
           <w:b/>
           <w:bCs/>
         </w:rPr>
-        <w:t xml:space="preserve">A deterministic reduction stage collapses the haystack before any AI touches it; the AI then plans retrieval and narrates verified evidence.</w:t>
+        <w:t>A deterministic reduction stage collapses the haystack before any AI touches it; the AI then plans retrieval and narrates verified evidence.</w:t>
       </w:r>
     </w:p>
     <w:p>
       <w:pPr>
         <w:pStyle w:val="Heading1"/>
       </w:pPr>
-      <w:r>
-        <w:t xml:space="preserve">2. System Overview</w:t>
-      </w:r>
-    </w:p>
-    <w:p>
-      <w:pPr>
-        <w:spacing w:after="140" w:line="276"/>
-      </w:pPr>
-      <w:r>
-        <w:t xml:space="preserve">Raw multi-tenant streams flow through a deterministic ingestion plane into a three-plane store; a LangGraph agent queries that store and synthesises a cited answer. No raw log line ever reaches the LLM.</w:t>
-      </w:r>
-    </w:p>
-    <w:p>
-      <w:pPr>
-        <w:spacing w:after="40" w:before="80"/>
+      <w:bookmarkStart w:id="1" w:name="_Toc232841273"/>
+      <w:r>
+        <w:t>2. System Overview</w:t>
+      </w:r>
+      <w:bookmarkEnd w:id="1"/>
+    </w:p>
+    <w:p>
+      <w:pPr>
+        <w:spacing w:after="140" w:line="276" w:lineRule="auto"/>
+      </w:pPr>
+      <w:r>
+        <w:t xml:space="preserve">Raw multi-tenant streams flow through a deterministic ingestion plane into a three-plane store; a </w:t>
+      </w:r>
+      <w:proofErr w:type="spellStart"/>
+      <w:r>
+        <w:t>LangGraph</w:t>
+      </w:r>
+      <w:proofErr w:type="spellEnd"/>
+      <w:r>
+        <w:t xml:space="preserve"> agent queries that store and synthesises a cited answer. No raw log line ever reaches the LLM.</w:t>
+      </w:r>
+    </w:p>
+    <w:p>
+      <w:pPr>
+        <w:spacing w:before="80" w:after="40"/>
         <w:jc w:val="center"/>
       </w:pPr>
       <w:r>
+        <w:rPr>
+          <w:noProof/>
+        </w:rPr>
+        <w:lastRenderedPageBreak/>
         <w:drawing>
-          <wp:inline distT="0" distB="0" distL="0" distR="0">
-            <wp:extent cx="4905375" cy="6953250"/>
-            <wp:effectExtent t="0" r="0" b="0" l="0"/>
+          <wp:inline distT="0" distB="0" distL="0" distR="0" wp14:anchorId="1A59653B" wp14:editId="412C2CDE">
+            <wp:extent cx="5682171" cy="8054340"/>
+            <wp:effectExtent l="0" t="0" r="0" b="3810"/>
             <wp:docPr id="1" name="Figure 1 — End-to-end system overview: deterministic plane → storage &amp; indexing → agentic plane." descr="Figure 1 — End-to-end system overview: deterministic plane → storage &amp; indexing → agentic plane." title="Figure 1 — End-to-end system overview: deterministic plane → storage &amp; indexing → agentic plane."/>
             <wp:cNvGraphicFramePr>
               <a:graphicFrameLocks xmlns:a="http://schemas.openxmlformats.org/drawingml/2006/main" noChangeAspect="1"/>
@@ -834,13 +909,13 @@
               <a:graphicData uri="http://schemas.openxmlformats.org/drawingml/2006/picture">
                 <pic:pic xmlns:pic="http://schemas.openxmlformats.org/drawingml/2006/picture">
                   <pic:nvPicPr>
-                    <pic:cNvPr id="0" name="" descr=""/>
+                    <pic:cNvPr id="0" name=""/>
                     <pic:cNvPicPr>
                       <a:picLocks noChangeAspect="1" noChangeArrowheads="1"/>
                     </pic:cNvPicPr>
                   </pic:nvPicPr>
                   <pic:blipFill>
-                    <a:blip r:embed="rId9" cstate="none"/>
+                    <a:blip r:embed="rId7"/>
                     <a:srcRect/>
                     <a:stretch>
                       <a:fillRect/>
@@ -849,7 +924,7 @@
                   <pic:spPr bwMode="auto">
                     <a:xfrm>
                       <a:off x="0" y="0"/>
-                      <a:ext cx="4905375" cy="6953250"/>
+                      <a:ext cx="5703830" cy="8085041"/>
                     </a:xfrm>
                     <a:prstGeom prst="rect">
                       <a:avLst/>
@@ -875,41 +950,42 @@
           <w:sz w:val="18"/>
           <w:szCs w:val="18"/>
         </w:rPr>
-        <w:t xml:space="preserve">Figure 1 — End-to-end system overview: deterministic plane → storage &amp; indexing → agentic plane.</w:t>
-      </w:r>
-    </w:p>
-    <w:p>
-      <w:r>
-        <w:br w:type="page"/>
+        <w:t>Figure 1 — End-to-end system overview: deterministic plane → storage &amp; indexing → agentic plane.</w:t>
       </w:r>
     </w:p>
     <w:p>
       <w:pPr>
         <w:pStyle w:val="Heading1"/>
       </w:pPr>
-      <w:r>
-        <w:t xml:space="preserve">3. The Deterministic ↔ LLM Boundary</w:t>
-      </w:r>
-    </w:p>
-    <w:p>
-      <w:pPr>
-        <w:spacing w:after="140" w:line="276"/>
-      </w:pPr>
-      <w:r>
-        <w:t xml:space="preserve">The core design decision. Anything exact (parse, filter, count, sort, classify by time) is code; only query interpretation and narration are the model’s — and narration is verified against retrieved evidence before it is trusted.</w:t>
-      </w:r>
-    </w:p>
-    <w:p>
-      <w:pPr>
-        <w:spacing w:after="40" w:before="80"/>
+      <w:bookmarkStart w:id="2" w:name="_Toc232841274"/>
+      <w:r>
+        <w:lastRenderedPageBreak/>
+        <w:t>3. The Deterministic ↔ LLM Boundary</w:t>
+      </w:r>
+      <w:bookmarkEnd w:id="2"/>
+    </w:p>
+    <w:p>
+      <w:pPr>
+        <w:spacing w:after="140" w:line="276" w:lineRule="auto"/>
+      </w:pPr>
+      <w:r>
+        <w:t>The core design decision. Anything exact (parse, filter, count, sort, classify by time) is code; only query interpretation and narration are the model’s — and narration is verified against retrieved evidence before it is trusted.</w:t>
+      </w:r>
+    </w:p>
+    <w:p>
+      <w:pPr>
+        <w:spacing w:before="80" w:after="40"/>
         <w:jc w:val="center"/>
       </w:pPr>
       <w:r>
+        <w:rPr>
+          <w:noProof/>
+        </w:rPr>
         <w:drawing>
-          <wp:inline distT="0" distB="0" distL="0" distR="0">
-            <wp:extent cx="5819775" cy="6953250"/>
-            <wp:effectExtent t="0" r="0" b="0" l="0"/>
-            <wp:docPr id="1" name="Figure 2 — Division of labour: deterministic operations feed a bounded, cited evidence set to the LLM; failed citation checks fall back to a deterministic narrative." descr="Figure 2 — Division of labour: deterministic operations feed a bounded, cited evidence set to the LLM; failed citation checks fall back to a deterministic narrative." title="Figure 2 — Division of labour: deterministic operations feed a bounded, cited evidence set to the LLM; failed citation checks fall back to a deterministic narrative."/>
+          <wp:inline distT="0" distB="0" distL="0" distR="0" wp14:anchorId="313A148E" wp14:editId="77936C35">
+            <wp:extent cx="5666573" cy="6770210"/>
+            <wp:effectExtent l="0" t="0" r="0" b="0"/>
+            <wp:docPr id="1415248818" name="Figure 2 — Division of labour: deterministic operations feed a bounded, cited evidence set to the LLM; failed citation checks fall back to a deterministic narrative." descr="Figure 2 — Division of labour: deterministic operations feed a bounded, cited evidence set to the LLM; failed citation checks fall back to a deterministic narrative." title="Figure 2 — Division of labour: deterministic operations feed a bounded, cited evidence set to the LLM; failed citation checks fall back to a deterministic narrative."/>
             <wp:cNvGraphicFramePr>
               <a:graphicFrameLocks xmlns:a="http://schemas.openxmlformats.org/drawingml/2006/main" noChangeAspect="1"/>
             </wp:cNvGraphicFramePr>
@@ -917,13 +993,13 @@
               <a:graphicData uri="http://schemas.openxmlformats.org/drawingml/2006/picture">
                 <pic:pic xmlns:pic="http://schemas.openxmlformats.org/drawingml/2006/picture">
                   <pic:nvPicPr>
-                    <pic:cNvPr id="0" name="" descr=""/>
+                    <pic:cNvPr id="0" name=""/>
                     <pic:cNvPicPr>
                       <a:picLocks noChangeAspect="1" noChangeArrowheads="1"/>
                     </pic:cNvPicPr>
                   </pic:nvPicPr>
                   <pic:blipFill>
-                    <a:blip r:embed="rId10" cstate="none"/>
+                    <a:blip r:embed="rId8"/>
                     <a:srcRect/>
                     <a:stretch>
                       <a:fillRect/>
@@ -932,7 +1008,7 @@
                   <pic:spPr bwMode="auto">
                     <a:xfrm>
                       <a:off x="0" y="0"/>
-                      <a:ext cx="5819775" cy="6953250"/>
+                      <a:ext cx="5671393" cy="6775969"/>
                     </a:xfrm>
                     <a:prstGeom prst="rect">
                       <a:avLst/>
@@ -958,20 +1034,23 @@
           <w:sz w:val="18"/>
           <w:szCs w:val="18"/>
         </w:rPr>
-        <w:t xml:space="preserve">Figure 2 — Division of labour: deterministic operations feed a bounded, cited evidence set to the LLM; failed citation checks fall back to a deterministic narrative.</w:t>
+        <w:t>Figure 2 — Division of labour: deterministic operations feed a bounded, cited evidence set to the LLM; failed citation checks fall back to a deterministic narrative.</w:t>
       </w:r>
     </w:p>
     <w:p>
       <w:pPr>
         <w:pStyle w:val="Heading1"/>
       </w:pPr>
-      <w:r>
-        <w:t xml:space="preserve">4. Agent Retrieval Loop</w:t>
-      </w:r>
-    </w:p>
-    <w:p>
-      <w:pPr>
-        <w:spacing w:after="140" w:line="276"/>
+      <w:bookmarkStart w:id="3" w:name="_Toc232841275"/>
+      <w:r>
+        <w:lastRenderedPageBreak/>
+        <w:t>4. Agent Retrieval Loop</w:t>
+      </w:r>
+      <w:bookmarkEnd w:id="3"/>
+    </w:p>
+    <w:p>
+      <w:pPr>
+        <w:spacing w:after="140" w:line="276" w:lineRule="auto"/>
       </w:pPr>
       <w:r>
         <w:t xml:space="preserve">The agent is a four-state machine. </w:t>
@@ -981,7 +1060,7 @@
           <w:b/>
           <w:bCs/>
         </w:rPr>
-        <w:t xml:space="preserve">plan</w:t>
+        <w:t>plan</w:t>
       </w:r>
       <w:r>
         <w:t xml:space="preserve"> extracts retrieval parameters (rejecting invented tenants); </w:t>
@@ -991,7 +1070,7 @@
           <w:b/>
           <w:bCs/>
         </w:rPr>
-        <w:t xml:space="preserve">retrieve</w:t>
+        <w:t>retrieve</w:t>
       </w:r>
       <w:r>
         <w:t xml:space="preserve"> runs deterministic tools and is symptom-anchored to defeat the “16:10” trap; </w:t>
@@ -1001,7 +1080,7 @@
           <w:b/>
           <w:bCs/>
         </w:rPr>
-        <w:t xml:space="preserve">reflect</w:t>
+        <w:t>reflect</w:t>
       </w:r>
       <w:r>
         <w:t xml:space="preserve"> widens scope once if nothing surfaced; </w:t>
@@ -1011,7 +1090,7 @@
           <w:b/>
           <w:bCs/>
         </w:rPr>
-        <w:t xml:space="preserve">synthesize</w:t>
+        <w:t>synthesize</w:t>
       </w:r>
       <w:r>
         <w:t xml:space="preserve"> produces an evidence-grounded, citation-verified narrative.</w:t>
@@ -1019,15 +1098,18 @@
     </w:p>
     <w:p>
       <w:pPr>
-        <w:spacing w:after="40" w:before="80"/>
+        <w:spacing w:before="80" w:after="40"/>
         <w:jc w:val="center"/>
       </w:pPr>
       <w:r>
+        <w:rPr>
+          <w:noProof/>
+        </w:rPr>
         <w:drawing>
-          <wp:inline distT="0" distB="0" distL="0" distR="0">
+          <wp:inline distT="0" distB="0" distL="0" distR="0" wp14:anchorId="7B455293" wp14:editId="2D7DDBA6">
             <wp:extent cx="6038850" cy="6848475"/>
-            <wp:effectExtent t="0" r="0" b="0" l="0"/>
-            <wp:docPr id="1" name="Figure 3 — LangGraph state machine: plan → retrieve → reflect → synthesize." descr="Figure 3 — LangGraph state machine: plan → retrieve → reflect → synthesize." title="Figure 3 — LangGraph state machine: plan → retrieve → reflect → synthesize."/>
+            <wp:effectExtent l="0" t="0" r="0" b="0"/>
+            <wp:docPr id="1655339668" name="Figure 3 — LangGraph state machine: plan → retrieve → reflect → synthesize." descr="Figure 3 — LangGraph state machine: plan → retrieve → reflect → synthesize." title="Figure 3 — LangGraph state machine: plan → retrieve → reflect → synthesize."/>
             <wp:cNvGraphicFramePr>
               <a:graphicFrameLocks xmlns:a="http://schemas.openxmlformats.org/drawingml/2006/main" noChangeAspect="1"/>
             </wp:cNvGraphicFramePr>
@@ -1035,13 +1117,13 @@
               <a:graphicData uri="http://schemas.openxmlformats.org/drawingml/2006/picture">
                 <pic:pic xmlns:pic="http://schemas.openxmlformats.org/drawingml/2006/picture">
                   <pic:nvPicPr>
-                    <pic:cNvPr id="0" name="" descr=""/>
+                    <pic:cNvPr id="0" name=""/>
                     <pic:cNvPicPr>
                       <a:picLocks noChangeAspect="1" noChangeArrowheads="1"/>
                     </pic:cNvPicPr>
                   </pic:nvPicPr>
                   <pic:blipFill>
-                    <a:blip r:embed="rId11" cstate="none"/>
+                    <a:blip r:embed="rId9"/>
                     <a:srcRect/>
                     <a:stretch>
                       <a:fillRect/>
@@ -1076,41 +1158,64 @@
           <w:sz w:val="18"/>
           <w:szCs w:val="18"/>
         </w:rPr>
-        <w:t xml:space="preserve">Figure 3 — LangGraph state machine: plan → retrieve → reflect → synthesize.</w:t>
-      </w:r>
-    </w:p>
-    <w:p>
-      <w:r>
-        <w:br w:type="page"/>
+        <w:t xml:space="preserve">Figure 3 — </w:t>
+      </w:r>
+      <w:proofErr w:type="spellStart"/>
+      <w:r>
+        <w:rPr>
+          <w:i/>
+          <w:iCs/>
+          <w:color w:val="595959"/>
+          <w:sz w:val="18"/>
+          <w:szCs w:val="18"/>
+        </w:rPr>
+        <w:t>LangGraph</w:t>
+      </w:r>
+      <w:proofErr w:type="spellEnd"/>
+      <w:r>
+        <w:rPr>
+          <w:i/>
+          <w:iCs/>
+          <w:color w:val="595959"/>
+          <w:sz w:val="18"/>
+          <w:szCs w:val="18"/>
+        </w:rPr>
+        <w:t xml:space="preserve"> state machine: plan → retrieve → reflect → synthesize.</w:t>
       </w:r>
     </w:p>
     <w:p>
       <w:pPr>
         <w:pStyle w:val="Heading1"/>
       </w:pPr>
-      <w:r>
-        <w:t xml:space="preserve">5. Scenario 1 — Chronological Trigger Extraction</w:t>
-      </w:r>
-    </w:p>
-    <w:p>
-      <w:pPr>
-        <w:spacing w:after="140" w:line="276"/>
-      </w:pPr>
-      <w:r>
-        <w:t xml:space="preserve">Rarity ranking floats the 1-line connection-pool timeout above the 237-line 503 flood; a causal-window check proves the trigger preceded the symptoms.</w:t>
-      </w:r>
-    </w:p>
-    <w:p>
-      <w:pPr>
-        <w:spacing w:after="40" w:before="80"/>
+      <w:bookmarkStart w:id="4" w:name="_Toc232841276"/>
+      <w:r>
+        <w:lastRenderedPageBreak/>
+        <w:t>5. Scenario 1 — Chronological Trigger Extraction</w:t>
+      </w:r>
+      <w:bookmarkEnd w:id="4"/>
+    </w:p>
+    <w:p>
+      <w:pPr>
+        <w:spacing w:after="140" w:line="276" w:lineRule="auto"/>
+      </w:pPr>
+      <w:r>
+        <w:t>Rarity ranking floats the 1-line connection-pool timeout above the 237-line 503 flood; a causal-window check proves the trigger preceded the symptoms.</w:t>
+      </w:r>
+    </w:p>
+    <w:p>
+      <w:pPr>
+        <w:spacing w:before="80" w:after="40"/>
         <w:jc w:val="center"/>
       </w:pPr>
       <w:r>
+        <w:rPr>
+          <w:noProof/>
+        </w:rPr>
         <w:drawing>
-          <wp:inline distT="0" distB="0" distL="0" distR="0">
-            <wp:extent cx="6038850" cy="2476500"/>
-            <wp:effectExtent t="0" r="0" b="0" l="0"/>
-            <wp:docPr id="1" name="Figure 4 — TENANT-X: isolating the low-frequency initiator from the dense downstream 503 flood." descr="Figure 4 — TENANT-X: isolating the low-frequency initiator from the dense downstream 503 flood." title="Figure 4 — TENANT-X: isolating the low-frequency initiator from the dense downstream 503 flood."/>
+          <wp:inline distT="0" distB="0" distL="0" distR="0" wp14:anchorId="506027BA" wp14:editId="665AF3ED">
+            <wp:extent cx="6746328" cy="2971800"/>
+            <wp:effectExtent l="0" t="0" r="0" b="0"/>
+            <wp:docPr id="999991849" name="Figure 4 — TENANT-X: isolating the low-frequency initiator from the dense downstream 503 flood." descr="Figure 4 — TENANT-X: isolating the low-frequency initiator from the dense downstream 503 flood." title="Figure 4 — TENANT-X: isolating the low-frequency initiator from the dense downstream 503 flood."/>
             <wp:cNvGraphicFramePr>
               <a:graphicFrameLocks xmlns:a="http://schemas.openxmlformats.org/drawingml/2006/main" noChangeAspect="1"/>
             </wp:cNvGraphicFramePr>
@@ -1118,13 +1223,13 @@
               <a:graphicData uri="http://schemas.openxmlformats.org/drawingml/2006/picture">
                 <pic:pic xmlns:pic="http://schemas.openxmlformats.org/drawingml/2006/picture">
                   <pic:nvPicPr>
-                    <pic:cNvPr id="0" name="" descr=""/>
+                    <pic:cNvPr id="0" name=""/>
                     <pic:cNvPicPr>
                       <a:picLocks noChangeAspect="1" noChangeArrowheads="1"/>
                     </pic:cNvPicPr>
                   </pic:nvPicPr>
                   <pic:blipFill>
-                    <a:blip r:embed="rId12" cstate="none"/>
+                    <a:blip r:embed="rId10"/>
                     <a:srcRect/>
                     <a:stretch>
                       <a:fillRect/>
@@ -1133,7 +1238,7 @@
                   <pic:spPr bwMode="auto">
                     <a:xfrm>
                       <a:off x="0" y="0"/>
-                      <a:ext cx="6038850" cy="2476500"/>
+                      <a:ext cx="6757627" cy="2976777"/>
                     </a:xfrm>
                     <a:prstGeom prst="rect">
                       <a:avLst/>
@@ -1150,8 +1255,6 @@
       <w:pPr>
         <w:spacing w:after="200"/>
         <w:jc w:val="center"/>
-      </w:pPr>
-      <w:r>
         <w:rPr>
           <w:i/>
           <w:iCs/>
@@ -1159,36 +1262,238 @@
           <w:sz w:val="18"/>
           <w:szCs w:val="18"/>
         </w:rPr>
-        <w:t xml:space="preserve">Figure 4 — TENANT-X: isolating the low-frequency initiator from the dense downstream 503 flood.</w:t>
-      </w:r>
+      </w:pPr>
+      <w:r>
+        <w:rPr>
+          <w:i/>
+          <w:iCs/>
+          <w:color w:val="595959"/>
+          <w:sz w:val="18"/>
+          <w:szCs w:val="18"/>
+        </w:rPr>
+        <w:t>Figure 4 — TENANT-X: isolating the low-frequency initiator from the dense downstream 503 flood.</w:t>
+      </w:r>
+    </w:p>
+    <w:p>
+      <w:pPr>
+        <w:spacing w:after="200"/>
+        <w:jc w:val="center"/>
+        <w:rPr>
+          <w:i/>
+          <w:iCs/>
+          <w:color w:val="595959"/>
+          <w:sz w:val="18"/>
+          <w:szCs w:val="18"/>
+        </w:rPr>
+      </w:pPr>
+    </w:p>
+    <w:p>
+      <w:pPr>
+        <w:spacing w:after="200"/>
+        <w:jc w:val="center"/>
+        <w:rPr>
+          <w:i/>
+          <w:iCs/>
+          <w:color w:val="595959"/>
+          <w:sz w:val="18"/>
+          <w:szCs w:val="18"/>
+        </w:rPr>
+      </w:pPr>
+    </w:p>
+    <w:p>
+      <w:pPr>
+        <w:spacing w:after="200"/>
+        <w:jc w:val="center"/>
+        <w:rPr>
+          <w:i/>
+          <w:iCs/>
+          <w:color w:val="595959"/>
+          <w:sz w:val="18"/>
+          <w:szCs w:val="18"/>
+        </w:rPr>
+      </w:pPr>
+    </w:p>
+    <w:p>
+      <w:pPr>
+        <w:spacing w:after="200"/>
+        <w:jc w:val="center"/>
+        <w:rPr>
+          <w:i/>
+          <w:iCs/>
+          <w:color w:val="595959"/>
+          <w:sz w:val="18"/>
+          <w:szCs w:val="18"/>
+        </w:rPr>
+      </w:pPr>
+    </w:p>
+    <w:p>
+      <w:pPr>
+        <w:spacing w:after="200"/>
+        <w:jc w:val="center"/>
+        <w:rPr>
+          <w:i/>
+          <w:iCs/>
+          <w:color w:val="595959"/>
+          <w:sz w:val="18"/>
+          <w:szCs w:val="18"/>
+        </w:rPr>
+      </w:pPr>
+    </w:p>
+    <w:p>
+      <w:pPr>
+        <w:spacing w:after="200"/>
+        <w:jc w:val="center"/>
+        <w:rPr>
+          <w:i/>
+          <w:iCs/>
+          <w:color w:val="595959"/>
+          <w:sz w:val="18"/>
+          <w:szCs w:val="18"/>
+        </w:rPr>
+      </w:pPr>
+    </w:p>
+    <w:p>
+      <w:pPr>
+        <w:spacing w:after="200"/>
+        <w:jc w:val="center"/>
+        <w:rPr>
+          <w:i/>
+          <w:iCs/>
+          <w:color w:val="595959"/>
+          <w:sz w:val="18"/>
+          <w:szCs w:val="18"/>
+        </w:rPr>
+      </w:pPr>
+    </w:p>
+    <w:p>
+      <w:pPr>
+        <w:spacing w:after="200"/>
+        <w:jc w:val="center"/>
+        <w:rPr>
+          <w:i/>
+          <w:iCs/>
+          <w:color w:val="595959"/>
+          <w:sz w:val="18"/>
+          <w:szCs w:val="18"/>
+        </w:rPr>
+      </w:pPr>
+    </w:p>
+    <w:p>
+      <w:pPr>
+        <w:spacing w:after="200"/>
+        <w:jc w:val="center"/>
+        <w:rPr>
+          <w:i/>
+          <w:iCs/>
+          <w:color w:val="595959"/>
+          <w:sz w:val="18"/>
+          <w:szCs w:val="18"/>
+        </w:rPr>
+      </w:pPr>
+    </w:p>
+    <w:p>
+      <w:pPr>
+        <w:spacing w:after="200"/>
+        <w:jc w:val="center"/>
+        <w:rPr>
+          <w:i/>
+          <w:iCs/>
+          <w:color w:val="595959"/>
+          <w:sz w:val="18"/>
+          <w:szCs w:val="18"/>
+        </w:rPr>
+      </w:pPr>
+    </w:p>
+    <w:p>
+      <w:pPr>
+        <w:spacing w:after="200"/>
+        <w:jc w:val="center"/>
+        <w:rPr>
+          <w:i/>
+          <w:iCs/>
+          <w:color w:val="595959"/>
+          <w:sz w:val="18"/>
+          <w:szCs w:val="18"/>
+        </w:rPr>
+      </w:pPr>
+    </w:p>
+    <w:p>
+      <w:pPr>
+        <w:spacing w:after="200"/>
+        <w:jc w:val="center"/>
+        <w:rPr>
+          <w:i/>
+          <w:iCs/>
+          <w:color w:val="595959"/>
+          <w:sz w:val="18"/>
+          <w:szCs w:val="18"/>
+        </w:rPr>
+      </w:pPr>
+    </w:p>
+    <w:p>
+      <w:pPr>
+        <w:spacing w:after="200"/>
+        <w:jc w:val="center"/>
+        <w:rPr>
+          <w:i/>
+          <w:iCs/>
+          <w:color w:val="595959"/>
+          <w:sz w:val="18"/>
+          <w:szCs w:val="18"/>
+        </w:rPr>
+      </w:pPr>
+    </w:p>
+    <w:p>
+      <w:pPr>
+        <w:spacing w:after="200"/>
+        <w:jc w:val="center"/>
+        <w:rPr>
+          <w:i/>
+          <w:iCs/>
+          <w:color w:val="595959"/>
+          <w:sz w:val="18"/>
+          <w:szCs w:val="18"/>
+        </w:rPr>
+      </w:pPr>
+    </w:p>
+    <w:p>
+      <w:pPr>
+        <w:spacing w:after="200"/>
+      </w:pPr>
     </w:p>
     <w:p>
       <w:pPr>
         <w:pStyle w:val="Heading1"/>
       </w:pPr>
-      <w:r>
-        <w:t xml:space="preserve">6. Scenario 2 — High-Volume Noise Demultiplexing</w:t>
-      </w:r>
-    </w:p>
-    <w:p>
-      <w:pPr>
-        <w:spacing w:after="140" w:line="276"/>
-      </w:pPr>
-      <w:r>
-        <w:t xml:space="preserve">Tenant partitioning makes the buried 2-line TENANT-Z anomaly trivially findable and keeps TENANT-Y’s 1,799-line flood out of the context window entirely.</w:t>
-      </w:r>
-    </w:p>
-    <w:p>
-      <w:pPr>
-        <w:spacing w:after="40" w:before="80"/>
+      <w:bookmarkStart w:id="5" w:name="_Toc232841277"/>
+      <w:r>
+        <w:lastRenderedPageBreak/>
+        <w:t>6. Scenario 2 — High-Volume Noise Demultiplexing</w:t>
+      </w:r>
+      <w:bookmarkEnd w:id="5"/>
+    </w:p>
+    <w:p>
+      <w:pPr>
+        <w:spacing w:after="140" w:line="276" w:lineRule="auto"/>
+      </w:pPr>
+      <w:r>
+        <w:t>Tenant partitioning makes the buried 2-line TENANT-Z anomaly trivially findable and keeps TENANT-Y’s 1,799-line flood out of the context window entirely.</w:t>
+      </w:r>
+    </w:p>
+    <w:p>
+      <w:pPr>
+        <w:spacing w:before="80" w:after="40"/>
         <w:jc w:val="center"/>
       </w:pPr>
       <w:r>
+        <w:rPr>
+          <w:noProof/>
+        </w:rPr>
         <w:drawing>
-          <wp:inline distT="0" distB="0" distL="0" distR="0">
+          <wp:inline distT="0" distB="0" distL="0" distR="0" wp14:anchorId="345CD0B1" wp14:editId="67BED6E3">
             <wp:extent cx="3505200" cy="6953250"/>
-            <wp:effectExtent t="0" r="0" b="0" l="0"/>
-            <wp:docPr id="1" name="Figure 5 — TENANT-Z vs TENANT-Y: partition-first demultiplexing avoids false-positive correlation." descr="Figure 5 — TENANT-Z vs TENANT-Y: partition-first demultiplexing avoids false-positive correlation." title="Figure 5 — TENANT-Z vs TENANT-Y: partition-first demultiplexing avoids false-positive correlation."/>
+            <wp:effectExtent l="0" t="0" r="0" b="0"/>
+            <wp:docPr id="297023345" name="Figure 5 — TENANT-Z vs TENANT-Y: partition-first demultiplexing avoids false-positive correlation." descr="Figure 5 — TENANT-Z vs TENANT-Y: partition-first demultiplexing avoids false-positive correlation." title="Figure 5 — TENANT-Z vs TENANT-Y: partition-first demultiplexing avoids false-positive correlation."/>
             <wp:cNvGraphicFramePr>
               <a:graphicFrameLocks xmlns:a="http://schemas.openxmlformats.org/drawingml/2006/main" noChangeAspect="1"/>
             </wp:cNvGraphicFramePr>
@@ -1196,13 +1501,13 @@
               <a:graphicData uri="http://schemas.openxmlformats.org/drawingml/2006/picture">
                 <pic:pic xmlns:pic="http://schemas.openxmlformats.org/drawingml/2006/picture">
                   <pic:nvPicPr>
-                    <pic:cNvPr id="0" name="" descr=""/>
+                    <pic:cNvPr id="0" name=""/>
                     <pic:cNvPicPr>
                       <a:picLocks noChangeAspect="1" noChangeArrowheads="1"/>
                     </pic:cNvPicPr>
                   </pic:nvPicPr>
                   <pic:blipFill>
-                    <a:blip r:embed="rId13" cstate="none"/>
+                    <a:blip r:embed="rId11"/>
                     <a:srcRect/>
                     <a:stretch>
                       <a:fillRect/>
@@ -1237,41 +1542,42 @@
           <w:sz w:val="18"/>
           <w:szCs w:val="18"/>
         </w:rPr>
-        <w:t xml:space="preserve">Figure 5 — TENANT-Z vs TENANT-Y: partition-first demultiplexing avoids false-positive correlation.</w:t>
-      </w:r>
-    </w:p>
-    <w:p>
-      <w:r>
-        <w:br w:type="page"/>
+        <w:t>Figure 5 — TENANT-Z vs TENANT-Y: partition-first demultiplexing avoids false-positive correlation.</w:t>
       </w:r>
     </w:p>
     <w:p>
       <w:pPr>
         <w:pStyle w:val="Heading1"/>
       </w:pPr>
-      <w:r>
-        <w:t xml:space="preserve">7. Data Lineage &amp; Anti-Hallucination</w:t>
-      </w:r>
-    </w:p>
-    <w:p>
-      <w:pPr>
-        <w:spacing w:after="140" w:line="276"/>
-      </w:pPr>
-      <w:r>
-        <w:t xml:space="preserve">Every sentence in the final report is traceable to a verbatim log line; an unsupported citation can never survive into the answer.</w:t>
-      </w:r>
-    </w:p>
-    <w:p>
-      <w:pPr>
-        <w:spacing w:after="40" w:before="80"/>
+      <w:bookmarkStart w:id="6" w:name="_Toc232841278"/>
+      <w:r>
+        <w:lastRenderedPageBreak/>
+        <w:t>7. Data Lineage &amp; Anti-Hallucination</w:t>
+      </w:r>
+      <w:bookmarkEnd w:id="6"/>
+    </w:p>
+    <w:p>
+      <w:pPr>
+        <w:spacing w:after="140" w:line="276" w:lineRule="auto"/>
+      </w:pPr>
+      <w:r>
+        <w:t>Every sentence in the final report is traceable to a verbatim log line; an unsupported citation can never survive into the answer.</w:t>
+      </w:r>
+    </w:p>
+    <w:p>
+      <w:pPr>
+        <w:spacing w:before="80" w:after="40"/>
         <w:jc w:val="center"/>
       </w:pPr>
       <w:r>
+        <w:rPr>
+          <w:noProof/>
+        </w:rPr>
         <w:drawing>
-          <wp:inline distT="0" distB="0" distL="0" distR="0">
+          <wp:inline distT="0" distB="0" distL="0" distR="0" wp14:anchorId="1F46B256" wp14:editId="763447FC">
             <wp:extent cx="3648075" cy="6953250"/>
-            <wp:effectExtent t="0" r="0" b="0" l="0"/>
-            <wp:docPr id="1" name="Figure 6 — Lineage chain: raw line → event_id → tool → bounded context → narration → citation check → trusted answer or deterministic fallback." descr="Figure 6 — Lineage chain: raw line → event_id → tool → bounded context → narration → citation check → trusted answer or deterministic fallback." title="Figure 6 — Lineage chain: raw line → event_id → tool → bounded context → narration → citation check → trusted answer or deterministic fallback."/>
+            <wp:effectExtent l="0" t="0" r="0" b="0"/>
+            <wp:docPr id="1458174064" name="Figure 6 — Lineage chain: raw line → event_id → tool → bounded context → narration → citation check → trusted answer or deterministic fallback." descr="Figure 6 — Lineage chain: raw line → event_id → tool → bounded context → narration → citation check → trusted answer or deterministic fallback." title="Figure 6 — Lineage chain: raw line → event_id → tool → bounded context → narration → citation check → trusted answer or deterministic fallback."/>
             <wp:cNvGraphicFramePr>
               <a:graphicFrameLocks xmlns:a="http://schemas.openxmlformats.org/drawingml/2006/main" noChangeAspect="1"/>
             </wp:cNvGraphicFramePr>
@@ -1279,13 +1585,13 @@
               <a:graphicData uri="http://schemas.openxmlformats.org/drawingml/2006/picture">
                 <pic:pic xmlns:pic="http://schemas.openxmlformats.org/drawingml/2006/picture">
                   <pic:nvPicPr>
-                    <pic:cNvPr id="0" name="" descr=""/>
+                    <pic:cNvPr id="0" name=""/>
                     <pic:cNvPicPr>
                       <a:picLocks noChangeAspect="1" noChangeArrowheads="1"/>
                     </pic:cNvPicPr>
                   </pic:nvPicPr>
                   <pic:blipFill>
-                    <a:blip r:embed="rId14" cstate="none"/>
+                    <a:blip r:embed="rId12"/>
                     <a:srcRect/>
                     <a:stretch>
                       <a:fillRect/>
@@ -1320,36 +1626,72 @@
           <w:sz w:val="18"/>
           <w:szCs w:val="18"/>
         </w:rPr>
-        <w:t xml:space="preserve">Figure 6 — Lineage chain: raw line → event_id → tool → bounded context → narration → citation check → trusted answer or deterministic fallback.</w:t>
+        <w:t xml:space="preserve">Figure 6 — Lineage chain: raw line → </w:t>
+      </w:r>
+      <w:proofErr w:type="spellStart"/>
+      <w:r>
+        <w:rPr>
+          <w:i/>
+          <w:iCs/>
+          <w:color w:val="595959"/>
+          <w:sz w:val="18"/>
+          <w:szCs w:val="18"/>
+        </w:rPr>
+        <w:t>event_id</w:t>
+      </w:r>
+      <w:proofErr w:type="spellEnd"/>
+      <w:r>
+        <w:rPr>
+          <w:i/>
+          <w:iCs/>
+          <w:color w:val="595959"/>
+          <w:sz w:val="18"/>
+          <w:szCs w:val="18"/>
+        </w:rPr>
+        <w:t xml:space="preserve"> → tool → bounded context → narration → citation check → trusted answer or deterministic fallback.</w:t>
       </w:r>
     </w:p>
     <w:p>
       <w:pPr>
         <w:pStyle w:val="Heading1"/>
       </w:pPr>
-      <w:r>
-        <w:t xml:space="preserve">8. Deployment View (Prototype → Production)</w:t>
-      </w:r>
-    </w:p>
-    <w:p>
-      <w:pPr>
-        <w:spacing w:after="140" w:line="276"/>
-      </w:pPr>
-      <w:r>
-        <w:t xml:space="preserve">The prototype runs fully on a laptop (embedded DuckDB, in-process Chroma, BYOK LLM). The same interfaces scale to a streaming, multi-worker production topology.</w:t>
-      </w:r>
-    </w:p>
-    <w:p>
-      <w:pPr>
-        <w:spacing w:after="40" w:before="80"/>
+      <w:bookmarkStart w:id="7" w:name="_Toc232841279"/>
+      <w:r>
+        <w:lastRenderedPageBreak/>
+        <w:t>8. Deployment View (Prototype → Production)</w:t>
+      </w:r>
+      <w:bookmarkEnd w:id="7"/>
+    </w:p>
+    <w:p>
+      <w:pPr>
+        <w:spacing w:after="140" w:line="276" w:lineRule="auto"/>
+      </w:pPr>
+      <w:r>
+        <w:t xml:space="preserve">The prototype runs fully on a laptop (embedded </w:t>
+      </w:r>
+      <w:proofErr w:type="spellStart"/>
+      <w:r>
+        <w:t>DuckDB</w:t>
+      </w:r>
+      <w:proofErr w:type="spellEnd"/>
+      <w:r>
+        <w:t>, in-process Chroma, BYOK LLM). The same interfaces scale to a streaming, multi-worker production topology.</w:t>
+      </w:r>
+    </w:p>
+    <w:p>
+      <w:pPr>
+        <w:spacing w:before="80" w:after="40"/>
         <w:jc w:val="center"/>
       </w:pPr>
       <w:r>
+        <w:rPr>
+          <w:noProof/>
+        </w:rPr>
         <w:drawing>
-          <wp:inline distT="0" distB="0" distL="0" distR="0">
+          <wp:inline distT="0" distB="0" distL="0" distR="0" wp14:anchorId="4EBA77F8" wp14:editId="629954CF">
             <wp:extent cx="6038850" cy="5743575"/>
-            <wp:effectExtent t="0" r="0" b="0" l="0"/>
-            <wp:docPr id="1" name="Figure 7 — Evolution from the local prototype to a production streaming/serving topology behind identical interfaces." descr="Figure 7 — Evolution from the local prototype to a production streaming/serving topology behind identical interfaces." title="Figure 7 — Evolution from the local prototype to a production streaming/serving topology behind identical interfaces."/>
+            <wp:effectExtent l="0" t="0" r="0" b="0"/>
+            <wp:docPr id="1653627843" name="Figure 7 — Evolution from the local prototype to a production streaming/serving topology behind identical interfaces." descr="Figure 7 — Evolution from the local prototype to a production streaming/serving topology behind identical interfaces." title="Figure 7 — Evolution from the local prototype to a production streaming/serving topology behind identical interfaces."/>
             <wp:cNvGraphicFramePr>
               <a:graphicFrameLocks xmlns:a="http://schemas.openxmlformats.org/drawingml/2006/main" noChangeAspect="1"/>
             </wp:cNvGraphicFramePr>
@@ -1357,13 +1699,13 @@
               <a:graphicData uri="http://schemas.openxmlformats.org/drawingml/2006/picture">
                 <pic:pic xmlns:pic="http://schemas.openxmlformats.org/drawingml/2006/picture">
                   <pic:nvPicPr>
-                    <pic:cNvPr id="0" name="" descr=""/>
+                    <pic:cNvPr id="0" name=""/>
                     <pic:cNvPicPr>
                       <a:picLocks noChangeAspect="1" noChangeArrowheads="1"/>
                     </pic:cNvPicPr>
                   </pic:nvPicPr>
                   <pic:blipFill>
-                    <a:blip r:embed="rId15" cstate="none"/>
+                    <a:blip r:embed="rId13"/>
                     <a:srcRect/>
                     <a:stretch>
                       <a:fillRect/>
@@ -1398,52 +1740,81 @@
           <w:sz w:val="18"/>
           <w:szCs w:val="18"/>
         </w:rPr>
-        <w:t xml:space="preserve">Figure 7 — Evolution from the local prototype to a production streaming/serving topology behind identical interfaces.</w:t>
+        <w:t>Figure 7 — Evolution from the local prototype to a production streaming/serving topology behind identical interfaces.</w:t>
       </w:r>
     </w:p>
     <w:p>
       <w:pPr>
         <w:pStyle w:val="Heading1"/>
       </w:pPr>
-      <w:r>
-        <w:t xml:space="preserve">9. Component Responsibilities (Quick Reference)</w:t>
-      </w:r>
+      <w:bookmarkStart w:id="8" w:name="_Toc232841280"/>
+    </w:p>
+    <w:p>
+      <w:pPr>
+        <w:pStyle w:val="Heading1"/>
+      </w:pPr>
+    </w:p>
+    <w:p>
+      <w:pPr>
+        <w:pStyle w:val="Heading1"/>
+      </w:pPr>
+    </w:p>
+    <w:p>
+      <w:pPr>
+        <w:pStyle w:val="Heading1"/>
+      </w:pPr>
+      <w:r>
+        <w:lastRenderedPageBreak/>
+        <w:t>9. Component Responsibilities (Quick Reference)</w:t>
+      </w:r>
+      <w:bookmarkEnd w:id="8"/>
     </w:p>
     <w:tbl>
       <w:tblPr>
-        <w:tblW w:type="dxa" w:w="9360"/>
+        <w:tblW w:w="9360" w:type="dxa"/>
         <w:tblBorders>
-          <w:top w:val="single" w:color="BFBFBF" w:sz="1"/>
-          <w:left w:val="single" w:color="BFBFBF" w:sz="1"/>
-          <w:bottom w:val="single" w:color="BFBFBF" w:sz="1"/>
-          <w:right w:val="single" w:color="BFBFBF" w:sz="1"/>
-          <w:insideH w:val="single" w:color="BFBFBF" w:sz="1"/>
-          <w:insideV w:val="single" w:color="BFBFBF" w:sz="1"/>
+          <w:top w:val="single" w:sz="1" w:space="0" w:color="BFBFBF"/>
+          <w:left w:val="single" w:sz="1" w:space="0" w:color="BFBFBF"/>
+          <w:bottom w:val="single" w:sz="1" w:space="0" w:color="BFBFBF"/>
+          <w:right w:val="single" w:sz="1" w:space="0" w:color="BFBFBF"/>
+          <w:insideH w:val="single" w:sz="1" w:space="0" w:color="BFBFBF"/>
+          <w:insideV w:val="single" w:sz="1" w:space="0" w:color="BFBFBF"/>
         </w:tblBorders>
+        <w:tblCellMar>
+          <w:left w:w="10" w:type="dxa"/>
+          <w:right w:w="10" w:type="dxa"/>
+        </w:tblCellMar>
+        <w:tblLook w:val="0000" w:firstRow="0" w:lastRow="0" w:firstColumn="0" w:lastColumn="0" w:noHBand="0" w:noVBand="0"/>
       </w:tblPr>
       <w:tblGrid>
         <w:gridCol w:w="4000"/>
         <w:gridCol w:w="5360"/>
       </w:tblGrid>
       <w:tr>
+        <w:tblPrEx>
+          <w:tblCellMar>
+            <w:top w:w="0" w:type="dxa"/>
+            <w:bottom w:w="0" w:type="dxa"/>
+          </w:tblCellMar>
+        </w:tblPrEx>
         <w:trPr>
           <w:tblHeader/>
         </w:trPr>
         <w:tc>
           <w:tcPr>
-            <w:tcW w:type="dxa" w:w="4000"/>
-            <w:shd w:fill="1F3864" w:val="clear"/>
+            <w:tcW w:w="4000" w:type="dxa"/>
+            <w:shd w:val="clear" w:color="auto" w:fill="1F3864"/>
             <w:tcMar>
-              <w:top w:type="dxa" w:w="60"/>
-              <w:left w:type="dxa" w:w="110"/>
-              <w:bottom w:type="dxa" w:w="60"/>
-              <w:right w:type="dxa" w:w="110"/>
+              <w:top w:w="60" w:type="dxa"/>
+              <w:left w:w="110" w:type="dxa"/>
+              <w:bottom w:w="60" w:type="dxa"/>
+              <w:right w:w="110" w:type="dxa"/>
             </w:tcMar>
             <w:vAlign w:val="center"/>
           </w:tcPr>
           <w:p>
             <w:pPr>
-              <w:spacing w:after="0" w:line="252"/>
+              <w:spacing w:line="252" w:lineRule="auto"/>
             </w:pPr>
             <w:r>
               <w:rPr>
@@ -1453,25 +1824,25 @@
                 <w:sz w:val="20"/>
                 <w:szCs w:val="20"/>
               </w:rPr>
-              <w:t xml:space="preserve">Module</w:t>
+              <w:t>Module</w:t>
             </w:r>
           </w:p>
         </w:tc>
         <w:tc>
           <w:tcPr>
-            <w:tcW w:type="dxa" w:w="5360"/>
-            <w:shd w:fill="1F3864" w:val="clear"/>
+            <w:tcW w:w="5360" w:type="dxa"/>
+            <w:shd w:val="clear" w:color="auto" w:fill="1F3864"/>
             <w:tcMar>
-              <w:top w:type="dxa" w:w="60"/>
-              <w:left w:type="dxa" w:w="110"/>
-              <w:bottom w:type="dxa" w:w="60"/>
-              <w:right w:type="dxa" w:w="110"/>
+              <w:top w:w="60" w:type="dxa"/>
+              <w:left w:w="110" w:type="dxa"/>
+              <w:bottom w:w="60" w:type="dxa"/>
+              <w:right w:w="110" w:type="dxa"/>
             </w:tcMar>
             <w:vAlign w:val="center"/>
           </w:tcPr>
           <w:p>
             <w:pPr>
-              <w:spacing w:after="0" w:line="252"/>
+              <w:spacing w:line="252" w:lineRule="auto"/>
             </w:pPr>
             <w:r>
               <w:rPr>
@@ -1481,331 +1852,455 @@
                 <w:sz w:val="20"/>
                 <w:szCs w:val="20"/>
               </w:rPr>
-              <w:t xml:space="preserve">Responsibility</w:t>
+              <w:t>Responsibility</w:t>
             </w:r>
           </w:p>
         </w:tc>
       </w:tr>
       <w:tr>
+        <w:tblPrEx>
+          <w:tblCellMar>
+            <w:top w:w="0" w:type="dxa"/>
+            <w:bottom w:w="0" w:type="dxa"/>
+          </w:tblCellMar>
+        </w:tblPrEx>
         <w:tc>
           <w:tcPr>
-            <w:tcW w:type="dxa" w:w="4000"/>
-            <w:shd w:fill="FFFFFF" w:val="clear"/>
+            <w:tcW w:w="4000" w:type="dxa"/>
+            <w:shd w:val="clear" w:color="auto" w:fill="FFFFFF"/>
             <w:tcMar>
-              <w:top w:type="dxa" w:w="60"/>
-              <w:left w:type="dxa" w:w="110"/>
-              <w:bottom w:type="dxa" w:w="60"/>
-              <w:right w:type="dxa" w:w="110"/>
+              <w:top w:w="60" w:type="dxa"/>
+              <w:left w:w="110" w:type="dxa"/>
+              <w:bottom w:w="60" w:type="dxa"/>
+              <w:right w:w="110" w:type="dxa"/>
             </w:tcMar>
             <w:vAlign w:val="center"/>
           </w:tcPr>
           <w:p>
             <w:pPr>
-              <w:spacing w:after="0" w:line="252"/>
+              <w:spacing w:line="252" w:lineRule="auto"/>
             </w:pPr>
             <w:r>
               <w:rPr>
-                <w:b w:val="false"/>
-                <w:bCs w:val="false"/>
                 <w:color w:val="000000"/>
                 <w:sz w:val="20"/>
                 <w:szCs w:val="20"/>
               </w:rPr>
-              <w:t xml:space="preserve">ingest/ (reader, parser, drain_miner, normalize)</w:t>
+              <w:t xml:space="preserve">ingest/ (reader, parser, </w:t>
+            </w:r>
+            <w:proofErr w:type="spellStart"/>
+            <w:r>
+              <w:rPr>
+                <w:color w:val="000000"/>
+                <w:sz w:val="20"/>
+                <w:szCs w:val="20"/>
+              </w:rPr>
+              <w:t>drain_miner</w:t>
+            </w:r>
+            <w:proofErr w:type="spellEnd"/>
+            <w:r>
+              <w:rPr>
+                <w:color w:val="000000"/>
+                <w:sz w:val="20"/>
+                <w:szCs w:val="20"/>
+              </w:rPr>
+              <w:t>, normalize)</w:t>
             </w:r>
           </w:p>
         </w:tc>
         <w:tc>
           <w:tcPr>
-            <w:tcW w:type="dxa" w:w="5360"/>
-            <w:shd w:fill="FFFFFF" w:val="clear"/>
+            <w:tcW w:w="5360" w:type="dxa"/>
+            <w:shd w:val="clear" w:color="auto" w:fill="FFFFFF"/>
             <w:tcMar>
-              <w:top w:type="dxa" w:w="60"/>
-              <w:left w:type="dxa" w:w="110"/>
-              <w:bottom w:type="dxa" w:w="60"/>
-              <w:right w:type="dxa" w:w="110"/>
+              <w:top w:w="60" w:type="dxa"/>
+              <w:left w:w="110" w:type="dxa"/>
+              <w:bottom w:w="60" w:type="dxa"/>
+              <w:right w:w="110" w:type="dxa"/>
             </w:tcMar>
             <w:vAlign w:val="center"/>
           </w:tcPr>
           <w:p>
             <w:pPr>
-              <w:spacing w:after="0" w:line="252"/>
+              <w:spacing w:line="252" w:lineRule="auto"/>
             </w:pPr>
             <w:r>
               <w:rPr>
-                <w:b w:val="false"/>
-                <w:bCs w:val="false"/>
                 <w:color w:val="000000"/>
                 <w:sz w:val="20"/>
                 <w:szCs w:val="20"/>
               </w:rPr>
-              <w:t xml:space="preserve">Deterministic raw→canonical LogEvent pipeline</w:t>
+              <w:t xml:space="preserve">Deterministic </w:t>
+            </w:r>
+            <w:proofErr w:type="spellStart"/>
+            <w:r>
+              <w:rPr>
+                <w:color w:val="000000"/>
+                <w:sz w:val="20"/>
+                <w:szCs w:val="20"/>
+              </w:rPr>
+              <w:t>raw→canonical</w:t>
+            </w:r>
+            <w:proofErr w:type="spellEnd"/>
+            <w:r>
+              <w:rPr>
+                <w:color w:val="000000"/>
+                <w:sz w:val="20"/>
+                <w:szCs w:val="20"/>
+              </w:rPr>
+              <w:t xml:space="preserve"> </w:t>
+            </w:r>
+            <w:proofErr w:type="spellStart"/>
+            <w:r>
+              <w:rPr>
+                <w:color w:val="000000"/>
+                <w:sz w:val="20"/>
+                <w:szCs w:val="20"/>
+              </w:rPr>
+              <w:t>LogEvent</w:t>
+            </w:r>
+            <w:proofErr w:type="spellEnd"/>
+            <w:r>
+              <w:rPr>
+                <w:color w:val="000000"/>
+                <w:sz w:val="20"/>
+                <w:szCs w:val="20"/>
+              </w:rPr>
+              <w:t xml:space="preserve"> pipeline</w:t>
             </w:r>
           </w:p>
         </w:tc>
       </w:tr>
       <w:tr>
+        <w:tblPrEx>
+          <w:tblCellMar>
+            <w:top w:w="0" w:type="dxa"/>
+            <w:bottom w:w="0" w:type="dxa"/>
+          </w:tblCellMar>
+        </w:tblPrEx>
         <w:tc>
           <w:tcPr>
-            <w:tcW w:type="dxa" w:w="4000"/>
-            <w:shd w:fill="FFFFFF" w:val="clear"/>
+            <w:tcW w:w="4000" w:type="dxa"/>
+            <w:shd w:val="clear" w:color="auto" w:fill="FFFFFF"/>
             <w:tcMar>
-              <w:top w:type="dxa" w:w="60"/>
-              <w:left w:type="dxa" w:w="110"/>
-              <w:bottom w:type="dxa" w:w="60"/>
-              <w:right w:type="dxa" w:w="110"/>
+              <w:top w:w="60" w:type="dxa"/>
+              <w:left w:w="110" w:type="dxa"/>
+              <w:bottom w:w="60" w:type="dxa"/>
+              <w:right w:w="110" w:type="dxa"/>
             </w:tcMar>
             <w:vAlign w:val="center"/>
           </w:tcPr>
           <w:p>
             <w:pPr>
-              <w:spacing w:after="0" w:line="252"/>
+              <w:spacing w:line="252" w:lineRule="auto"/>
             </w:pPr>
             <w:r>
               <w:rPr>
-                <w:b w:val="false"/>
-                <w:bCs w:val="false"/>
                 <w:color w:val="000000"/>
                 <w:sz w:val="20"/>
                 <w:szCs w:val="20"/>
               </w:rPr>
-              <w:t xml:space="preserve">store/ (schema, duckdb_store, vector_store)</w:t>
+              <w:t xml:space="preserve">store/ (schema, </w:t>
+            </w:r>
+            <w:proofErr w:type="spellStart"/>
+            <w:r>
+              <w:rPr>
+                <w:color w:val="000000"/>
+                <w:sz w:val="20"/>
+                <w:szCs w:val="20"/>
+              </w:rPr>
+              <w:t>duckdb_store</w:t>
+            </w:r>
+            <w:proofErr w:type="spellEnd"/>
+            <w:r>
+              <w:rPr>
+                <w:color w:val="000000"/>
+                <w:sz w:val="20"/>
+                <w:szCs w:val="20"/>
+              </w:rPr>
+              <w:t xml:space="preserve">, </w:t>
+            </w:r>
+            <w:proofErr w:type="spellStart"/>
+            <w:r>
+              <w:rPr>
+                <w:color w:val="000000"/>
+                <w:sz w:val="20"/>
+                <w:szCs w:val="20"/>
+              </w:rPr>
+              <w:t>vector_store</w:t>
+            </w:r>
+            <w:proofErr w:type="spellEnd"/>
+            <w:r>
+              <w:rPr>
+                <w:color w:val="000000"/>
+                <w:sz w:val="20"/>
+                <w:szCs w:val="20"/>
+              </w:rPr>
+              <w:t>)</w:t>
             </w:r>
           </w:p>
         </w:tc>
         <w:tc>
           <w:tcPr>
-            <w:tcW w:type="dxa" w:w="5360"/>
-            <w:shd w:fill="FFFFFF" w:val="clear"/>
+            <w:tcW w:w="5360" w:type="dxa"/>
+            <w:shd w:val="clear" w:color="auto" w:fill="FFFFFF"/>
             <w:tcMar>
-              <w:top w:type="dxa" w:w="60"/>
-              <w:left w:type="dxa" w:w="110"/>
-              <w:bottom w:type="dxa" w:w="60"/>
-              <w:right w:type="dxa" w:w="110"/>
+              <w:top w:w="60" w:type="dxa"/>
+              <w:left w:w="110" w:type="dxa"/>
+              <w:bottom w:w="60" w:type="dxa"/>
+              <w:right w:w="110" w:type="dxa"/>
             </w:tcMar>
             <w:vAlign w:val="center"/>
           </w:tcPr>
           <w:p>
             <w:pPr>
-              <w:spacing w:after="0" w:line="252"/>
+              <w:spacing w:line="252" w:lineRule="auto"/>
             </w:pPr>
             <w:r>
               <w:rPr>
-                <w:b w:val="false"/>
-                <w:bCs w:val="false"/>
                 <w:color w:val="000000"/>
                 <w:sz w:val="20"/>
                 <w:szCs w:val="20"/>
               </w:rPr>
-              <w:t xml:space="preserve">Three indexing planes: structural, rarity, semantic</w:t>
+              <w:t>Three indexing planes: structural, rarity, semantic</w:t>
             </w:r>
           </w:p>
         </w:tc>
       </w:tr>
       <w:tr>
+        <w:tblPrEx>
+          <w:tblCellMar>
+            <w:top w:w="0" w:type="dxa"/>
+            <w:bottom w:w="0" w:type="dxa"/>
+          </w:tblCellMar>
+        </w:tblPrEx>
         <w:tc>
           <w:tcPr>
-            <w:tcW w:type="dxa" w:w="4000"/>
-            <w:shd w:fill="FFFFFF" w:val="clear"/>
+            <w:tcW w:w="4000" w:type="dxa"/>
+            <w:shd w:val="clear" w:color="auto" w:fill="FFFFFF"/>
             <w:tcMar>
-              <w:top w:type="dxa" w:w="60"/>
-              <w:left w:type="dxa" w:w="110"/>
-              <w:bottom w:type="dxa" w:w="60"/>
-              <w:right w:type="dxa" w:w="110"/>
+              <w:top w:w="60" w:type="dxa"/>
+              <w:left w:w="110" w:type="dxa"/>
+              <w:bottom w:w="60" w:type="dxa"/>
+              <w:right w:w="110" w:type="dxa"/>
             </w:tcMar>
             <w:vAlign w:val="center"/>
           </w:tcPr>
           <w:p>
             <w:pPr>
-              <w:spacing w:after="0" w:line="252"/>
+              <w:spacing w:line="252" w:lineRule="auto"/>
             </w:pPr>
             <w:r>
               <w:rPr>
-                <w:b w:val="false"/>
-                <w:bCs w:val="false"/>
                 <w:color w:val="000000"/>
                 <w:sz w:val="20"/>
                 <w:szCs w:val="20"/>
               </w:rPr>
-              <w:t xml:space="preserve">agent/ (llm_provider, tools, prompts, graph)</w:t>
+              <w:t>agent/ (</w:t>
+            </w:r>
+            <w:proofErr w:type="spellStart"/>
+            <w:r>
+              <w:rPr>
+                <w:color w:val="000000"/>
+                <w:sz w:val="20"/>
+                <w:szCs w:val="20"/>
+              </w:rPr>
+              <w:t>llm_provider</w:t>
+            </w:r>
+            <w:proofErr w:type="spellEnd"/>
+            <w:r>
+              <w:rPr>
+                <w:color w:val="000000"/>
+                <w:sz w:val="20"/>
+                <w:szCs w:val="20"/>
+              </w:rPr>
+              <w:t>, tools, prompts, graph)</w:t>
             </w:r>
           </w:p>
         </w:tc>
         <w:tc>
           <w:tcPr>
-            <w:tcW w:type="dxa" w:w="5360"/>
-            <w:shd w:fill="FFFFFF" w:val="clear"/>
+            <w:tcW w:w="5360" w:type="dxa"/>
+            <w:shd w:val="clear" w:color="auto" w:fill="FFFFFF"/>
             <w:tcMar>
-              <w:top w:type="dxa" w:w="60"/>
-              <w:left w:type="dxa" w:w="110"/>
-              <w:bottom w:type="dxa" w:w="60"/>
-              <w:right w:type="dxa" w:w="110"/>
+              <w:top w:w="60" w:type="dxa"/>
+              <w:left w:w="110" w:type="dxa"/>
+              <w:bottom w:w="60" w:type="dxa"/>
+              <w:right w:w="110" w:type="dxa"/>
             </w:tcMar>
             <w:vAlign w:val="center"/>
           </w:tcPr>
           <w:p>
             <w:pPr>
-              <w:spacing w:after="0" w:line="252"/>
+              <w:spacing w:line="252" w:lineRule="auto"/>
             </w:pPr>
             <w:r>
               <w:rPr>
-                <w:b w:val="false"/>
-                <w:bCs w:val="false"/>
                 <w:color w:val="000000"/>
                 <w:sz w:val="20"/>
                 <w:szCs w:val="20"/>
               </w:rPr>
-              <w:t xml:space="preserve">BYOK provider + retrieval tools + LangGraph loop</w:t>
+              <w:t xml:space="preserve">BYOK provider + retrieval tools + </w:t>
+            </w:r>
+            <w:proofErr w:type="spellStart"/>
+            <w:r>
+              <w:rPr>
+                <w:color w:val="000000"/>
+                <w:sz w:val="20"/>
+                <w:szCs w:val="20"/>
+              </w:rPr>
+              <w:t>LangGraph</w:t>
+            </w:r>
+            <w:proofErr w:type="spellEnd"/>
+            <w:r>
+              <w:rPr>
+                <w:color w:val="000000"/>
+                <w:sz w:val="20"/>
+                <w:szCs w:val="20"/>
+              </w:rPr>
+              <w:t xml:space="preserve"> loop</w:t>
             </w:r>
           </w:p>
         </w:tc>
       </w:tr>
       <w:tr>
+        <w:tblPrEx>
+          <w:tblCellMar>
+            <w:top w:w="0" w:type="dxa"/>
+            <w:bottom w:w="0" w:type="dxa"/>
+          </w:tblCellMar>
+        </w:tblPrEx>
         <w:tc>
           <w:tcPr>
-            <w:tcW w:type="dxa" w:w="4000"/>
-            <w:shd w:fill="FFFFFF" w:val="clear"/>
+            <w:tcW w:w="4000" w:type="dxa"/>
+            <w:shd w:val="clear" w:color="auto" w:fill="FFFFFF"/>
             <w:tcMar>
-              <w:top w:type="dxa" w:w="60"/>
-              <w:left w:type="dxa" w:w="110"/>
-              <w:bottom w:type="dxa" w:w="60"/>
-              <w:right w:type="dxa" w:w="110"/>
+              <w:top w:w="60" w:type="dxa"/>
+              <w:left w:w="110" w:type="dxa"/>
+              <w:bottom w:w="60" w:type="dxa"/>
+              <w:right w:w="110" w:type="dxa"/>
             </w:tcMar>
             <w:vAlign w:val="center"/>
           </w:tcPr>
           <w:p>
             <w:pPr>
-              <w:spacing w:after="0" w:line="252"/>
+              <w:spacing w:line="252" w:lineRule="auto"/>
             </w:pPr>
             <w:r>
               <w:rPr>
-                <w:b w:val="false"/>
-                <w:bCs w:val="false"/>
                 <w:color w:val="000000"/>
                 <w:sz w:val="20"/>
                 <w:szCs w:val="20"/>
               </w:rPr>
-              <w:t xml:space="preserve">synth/ (causal, report, lineage)</w:t>
+              <w:t>synth/ (causal, report, lineage)</w:t>
             </w:r>
           </w:p>
         </w:tc>
         <w:tc>
           <w:tcPr>
-            <w:tcW w:type="dxa" w:w="5360"/>
-            <w:shd w:fill="FFFFFF" w:val="clear"/>
+            <w:tcW w:w="5360" w:type="dxa"/>
+            <w:shd w:val="clear" w:color="auto" w:fill="FFFFFF"/>
             <w:tcMar>
-              <w:top w:type="dxa" w:w="60"/>
-              <w:left w:type="dxa" w:w="110"/>
-              <w:bottom w:type="dxa" w:w="60"/>
-              <w:right w:type="dxa" w:w="110"/>
+              <w:top w:w="60" w:type="dxa"/>
+              <w:left w:w="110" w:type="dxa"/>
+              <w:bottom w:w="60" w:type="dxa"/>
+              <w:right w:w="110" w:type="dxa"/>
             </w:tcMar>
             <w:vAlign w:val="center"/>
           </w:tcPr>
           <w:p>
             <w:pPr>
-              <w:spacing w:after="0" w:line="252"/>
+              <w:spacing w:line="252" w:lineRule="auto"/>
             </w:pPr>
             <w:r>
               <w:rPr>
-                <w:b w:val="false"/>
-                <w:bCs w:val="false"/>
                 <w:color w:val="000000"/>
                 <w:sz w:val="20"/>
                 <w:szCs w:val="20"/>
               </w:rPr>
-              <w:t xml:space="preserve">Verifiable causal chain + cited report + citation guard</w:t>
+              <w:t>Verifiable causal chain + cited report + citation guard</w:t>
             </w:r>
           </w:p>
         </w:tc>
       </w:tr>
       <w:tr>
+        <w:tblPrEx>
+          <w:tblCellMar>
+            <w:top w:w="0" w:type="dxa"/>
+            <w:bottom w:w="0" w:type="dxa"/>
+          </w:tblCellMar>
+        </w:tblPrEx>
         <w:tc>
           <w:tcPr>
-            <w:tcW w:type="dxa" w:w="4000"/>
-            <w:shd w:fill="FFFFFF" w:val="clear"/>
+            <w:tcW w:w="4000" w:type="dxa"/>
+            <w:shd w:val="clear" w:color="auto" w:fill="FFFFFF"/>
             <w:tcMar>
-              <w:top w:type="dxa" w:w="60"/>
-              <w:left w:type="dxa" w:w="110"/>
-              <w:bottom w:type="dxa" w:w="60"/>
-              <w:right w:type="dxa" w:w="110"/>
+              <w:top w:w="60" w:type="dxa"/>
+              <w:left w:w="110" w:type="dxa"/>
+              <w:bottom w:w="60" w:type="dxa"/>
+              <w:right w:w="110" w:type="dxa"/>
             </w:tcMar>
             <w:vAlign w:val="center"/>
           </w:tcPr>
           <w:p>
             <w:pPr>
-              <w:spacing w:after="0" w:line="252"/>
+              <w:spacing w:line="252" w:lineRule="auto"/>
             </w:pPr>
             <w:r>
               <w:rPr>
-                <w:b w:val="false"/>
-                <w:bCs w:val="false"/>
                 <w:color w:val="000000"/>
                 <w:sz w:val="20"/>
                 <w:szCs w:val="20"/>
               </w:rPr>
-              <w:t xml:space="preserve">cli.py / webapp.py / pipeline.py</w:t>
+              <w:t>cli.py / webapp.py / pipeline.py</w:t>
             </w:r>
           </w:p>
         </w:tc>
         <w:tc>
           <w:tcPr>
-            <w:tcW w:type="dxa" w:w="5360"/>
-            <w:shd w:fill="FFFFFF" w:val="clear"/>
+            <w:tcW w:w="5360" w:type="dxa"/>
+            <w:shd w:val="clear" w:color="auto" w:fill="FFFFFF"/>
             <w:tcMar>
-              <w:top w:type="dxa" w:w="60"/>
-              <w:left w:type="dxa" w:w="110"/>
-              <w:bottom w:type="dxa" w:w="60"/>
-              <w:right w:type="dxa" w:w="110"/>
+              <w:top w:w="60" w:type="dxa"/>
+              <w:left w:w="110" w:type="dxa"/>
+              <w:bottom w:w="60" w:type="dxa"/>
+              <w:right w:w="110" w:type="dxa"/>
             </w:tcMar>
             <w:vAlign w:val="center"/>
           </w:tcPr>
           <w:p>
             <w:pPr>
-              <w:spacing w:after="0" w:line="252"/>
+              <w:spacing w:line="252" w:lineRule="auto"/>
             </w:pPr>
             <w:r>
               <w:rPr>
-                <w:b w:val="false"/>
-                <w:bCs w:val="false"/>
                 <w:color w:val="000000"/>
                 <w:sz w:val="20"/>
                 <w:szCs w:val="20"/>
               </w:rPr>
-              <w:t xml:space="preserve">Interfaces and one-call wiring</w:t>
+              <w:t>Interfaces and one-call wiring</w:t>
             </w:r>
           </w:p>
         </w:tc>
       </w:tr>
     </w:tbl>
+    <w:p/>
     <w:sectPr>
-      <w:headerReference w:type="default" r:id="rId7"/>
-      <w:footerReference w:type="default" r:id="rId8"/>
-      <w:pgSz w:w="12240" w:h="15840" w:orient="portrait"/>
+      <w:headerReference w:type="default" r:id="rId14"/>
+      <w:footerReference w:type="default" r:id="rId15"/>
+      <w:pgSz w:w="12240" w:h="15840"/>
       <w:pgMar w:top="1440" w:right="1440" w:bottom="1440" w:left="1440" w:header="708" w:footer="708" w:gutter="0"/>
-      <w:pgNumType/>
+      <w:cols w:space="720"/>
       <w:docGrid w:linePitch="360"/>
     </w:sectPr>
   </w:body>
 </w:document>
 </file>
 
-<file path=word/comments.xml><?xml version="1.0" encoding="utf-8"?>
-<w:comments xmlns:cx="http://schemas.microsoft.com/office/drawing/2014/chartex" xmlns:cx1="http://schemas.microsoft.com/office/drawing/2015/9/8/chartex" xmlns:cx2="http://schemas.microsoft.com/office/drawing/2015/10/21/chartex" xmlns:cx3="http://schemas.microsoft.com/office/drawing/2016/5/9/chartex" xmlns:cx4="http://schemas.microsoft.com/office/drawing/2016/5/10/chartex" xmlns:cx5="http://schemas.microsoft.com/office/drawing/2016/5/11/chartex" xmlns:cx6="http://schemas.microsoft.com/office/drawing/2016/5/12/chartex" xmlns:cx7="http://schemas.microsoft.com/office/drawing/2016/5/13/chartex" xmlns:cx8="http://schemas.microsoft.com/office/drawing/2016/5/14/chartex" xmlns:mc="http://schemas.openxmlformats.org/markup-compatibility/2006" xmlns:aink="http://schemas.microsoft.com/office/drawing/2016/ink" xmlns:am3d="http://schemas.microsoft.com/office/drawing/2017/model3d" xmlns:o="urn:schemas-microsoft-com:office:office" xmlns:r="http://schemas.openxmlformats.org/officeDocument/2006/relationships" xmlns:m="http://schemas.openxmlformats.org/officeDocument/2006/math" xmlns:v="urn:schemas-microsoft-com:vml" xmlns:wp14="http://schemas.microsoft.com/office/word/2010/wordprocessingDrawing" xmlns:wp="http://schemas.openxmlformats.org/drawingml/2006/wordprocessingDrawing" xmlns:w10="urn:schemas-microsoft-com:office:word" xmlns:w="http://schemas.openxmlformats.org/wordprocessingml/2006/main" xmlns:w14="http://schemas.microsoft.com/office/word/2010/wordml" xmlns:w15="http://schemas.microsoft.com/office/word/2012/wordml" xmlns:w16cex="http://schemas.microsoft.com/office/word/2018/wordml/cex" xmlns:w16cid="http://schemas.microsoft.com/office/word/2016/wordml/cid" xmlns:w16="http://schemas.microsoft.com/office/word/2018/wordml" xmlns:w16sdtdh="http://schemas.microsoft.com/office/word/2020/wordml/sdtdatahash" xmlns:w16se="http://schemas.microsoft.com/office/word/2015/wordml/symex" xmlns:wpg="http://schemas.microsoft.com/office/word/2010/wordprocessingGroup" xmlns:wpi="http://schemas.microsoft.com/office/word/2010/wordprocessingInk" xmlns:wne="http://schemas.microsoft.com/office/word/2006/wordml" xmlns:wps="http://schemas.microsoft.com/office/word/2010/wordprocessingShape"/>
-</file>
-
 <file path=word/endnotes.xml><?xml version="1.0" encoding="utf-8"?>
-<w:endnotes xmlns:wpc="http://schemas.microsoft.com/office/word/2010/wordprocessingCanvas" xmlns:mc="http://schemas.openxmlformats.org/markup-compatibility/2006" xmlns:o="urn:schemas-microsoft-com:office:office" xmlns:r="http://schemas.openxmlformats.org/officeDocument/2006/relationships" xmlns:m="http://schemas.openxmlformats.org/officeDocument/2006/math" xmlns:v="urn:schemas-microsoft-com:vml" xmlns:wp14="http://schemas.microsoft.com/office/word/2010/wordprocessingDrawing" xmlns:wp="http://schemas.openxmlformats.org/drawingml/2006/wordprocessingDrawing" xmlns:w10="urn:schemas-microsoft-com:office:word" xmlns:w="http://schemas.openxmlformats.org/wordprocessingml/2006/main" xmlns:w14="http://schemas.microsoft.com/office/word/2010/wordml" xmlns:w15="http://schemas.microsoft.com/office/word/2012/wordml" xmlns:wpg="http://schemas.microsoft.com/office/word/2010/wordprocessingGroup" xmlns:wpi="http://schemas.microsoft.com/office/word/2010/wordprocessingInk" xmlns:wne="http://schemas.microsoft.com/office/word/2006/wordml" xmlns:wps="http://schemas.microsoft.com/office/word/2010/wordprocessingShape" mc:Ignorable="w14 w15 wp14">
+<w:endnotes xmlns:wpc="http://schemas.microsoft.com/office/word/2010/wordprocessingCanvas" xmlns:cx="http://schemas.microsoft.com/office/drawing/2014/chartex" xmlns:cx1="http://schemas.microsoft.com/office/drawing/2015/9/8/chartex" xmlns:cx2="http://schemas.microsoft.com/office/drawing/2015/10/21/chartex" xmlns:cx3="http://schemas.microsoft.com/office/drawing/2016/5/9/chartex" xmlns:cx4="http://schemas.microsoft.com/office/drawing/2016/5/10/chartex" xmlns:cx5="http://schemas.microsoft.com/office/drawing/2016/5/11/chartex" xmlns:cx6="http://schemas.microsoft.com/office/drawing/2016/5/12/chartex" xmlns:cx7="http://schemas.microsoft.com/office/drawing/2016/5/13/chartex" xmlns:cx8="http://schemas.microsoft.com/office/drawing/2016/5/14/chartex" xmlns:mc="http://schemas.openxmlformats.org/markup-compatibility/2006" xmlns:aink="http://schemas.microsoft.com/office/drawing/2016/ink" xmlns:am3d="http://schemas.microsoft.com/office/drawing/2017/model3d" xmlns:o="urn:schemas-microsoft-com:office:office" xmlns:oel="http://schemas.microsoft.com/office/2019/extlst" xmlns:r="http://schemas.openxmlformats.org/officeDocument/2006/relationships" xmlns:m="http://schemas.openxmlformats.org/officeDocument/2006/math" xmlns:v="urn:schemas-microsoft-com:vml" xmlns:wp14="http://schemas.microsoft.com/office/word/2010/wordprocessingDrawing" xmlns:wp="http://schemas.openxmlformats.org/drawingml/2006/wordprocessingDrawing" xmlns:w10="urn:schemas-microsoft-com:office:word" xmlns:w="http://schemas.openxmlformats.org/wordprocessingml/2006/main" xmlns:w14="http://schemas.microsoft.com/office/word/2010/wordml" xmlns:w15="http://schemas.microsoft.com/office/word/2012/wordml" xmlns:w16cex="http://schemas.microsoft.com/office/word/2018/wordml/cex" xmlns:w16cid="http://schemas.microsoft.com/office/word/2016/wordml/cid" xmlns:w16="http://schemas.microsoft.com/office/word/2018/wordml" xmlns:w16du="http://schemas.microsoft.com/office/word/2023/wordml/word16du" xmlns:w16sdtdh="http://schemas.microsoft.com/office/word/2020/wordml/sdtdatahash" xmlns:w16sdtfl="http://schemas.microsoft.com/office/word/2024/wordml/sdtformatlock" xmlns:w16se="http://schemas.microsoft.com/office/word/2015/wordml/symex" xmlns:wpg="http://schemas.microsoft.com/office/word/2010/wordprocessingGroup" xmlns:wpi="http://schemas.microsoft.com/office/word/2010/wordprocessingInk" xmlns:wne="http://schemas.microsoft.com/office/word/2006/wordml" xmlns:wps="http://schemas.microsoft.com/office/word/2010/wordprocessingShape" mc:Ignorable="w14 w15 w16se w16cid w16 w16cex w16sdtdh w16sdtfl w16du wp14">
   <w:endnote w:type="separator" w:id="-1">
     <w:p>
-      <w:pPr>
-        <w:spacing w:after="0" w:line="240" w:lineRule="auto"/>
-      </w:pPr>
-      <w:r>
-        <w:rPr>
-          <w:rStyle w:val="EndnoteReference"/>
-        </w:rPr>
-        <w:endnoteRef/>
-      </w:r>
       <w:r>
         <w:separator/>
       </w:r>
@@ -1813,15 +2308,6 @@
   </w:endnote>
   <w:endnote w:type="continuationSeparator" w:id="0">
     <w:p>
-      <w:pPr>
-        <w:spacing w:after="0" w:line="240" w:lineRule="auto"/>
-      </w:pPr>
-      <w:r>
-        <w:rPr>
-          <w:rStyle w:val="EndnoteReference"/>
-        </w:rPr>
-        <w:endnoteRef/>
-      </w:r>
       <w:r>
         <w:continuationSeparator/>
       </w:r>
@@ -1831,11 +2317,11 @@
 </file>
 
 <file path=word/footer1.xml><?xml version="1.0" encoding="utf-8"?>
-<w:ftr xmlns:wpc="http://schemas.microsoft.com/office/word/2010/wordprocessingCanvas" xmlns:mc="http://schemas.openxmlformats.org/markup-compatibility/2006" xmlns:o="urn:schemas-microsoft-com:office:office" xmlns:r="http://schemas.openxmlformats.org/officeDocument/2006/relationships" xmlns:m="http://schemas.openxmlformats.org/officeDocument/2006/math" xmlns:v="urn:schemas-microsoft-com:vml" xmlns:wp14="http://schemas.microsoft.com/office/word/2010/wordprocessingDrawing" xmlns:wp="http://schemas.openxmlformats.org/drawingml/2006/wordprocessingDrawing" xmlns:w10="urn:schemas-microsoft-com:office:word" xmlns:w="http://schemas.openxmlformats.org/wordprocessingml/2006/main" xmlns:w14="http://schemas.microsoft.com/office/word/2010/wordml" xmlns:w15="http://schemas.microsoft.com/office/word/2012/wordml" xmlns:wpg="http://schemas.microsoft.com/office/word/2010/wordprocessingGroup" xmlns:wpi="http://schemas.microsoft.com/office/word/2010/wordprocessingInk" xmlns:wne="http://schemas.microsoft.com/office/word/2006/wordml" xmlns:wps="http://schemas.microsoft.com/office/word/2010/wordprocessingShape">
+<w:ftr xmlns:wpc="http://schemas.microsoft.com/office/word/2010/wordprocessingCanvas" xmlns:cx="http://schemas.microsoft.com/office/drawing/2014/chartex" xmlns:cx1="http://schemas.microsoft.com/office/drawing/2015/9/8/chartex" xmlns:cx2="http://schemas.microsoft.com/office/drawing/2015/10/21/chartex" xmlns:cx3="http://schemas.microsoft.com/office/drawing/2016/5/9/chartex" xmlns:cx4="http://schemas.microsoft.com/office/drawing/2016/5/10/chartex" xmlns:cx5="http://schemas.microsoft.com/office/drawing/2016/5/11/chartex" xmlns:cx6="http://schemas.microsoft.com/office/drawing/2016/5/12/chartex" xmlns:cx7="http://schemas.microsoft.com/office/drawing/2016/5/13/chartex" xmlns:cx8="http://schemas.microsoft.com/office/drawing/2016/5/14/chartex" xmlns:mc="http://schemas.openxmlformats.org/markup-compatibility/2006" xmlns:aink="http://schemas.microsoft.com/office/drawing/2016/ink" xmlns:am3d="http://schemas.microsoft.com/office/drawing/2017/model3d" xmlns:o="urn:schemas-microsoft-com:office:office" xmlns:oel="http://schemas.microsoft.com/office/2019/extlst" xmlns:r="http://schemas.openxmlformats.org/officeDocument/2006/relationships" xmlns:m="http://schemas.openxmlformats.org/officeDocument/2006/math" xmlns:v="urn:schemas-microsoft-com:vml" xmlns:wp14="http://schemas.microsoft.com/office/word/2010/wordprocessingDrawing" xmlns:wp="http://schemas.openxmlformats.org/drawingml/2006/wordprocessingDrawing" xmlns:w10="urn:schemas-microsoft-com:office:word" xmlns:w="http://schemas.openxmlformats.org/wordprocessingml/2006/main" xmlns:w14="http://schemas.microsoft.com/office/word/2010/wordml" xmlns:w15="http://schemas.microsoft.com/office/word/2012/wordml" xmlns:w16cex="http://schemas.microsoft.com/office/word/2018/wordml/cex" xmlns:w16cid="http://schemas.microsoft.com/office/word/2016/wordml/cid" xmlns:w16="http://schemas.microsoft.com/office/word/2018/wordml" xmlns:w16du="http://schemas.microsoft.com/office/word/2023/wordml/word16du" xmlns:w16sdtdh="http://schemas.microsoft.com/office/word/2020/wordml/sdtdatahash" xmlns:w16sdtfl="http://schemas.microsoft.com/office/word/2024/wordml/sdtformatlock" xmlns:w16se="http://schemas.microsoft.com/office/word/2015/wordml/symex" xmlns:wpg="http://schemas.microsoft.com/office/word/2010/wordprocessingGroup" xmlns:wpi="http://schemas.microsoft.com/office/word/2010/wordprocessingInk" xmlns:wne="http://schemas.microsoft.com/office/word/2006/wordml" xmlns:wps="http://schemas.microsoft.com/office/word/2010/wordprocessingShape" mc:Ignorable="w14 w15 w16se w16cid w16 w16cex w16sdtdh w16sdtfl w16du wp14">
   <w:p>
     <w:pPr>
       <w:pBdr>
-        <w:top w:val="single" w:color="BFBFBF" w:sz="4" w:space="4"/>
+        <w:top w:val="single" w:sz="4" w:space="4" w:color="BFBFBF"/>
       </w:pBdr>
       <w:tabs>
         <w:tab w:val="right" w:pos="9360"/>
@@ -1847,7 +2333,7 @@
         <w:sz w:val="16"/>
         <w:szCs w:val="16"/>
       </w:rPr>
-      <w:t xml:space="preserve">ARC-RCA-001 · v1.0 · Confidential</w:t>
+      <w:t>ARC-RCA-001 · v1.0 · Confidential</w:t>
     </w:r>
     <w:r>
       <w:rPr>
@@ -1855,15 +2341,97 @@
         <w:sz w:val="16"/>
         <w:szCs w:val="16"/>
       </w:rPr>
-      <w:t xml:space="preserve">	Page </w:t>
+      <w:tab/>
+      <w:t xml:space="preserve">Page </w:t>
+    </w:r>
+    <w:r>
+      <w:rPr>
+        <w:color w:val="595959"/>
+        <w:sz w:val="16"/>
+        <w:szCs w:val="16"/>
+      </w:rPr>
       <w:fldChar w:fldCharType="begin"/>
-      <w:instrText xml:space="preserve">PAGE</w:instrText>
+    </w:r>
+    <w:r>
+      <w:rPr>
+        <w:color w:val="595959"/>
+        <w:sz w:val="16"/>
+        <w:szCs w:val="16"/>
+      </w:rPr>
+      <w:instrText>PAGE</w:instrText>
+    </w:r>
+    <w:r>
+      <w:rPr>
+        <w:color w:val="595959"/>
+        <w:sz w:val="16"/>
+        <w:szCs w:val="16"/>
+      </w:rPr>
       <w:fldChar w:fldCharType="separate"/>
+    </w:r>
+    <w:r>
+      <w:rPr>
+        <w:noProof/>
+        <w:color w:val="595959"/>
+        <w:sz w:val="16"/>
+        <w:szCs w:val="16"/>
+      </w:rPr>
+      <w:t>2</w:t>
+    </w:r>
+    <w:r>
+      <w:rPr>
+        <w:color w:val="595959"/>
+        <w:sz w:val="16"/>
+        <w:szCs w:val="16"/>
+      </w:rPr>
       <w:fldChar w:fldCharType="end"/>
+    </w:r>
+    <w:r>
+      <w:rPr>
+        <w:color w:val="595959"/>
+        <w:sz w:val="16"/>
+        <w:szCs w:val="16"/>
+      </w:rPr>
       <w:t xml:space="preserve"> of </w:t>
+    </w:r>
+    <w:r>
+      <w:rPr>
+        <w:color w:val="595959"/>
+        <w:sz w:val="16"/>
+        <w:szCs w:val="16"/>
+      </w:rPr>
       <w:fldChar w:fldCharType="begin"/>
-      <w:instrText xml:space="preserve">NUMPAGES</w:instrText>
+    </w:r>
+    <w:r>
+      <w:rPr>
+        <w:color w:val="595959"/>
+        <w:sz w:val="16"/>
+        <w:szCs w:val="16"/>
+      </w:rPr>
+      <w:instrText>NUMPAGES</w:instrText>
+    </w:r>
+    <w:r>
+      <w:rPr>
+        <w:color w:val="595959"/>
+        <w:sz w:val="16"/>
+        <w:szCs w:val="16"/>
+      </w:rPr>
       <w:fldChar w:fldCharType="separate"/>
+    </w:r>
+    <w:r>
+      <w:rPr>
+        <w:noProof/>
+        <w:color w:val="595959"/>
+        <w:sz w:val="16"/>
+        <w:szCs w:val="16"/>
+      </w:rPr>
+      <w:t>1</w:t>
+    </w:r>
+    <w:r>
+      <w:rPr>
+        <w:color w:val="595959"/>
+        <w:sz w:val="16"/>
+        <w:szCs w:val="16"/>
+      </w:rPr>
       <w:fldChar w:fldCharType="end"/>
     </w:r>
   </w:p>
@@ -1871,18 +2439,9 @@
 </file>
 
 <file path=word/footnotes.xml><?xml version="1.0" encoding="utf-8"?>
-<w:footnotes xmlns:wpc="http://schemas.microsoft.com/office/word/2010/wordprocessingCanvas" xmlns:mc="http://schemas.openxmlformats.org/markup-compatibility/2006" xmlns:o="urn:schemas-microsoft-com:office:office" xmlns:r="http://schemas.openxmlformats.org/officeDocument/2006/relationships" xmlns:m="http://schemas.openxmlformats.org/officeDocument/2006/math" xmlns:v="urn:schemas-microsoft-com:vml" xmlns:wp14="http://schemas.microsoft.com/office/word/2010/wordprocessingDrawing" xmlns:wp="http://schemas.openxmlformats.org/drawingml/2006/wordprocessingDrawing" xmlns:w10="urn:schemas-microsoft-com:office:word" xmlns:w="http://schemas.openxmlformats.org/wordprocessingml/2006/main" xmlns:w14="http://schemas.microsoft.com/office/word/2010/wordml" xmlns:w15="http://schemas.microsoft.com/office/word/2012/wordml" xmlns:wpg="http://schemas.microsoft.com/office/word/2010/wordprocessingGroup" xmlns:wpi="http://schemas.microsoft.com/office/word/2010/wordprocessingInk" xmlns:wne="http://schemas.microsoft.com/office/word/2006/wordml" xmlns:wps="http://schemas.microsoft.com/office/word/2010/wordprocessingShape" mc:Ignorable="w14 w15 wp14">
+<w:footnotes xmlns:wpc="http://schemas.microsoft.com/office/word/2010/wordprocessingCanvas" xmlns:cx="http://schemas.microsoft.com/office/drawing/2014/chartex" xmlns:cx1="http://schemas.microsoft.com/office/drawing/2015/9/8/chartex" xmlns:cx2="http://schemas.microsoft.com/office/drawing/2015/10/21/chartex" xmlns:cx3="http://schemas.microsoft.com/office/drawing/2016/5/9/chartex" xmlns:cx4="http://schemas.microsoft.com/office/drawing/2016/5/10/chartex" xmlns:cx5="http://schemas.microsoft.com/office/drawing/2016/5/11/chartex" xmlns:cx6="http://schemas.microsoft.com/office/drawing/2016/5/12/chartex" xmlns:cx7="http://schemas.microsoft.com/office/drawing/2016/5/13/chartex" xmlns:cx8="http://schemas.microsoft.com/office/drawing/2016/5/14/chartex" xmlns:mc="http://schemas.openxmlformats.org/markup-compatibility/2006" xmlns:aink="http://schemas.microsoft.com/office/drawing/2016/ink" xmlns:am3d="http://schemas.microsoft.com/office/drawing/2017/model3d" xmlns:o="urn:schemas-microsoft-com:office:office" xmlns:oel="http://schemas.microsoft.com/office/2019/extlst" xmlns:r="http://schemas.openxmlformats.org/officeDocument/2006/relationships" xmlns:m="http://schemas.openxmlformats.org/officeDocument/2006/math" xmlns:v="urn:schemas-microsoft-com:vml" xmlns:wp14="http://schemas.microsoft.com/office/word/2010/wordprocessingDrawing" xmlns:wp="http://schemas.openxmlformats.org/drawingml/2006/wordprocessingDrawing" xmlns:w10="urn:schemas-microsoft-com:office:word" xmlns:w="http://schemas.openxmlformats.org/wordprocessingml/2006/main" xmlns:w14="http://schemas.microsoft.com/office/word/2010/wordml" xmlns:w15="http://schemas.microsoft.com/office/word/2012/wordml" xmlns:w16cex="http://schemas.microsoft.com/office/word/2018/wordml/cex" xmlns:w16cid="http://schemas.microsoft.com/office/word/2016/wordml/cid" xmlns:w16="http://schemas.microsoft.com/office/word/2018/wordml" xmlns:w16du="http://schemas.microsoft.com/office/word/2023/wordml/word16du" xmlns:w16sdtdh="http://schemas.microsoft.com/office/word/2020/wordml/sdtdatahash" xmlns:w16sdtfl="http://schemas.microsoft.com/office/word/2024/wordml/sdtformatlock" xmlns:w16se="http://schemas.microsoft.com/office/word/2015/wordml/symex" xmlns:wpg="http://schemas.microsoft.com/office/word/2010/wordprocessingGroup" xmlns:wpi="http://schemas.microsoft.com/office/word/2010/wordprocessingInk" xmlns:wne="http://schemas.microsoft.com/office/word/2006/wordml" xmlns:wps="http://schemas.microsoft.com/office/word/2010/wordprocessingShape" mc:Ignorable="w14 w15 w16se w16cid w16 w16cex w16sdtdh w16sdtfl w16du wp14">
   <w:footnote w:type="separator" w:id="-1">
     <w:p>
-      <w:pPr>
-        <w:spacing w:after="0" w:line="240" w:lineRule="auto"/>
-      </w:pPr>
-      <w:r>
-        <w:rPr>
-          <w:rStyle w:val="FootnoteReference"/>
-        </w:rPr>
-        <w:footnoteRef/>
-      </w:r>
       <w:r>
         <w:separator/>
       </w:r>
@@ -1890,15 +2449,6 @@
   </w:footnote>
   <w:footnote w:type="continuationSeparator" w:id="0">
     <w:p>
-      <w:pPr>
-        <w:spacing w:after="0" w:line="240" w:lineRule="auto"/>
-      </w:pPr>
-      <w:r>
-        <w:rPr>
-          <w:rStyle w:val="FootnoteReference"/>
-        </w:rPr>
-        <w:footnoteRef/>
-      </w:r>
       <w:r>
         <w:continuationSeparator/>
       </w:r>
@@ -1908,11 +2458,11 @@
 </file>
 
 <file path=word/header1.xml><?xml version="1.0" encoding="utf-8"?>
-<w:hdr xmlns:wpc="http://schemas.microsoft.com/office/word/2010/wordprocessingCanvas" xmlns:mc="http://schemas.openxmlformats.org/markup-compatibility/2006" xmlns:o="urn:schemas-microsoft-com:office:office" xmlns:r="http://schemas.openxmlformats.org/officeDocument/2006/relationships" xmlns:m="http://schemas.openxmlformats.org/officeDocument/2006/math" xmlns:v="urn:schemas-microsoft-com:vml" xmlns:wp14="http://schemas.microsoft.com/office/word/2010/wordprocessingDrawing" xmlns:wp="http://schemas.openxmlformats.org/drawingml/2006/wordprocessingDrawing" xmlns:w10="urn:schemas-microsoft-com:office:word" xmlns:w="http://schemas.openxmlformats.org/wordprocessingml/2006/main" xmlns:w14="http://schemas.microsoft.com/office/word/2010/wordml" xmlns:w15="http://schemas.microsoft.com/office/word/2012/wordml" xmlns:wpg="http://schemas.microsoft.com/office/word/2010/wordprocessingGroup" xmlns:wpi="http://schemas.microsoft.com/office/word/2010/wordprocessingInk" xmlns:wne="http://schemas.microsoft.com/office/word/2006/wordml" xmlns:wps="http://schemas.microsoft.com/office/word/2010/wordprocessingShape" xmlns:cx="http://schemas.microsoft.com/office/drawing/2014/chartex" xmlns:cx1="http://schemas.microsoft.com/office/drawing/2015/9/8/chartex" xmlns:cx2="http://schemas.microsoft.com/office/drawing/2015/10/21/chartex" xmlns:cx3="http://schemas.microsoft.com/office/drawing/2016/5/9/chartex" xmlns:cx4="http://schemas.microsoft.com/office/drawing/2016/5/10/chartex" xmlns:cx5="http://schemas.microsoft.com/office/drawing/2016/5/11/chartex" xmlns:cx6="http://schemas.microsoft.com/office/drawing/2016/5/12/chartex" xmlns:cx7="http://schemas.microsoft.com/office/drawing/2016/5/13/chartex" xmlns:cx8="http://schemas.microsoft.com/office/drawing/2016/5/14/chartex" xmlns:w16cid="http://schemas.microsoft.com/office/word/2016/wordml/cid" xmlns:w16se="http://schemas.microsoft.com/office/word/2015/wordml/symex">
+<w:hdr xmlns:wpc="http://schemas.microsoft.com/office/word/2010/wordprocessingCanvas" xmlns:cx="http://schemas.microsoft.com/office/drawing/2014/chartex" xmlns:cx1="http://schemas.microsoft.com/office/drawing/2015/9/8/chartex" xmlns:cx2="http://schemas.microsoft.com/office/drawing/2015/10/21/chartex" xmlns:cx3="http://schemas.microsoft.com/office/drawing/2016/5/9/chartex" xmlns:cx4="http://schemas.microsoft.com/office/drawing/2016/5/10/chartex" xmlns:cx5="http://schemas.microsoft.com/office/drawing/2016/5/11/chartex" xmlns:cx6="http://schemas.microsoft.com/office/drawing/2016/5/12/chartex" xmlns:cx7="http://schemas.microsoft.com/office/drawing/2016/5/13/chartex" xmlns:cx8="http://schemas.microsoft.com/office/drawing/2016/5/14/chartex" xmlns:mc="http://schemas.openxmlformats.org/markup-compatibility/2006" xmlns:aink="http://schemas.microsoft.com/office/drawing/2016/ink" xmlns:am3d="http://schemas.microsoft.com/office/drawing/2017/model3d" xmlns:o="urn:schemas-microsoft-com:office:office" xmlns:oel="http://schemas.microsoft.com/office/2019/extlst" xmlns:r="http://schemas.openxmlformats.org/officeDocument/2006/relationships" xmlns:m="http://schemas.openxmlformats.org/officeDocument/2006/math" xmlns:v="urn:schemas-microsoft-com:vml" xmlns:wp14="http://schemas.microsoft.com/office/word/2010/wordprocessingDrawing" xmlns:wp="http://schemas.openxmlformats.org/drawingml/2006/wordprocessingDrawing" xmlns:w10="urn:schemas-microsoft-com:office:word" xmlns:w="http://schemas.openxmlformats.org/wordprocessingml/2006/main" xmlns:w14="http://schemas.microsoft.com/office/word/2010/wordml" xmlns:w15="http://schemas.microsoft.com/office/word/2012/wordml" xmlns:w16cex="http://schemas.microsoft.com/office/word/2018/wordml/cex" xmlns:w16cid="http://schemas.microsoft.com/office/word/2016/wordml/cid" xmlns:w16="http://schemas.microsoft.com/office/word/2018/wordml" xmlns:w16du="http://schemas.microsoft.com/office/word/2023/wordml/word16du" xmlns:w16sdtdh="http://schemas.microsoft.com/office/word/2020/wordml/sdtdatahash" xmlns:w16sdtfl="http://schemas.microsoft.com/office/word/2024/wordml/sdtformatlock" xmlns:w16se="http://schemas.microsoft.com/office/word/2015/wordml/symex" xmlns:wpg="http://schemas.microsoft.com/office/word/2010/wordprocessingGroup" xmlns:wpi="http://schemas.microsoft.com/office/word/2010/wordprocessingInk" xmlns:wne="http://schemas.microsoft.com/office/word/2006/wordml" xmlns:wps="http://schemas.microsoft.com/office/word/2010/wordprocessingShape" mc:Ignorable="w14 w15 w16se w16cid w16 w16cex w16sdtdh w16sdtfl w16du wp14">
   <w:p>
     <w:pPr>
       <w:pBdr>
-        <w:bottom w:val="single" w:color="BFBFBF" w:sz="4" w:space="4"/>
+        <w:bottom w:val="single" w:sz="4" w:space="4" w:color="BFBFBF"/>
       </w:pBdr>
       <w:tabs>
         <w:tab w:val="right" w:pos="9360"/>
@@ -1924,7 +2474,7 @@
         <w:sz w:val="16"/>
         <w:szCs w:val="16"/>
       </w:rPr>
-      <w:t xml:space="preserve">Conceptual Architecture Blueprint</w:t>
+      <w:t>Conceptual Architecture Blueprint</w:t>
     </w:r>
     <w:r>
       <w:rPr>
@@ -1932,17 +2482,132 @@
         <w:sz w:val="16"/>
         <w:szCs w:val="16"/>
       </w:rPr>
-      <w:t xml:space="preserve">	Log Intelligence Platform · RCA Engine</w:t>
+      <w:tab/>
+      <w:t>Log Intelligence Platform · RCA Engine</w:t>
     </w:r>
   </w:p>
 </w:hdr>
 </file>
 
 <file path=word/numbering.xml><?xml version="1.0" encoding="utf-8"?>
-<w:numbering xmlns:wpc="http://schemas.microsoft.com/office/word/2010/wordprocessingCanvas" xmlns:mc="http://schemas.openxmlformats.org/markup-compatibility/2006" xmlns:o="urn:schemas-microsoft-com:office:office" xmlns:r="http://schemas.openxmlformats.org/officeDocument/2006/relationships" xmlns:m="http://schemas.openxmlformats.org/officeDocument/2006/math" xmlns:v="urn:schemas-microsoft-com:vml" xmlns:wp14="http://schemas.microsoft.com/office/word/2010/wordprocessingDrawing" xmlns:wp="http://schemas.openxmlformats.org/drawingml/2006/wordprocessingDrawing" xmlns:w10="urn:schemas-microsoft-com:office:word" xmlns:w="http://schemas.openxmlformats.org/wordprocessingml/2006/main" xmlns:w14="http://schemas.microsoft.com/office/word/2010/wordml" xmlns:w15="http://schemas.microsoft.com/office/word/2012/wordml" xmlns:wpg="http://schemas.microsoft.com/office/word/2010/wordprocessingGroup" xmlns:wpi="http://schemas.microsoft.com/office/word/2010/wordprocessingInk" xmlns:wne="http://schemas.microsoft.com/office/word/2006/wordml" xmlns:wps="http://schemas.microsoft.com/office/word/2010/wordprocessingShape" mc:Ignorable="w14 w15 wp14">
+<w:numbering xmlns:wpc="http://schemas.microsoft.com/office/word/2010/wordprocessingCanvas" xmlns:cx="http://schemas.microsoft.com/office/drawing/2014/chartex" xmlns:cx1="http://schemas.microsoft.com/office/drawing/2015/9/8/chartex" xmlns:cx2="http://schemas.microsoft.com/office/drawing/2015/10/21/chartex" xmlns:cx3="http://schemas.microsoft.com/office/drawing/2016/5/9/chartex" xmlns:cx4="http://schemas.microsoft.com/office/drawing/2016/5/10/chartex" xmlns:cx5="http://schemas.microsoft.com/office/drawing/2016/5/11/chartex" xmlns:cx6="http://schemas.microsoft.com/office/drawing/2016/5/12/chartex" xmlns:cx7="http://schemas.microsoft.com/office/drawing/2016/5/13/chartex" xmlns:cx8="http://schemas.microsoft.com/office/drawing/2016/5/14/chartex" xmlns:mc="http://schemas.openxmlformats.org/markup-compatibility/2006" xmlns:aink="http://schemas.microsoft.com/office/drawing/2016/ink" xmlns:am3d="http://schemas.microsoft.com/office/drawing/2017/model3d" xmlns:o="urn:schemas-microsoft-com:office:office" xmlns:oel="http://schemas.microsoft.com/office/2019/extlst" xmlns:r="http://schemas.openxmlformats.org/officeDocument/2006/relationships" xmlns:m="http://schemas.openxmlformats.org/officeDocument/2006/math" xmlns:v="urn:schemas-microsoft-com:vml" xmlns:wp14="http://schemas.microsoft.com/office/word/2010/wordprocessingDrawing" xmlns:wp="http://schemas.openxmlformats.org/drawingml/2006/wordprocessingDrawing" xmlns:w10="urn:schemas-microsoft-com:office:word" xmlns:w="http://schemas.openxmlformats.org/wordprocessingml/2006/main" xmlns:w14="http://schemas.microsoft.com/office/word/2010/wordml" xmlns:w15="http://schemas.microsoft.com/office/word/2012/wordml" xmlns:w16cex="http://schemas.microsoft.com/office/word/2018/wordml/cex" xmlns:w16cid="http://schemas.microsoft.com/office/word/2016/wordml/cid" xmlns:w16="http://schemas.microsoft.com/office/word/2018/wordml" xmlns:w16du="http://schemas.microsoft.com/office/word/2023/wordml/word16du" xmlns:w16sdtdh="http://schemas.microsoft.com/office/word/2020/wordml/sdtdatahash" xmlns:w16sdtfl="http://schemas.microsoft.com/office/word/2024/wordml/sdtformatlock" xmlns:w16se="http://schemas.microsoft.com/office/word/2015/wordml/symex" xmlns:wpg="http://schemas.microsoft.com/office/word/2010/wordprocessingGroup" xmlns:wpi="http://schemas.microsoft.com/office/word/2010/wordprocessingInk" xmlns:wne="http://schemas.microsoft.com/office/word/2006/wordml" xmlns:wps="http://schemas.microsoft.com/office/word/2010/wordprocessingShape" mc:Ignorable="w14 w15 w16se w16cid w16 w16cex w16sdtdh w16sdtfl w16du wp14">
+  <w:abstractNum w:abstractNumId="0" w15:restartNumberingAfterBreak="0">
+    <w:nsid w:val="04C82EFF"/>
+    <w:multiLevelType w:val="hybridMultilevel"/>
+    <w:tmpl w:val="52B435E4"/>
+    <w:lvl w:ilvl="0" w:tplc="EEC0F568">
+      <w:start w:val="1"/>
+      <w:numFmt w:val="bullet"/>
+      <w:lvlText w:val="•"/>
+      <w:lvlJc w:val="left"/>
+      <w:pPr>
+        <w:ind w:left="540" w:hanging="280"/>
+      </w:pPr>
+    </w:lvl>
+    <w:lvl w:ilvl="1" w:tplc="1EB21486">
+      <w:start w:val="1"/>
+      <w:numFmt w:val="bullet"/>
+      <w:lvlText w:val="–"/>
+      <w:lvlJc w:val="left"/>
+      <w:pPr>
+        <w:ind w:left="1080" w:hanging="280"/>
+      </w:pPr>
+    </w:lvl>
+    <w:lvl w:ilvl="2" w:tplc="DE40C79E">
+      <w:numFmt w:val="decimal"/>
+      <w:lvlText w:val=""/>
+      <w:lvlJc w:val="left"/>
+    </w:lvl>
+    <w:lvl w:ilvl="3" w:tplc="B61E1DF0">
+      <w:numFmt w:val="decimal"/>
+      <w:lvlText w:val=""/>
+      <w:lvlJc w:val="left"/>
+    </w:lvl>
+    <w:lvl w:ilvl="4" w:tplc="F95CE634">
+      <w:numFmt w:val="decimal"/>
+      <w:lvlText w:val=""/>
+      <w:lvlJc w:val="left"/>
+    </w:lvl>
+    <w:lvl w:ilvl="5" w:tplc="0C7A10AC">
+      <w:numFmt w:val="decimal"/>
+      <w:lvlText w:val=""/>
+      <w:lvlJc w:val="left"/>
+    </w:lvl>
+    <w:lvl w:ilvl="6" w:tplc="EF90EB3C">
+      <w:numFmt w:val="decimal"/>
+      <w:lvlText w:val=""/>
+      <w:lvlJc w:val="left"/>
+    </w:lvl>
+    <w:lvl w:ilvl="7" w:tplc="15CA31EA">
+      <w:numFmt w:val="decimal"/>
+      <w:lvlText w:val=""/>
+      <w:lvlJc w:val="left"/>
+    </w:lvl>
+    <w:lvl w:ilvl="8" w:tplc="3EBAC1F2">
+      <w:numFmt w:val="decimal"/>
+      <w:lvlText w:val=""/>
+      <w:lvlJc w:val="left"/>
+    </w:lvl>
+  </w:abstractNum>
   <w:abstractNum w:abstractNumId="1" w15:restartNumberingAfterBreak="0">
+    <w:nsid w:val="53983BCF"/>
     <w:multiLevelType w:val="hybridMultilevel"/>
-    <w:lvl w:ilvl="0" w15:tentative="1">
+    <w:tmpl w:val="7D7221CE"/>
+    <w:lvl w:ilvl="0" w:tplc="1C28B1E8">
+      <w:start w:val="1"/>
+      <w:numFmt w:val="decimal"/>
+      <w:lvlText w:val="%1."/>
+      <w:lvlJc w:val="left"/>
+      <w:pPr>
+        <w:ind w:left="540" w:hanging="280"/>
+      </w:pPr>
+    </w:lvl>
+    <w:lvl w:ilvl="1" w:tplc="8EEEB7B2">
+      <w:numFmt w:val="decimal"/>
+      <w:lvlText w:val=""/>
+      <w:lvlJc w:val="left"/>
+    </w:lvl>
+    <w:lvl w:ilvl="2" w:tplc="A9222058">
+      <w:numFmt w:val="decimal"/>
+      <w:lvlText w:val=""/>
+      <w:lvlJc w:val="left"/>
+    </w:lvl>
+    <w:lvl w:ilvl="3" w:tplc="3E92B3B4">
+      <w:numFmt w:val="decimal"/>
+      <w:lvlText w:val=""/>
+      <w:lvlJc w:val="left"/>
+    </w:lvl>
+    <w:lvl w:ilvl="4" w:tplc="6CBC0570">
+      <w:numFmt w:val="decimal"/>
+      <w:lvlText w:val=""/>
+      <w:lvlJc w:val="left"/>
+    </w:lvl>
+    <w:lvl w:ilvl="5" w:tplc="F3080002">
+      <w:numFmt w:val="decimal"/>
+      <w:lvlText w:val=""/>
+      <w:lvlJc w:val="left"/>
+    </w:lvl>
+    <w:lvl w:ilvl="6" w:tplc="9D8C895A">
+      <w:numFmt w:val="decimal"/>
+      <w:lvlText w:val=""/>
+      <w:lvlJc w:val="left"/>
+    </w:lvl>
+    <w:lvl w:ilvl="7" w:tplc="AB6A9C98">
+      <w:numFmt w:val="decimal"/>
+      <w:lvlText w:val=""/>
+      <w:lvlJc w:val="left"/>
+    </w:lvl>
+    <w:lvl w:ilvl="8" w:tplc="FB069C8C">
+      <w:numFmt w:val="decimal"/>
+      <w:lvlText w:val=""/>
+      <w:lvlJc w:val="left"/>
+    </w:lvl>
+  </w:abstractNum>
+  <w:abstractNum w:abstractNumId="2" w15:restartNumberingAfterBreak="0">
+    <w:nsid w:val="5FAD3FB9"/>
+    <w:multiLevelType w:val="hybridMultilevel"/>
+    <w:tmpl w:val="AB2A1294"/>
+    <w:lvl w:ilvl="0" w:tplc="F8BC0F5E">
       <w:start w:val="1"/>
       <w:numFmt w:val="bullet"/>
       <w:lvlText w:val="●"/>
@@ -1951,7 +2616,7 @@
         <w:ind w:left="720" w:hanging="360"/>
       </w:pPr>
     </w:lvl>
-    <w:lvl w:ilvl="1" w15:tentative="1">
+    <w:lvl w:ilvl="1" w:tplc="CAEC64CE">
       <w:start w:val="1"/>
       <w:numFmt w:val="bullet"/>
       <w:lvlText w:val="○"/>
@@ -1960,7 +2625,7 @@
         <w:ind w:left="1440" w:hanging="360"/>
       </w:pPr>
     </w:lvl>
-    <w:lvl w:ilvl="2" w15:tentative="1">
+    <w:lvl w:ilvl="2" w:tplc="B414E6D8">
       <w:start w:val="1"/>
       <w:numFmt w:val="bullet"/>
       <w:lvlText w:val="■"/>
@@ -1969,7 +2634,7 @@
         <w:ind w:left="2160" w:hanging="360"/>
       </w:pPr>
     </w:lvl>
-    <w:lvl w:ilvl="3" w15:tentative="1">
+    <w:lvl w:ilvl="3" w:tplc="956849A0">
       <w:start w:val="1"/>
       <w:numFmt w:val="bullet"/>
       <w:lvlText w:val="●"/>
@@ -1978,7 +2643,7 @@
         <w:ind w:left="2880" w:hanging="360"/>
       </w:pPr>
     </w:lvl>
-    <w:lvl w:ilvl="4" w15:tentative="1">
+    <w:lvl w:ilvl="4" w:tplc="0B46F68E">
       <w:start w:val="1"/>
       <w:numFmt w:val="bullet"/>
       <w:lvlText w:val="○"/>
@@ -1987,7 +2652,7 @@
         <w:ind w:left="3600" w:hanging="360"/>
       </w:pPr>
     </w:lvl>
-    <w:lvl w:ilvl="5" w15:tentative="1">
+    <w:lvl w:ilvl="5" w:tplc="2FB47A9E">
       <w:start w:val="1"/>
       <w:numFmt w:val="bullet"/>
       <w:lvlText w:val="■"/>
@@ -1996,7 +2661,7 @@
         <w:ind w:left="4320" w:hanging="360"/>
       </w:pPr>
     </w:lvl>
-    <w:lvl w:ilvl="6" w15:tentative="1">
+    <w:lvl w:ilvl="6" w:tplc="785E0F14">
       <w:start w:val="1"/>
       <w:numFmt w:val="bullet"/>
       <w:lvlText w:val="●"/>
@@ -2005,7 +2670,7 @@
         <w:ind w:left="5040" w:hanging="360"/>
       </w:pPr>
     </w:lvl>
-    <w:lvl w:ilvl="7" w15:tentative="1">
+    <w:lvl w:ilvl="7" w:tplc="CD38904C">
       <w:start w:val="1"/>
       <w:numFmt w:val="bullet"/>
       <w:lvlText w:val="●"/>
@@ -2014,7 +2679,7 @@
         <w:ind w:left="5760" w:hanging="360"/>
       </w:pPr>
     </w:lvl>
-    <w:lvl w:ilvl="8" w15:tentative="1">
+    <w:lvl w:ilvl="8" w:tplc="1C4AB9B8">
       <w:start w:val="1"/>
       <w:numFmt w:val="bullet"/>
       <w:lvlText w:val="●"/>
@@ -2024,41 +2689,8 @@
       </w:pPr>
     </w:lvl>
   </w:abstractNum>
-  <w:abstractNum w:abstractNumId="2" w15:restartNumberingAfterBreak="0">
-    <w:multiLevelType w:val="hybridMultilevel"/>
-    <w:lvl w:ilvl="0" w15:tentative="1">
-      <w:start w:val="1"/>
-      <w:numFmt w:val="bullet"/>
-      <w:lvlText w:val="•"/>
-      <w:lvlJc w:val="left"/>
-      <w:pPr>
-        <w:ind w:left="540" w:hanging="280"/>
-      </w:pPr>
-    </w:lvl>
-    <w:lvl w:ilvl="1" w15:tentative="1">
-      <w:start w:val="1"/>
-      <w:numFmt w:val="bullet"/>
-      <w:lvlText w:val="–"/>
-      <w:lvlJc w:val="left"/>
-      <w:pPr>
-        <w:ind w:left="1080" w:hanging="280"/>
-      </w:pPr>
-    </w:lvl>
-  </w:abstractNum>
-  <w:abstractNum w:abstractNumId="3" w15:restartNumberingAfterBreak="0">
-    <w:multiLevelType w:val="hybridMultilevel"/>
-    <w:lvl w:ilvl="0" w15:tentative="1">
-      <w:start w:val="1"/>
-      <w:numFmt w:val="decimal"/>
-      <w:lvlText w:val="%1."/>
-      <w:lvlJc w:val="left"/>
-      <w:pPr>
-        <w:ind w:left="540" w:hanging="280"/>
-      </w:pPr>
-    </w:lvl>
-  </w:abstractNum>
-  <w:num w:numId="1">
-    <w:abstractNumId w:val="1"/>
+  <w:num w:numId="1" w16cid:durableId="763305074">
+    <w:abstractNumId w:val="2"/>
     <w:lvlOverride w:ilvl="0">
       <w:startOverride w:val="1"/>
     </w:lvlOverride>
@@ -2067,65 +2699,462 @@
 </file>
 
 <file path=word/styles.xml><?xml version="1.0" encoding="utf-8"?>
-<w:styles xmlns:mc="http://schemas.openxmlformats.org/markup-compatibility/2006" xmlns:r="http://schemas.openxmlformats.org/officeDocument/2006/relationships" xmlns:w="http://schemas.openxmlformats.org/wordprocessingml/2006/main" xmlns:w14="http://schemas.microsoft.com/office/word/2010/wordml" xmlns:w15="http://schemas.microsoft.com/office/word/2012/wordml" mc:Ignorable="w14 w15">
+<w:styles xmlns:mc="http://schemas.openxmlformats.org/markup-compatibility/2006" xmlns:r="http://schemas.openxmlformats.org/officeDocument/2006/relationships" xmlns:w="http://schemas.openxmlformats.org/wordprocessingml/2006/main" xmlns:w14="http://schemas.microsoft.com/office/word/2010/wordml" xmlns:w15="http://schemas.microsoft.com/office/word/2012/wordml" xmlns:w16cex="http://schemas.microsoft.com/office/word/2018/wordml/cex" xmlns:w16cid="http://schemas.microsoft.com/office/word/2016/wordml/cid" xmlns:w16="http://schemas.microsoft.com/office/word/2018/wordml" xmlns:w16du="http://schemas.microsoft.com/office/word/2023/wordml/word16du" xmlns:w16sdtdh="http://schemas.microsoft.com/office/word/2020/wordml/sdtdatahash" xmlns:w16sdtfl="http://schemas.microsoft.com/office/word/2024/wordml/sdtformatlock" xmlns:w16se="http://schemas.microsoft.com/office/word/2015/wordml/symex" mc:Ignorable="w14 w15 w16se w16cid w16 w16cex w16sdtdh w16sdtfl w16du">
   <w:docDefaults>
     <w:rPrDefault>
       <w:rPr>
-        <w:rFonts w:ascii="Calibri" w:cs="Calibri" w:eastAsia="Calibri" w:hAnsi="Calibri"/>
+        <w:rFonts w:ascii="Calibri" w:eastAsia="Calibri" w:hAnsi="Calibri" w:cs="Calibri"/>
         <w:sz w:val="22"/>
         <w:szCs w:val="22"/>
+        <w:lang w:val="en-IN" w:eastAsia="en-IN" w:bidi="gu-IN"/>
       </w:rPr>
     </w:rPrDefault>
     <w:pPrDefault/>
   </w:docDefaults>
-  <w:style w:type="paragraph" w:styleId="Title">
-    <w:name w:val="Title"/>
-    <w:basedOn w:val="Normal"/>
-    <w:next w:val="Normal"/>
+  <w:latentStyles w:defLockedState="0" w:defUIPriority="99" w:defSemiHidden="0" w:defUnhideWhenUsed="0" w:defQFormat="0" w:count="376">
+    <w:lsdException w:name="Normal" w:uiPriority="0" w:qFormat="1"/>
+    <w:lsdException w:name="heading 1" w:uiPriority="9" w:qFormat="1"/>
+    <w:lsdException w:name="heading 2" w:semiHidden="1" w:uiPriority="9" w:unhideWhenUsed="1" w:qFormat="1"/>
+    <w:lsdException w:name="heading 3" w:semiHidden="1" w:uiPriority="9" w:unhideWhenUsed="1" w:qFormat="1"/>
+    <w:lsdException w:name="heading 4" w:semiHidden="1" w:uiPriority="9" w:unhideWhenUsed="1" w:qFormat="1"/>
+    <w:lsdException w:name="heading 5" w:semiHidden="1" w:uiPriority="9" w:unhideWhenUsed="1" w:qFormat="1"/>
+    <w:lsdException w:name="heading 6" w:semiHidden="1" w:uiPriority="9" w:unhideWhenUsed="1" w:qFormat="1"/>
+    <w:lsdException w:name="heading 7" w:semiHidden="1" w:uiPriority="9" w:unhideWhenUsed="1" w:qFormat="1"/>
+    <w:lsdException w:name="heading 8" w:semiHidden="1" w:uiPriority="9" w:unhideWhenUsed="1" w:qFormat="1"/>
+    <w:lsdException w:name="heading 9" w:semiHidden="1" w:uiPriority="9" w:unhideWhenUsed="1" w:qFormat="1"/>
+    <w:lsdException w:name="index 1" w:semiHidden="1" w:unhideWhenUsed="1"/>
+    <w:lsdException w:name="index 2" w:semiHidden="1" w:unhideWhenUsed="1"/>
+    <w:lsdException w:name="index 3" w:semiHidden="1" w:unhideWhenUsed="1"/>
+    <w:lsdException w:name="index 4" w:semiHidden="1" w:unhideWhenUsed="1"/>
+    <w:lsdException w:name="index 5" w:semiHidden="1" w:unhideWhenUsed="1"/>
+    <w:lsdException w:name="index 6" w:semiHidden="1" w:unhideWhenUsed="1"/>
+    <w:lsdException w:name="index 7" w:semiHidden="1" w:unhideWhenUsed="1"/>
+    <w:lsdException w:name="index 8" w:semiHidden="1" w:unhideWhenUsed="1"/>
+    <w:lsdException w:name="index 9" w:semiHidden="1" w:unhideWhenUsed="1"/>
+    <w:lsdException w:name="toc 1" w:semiHidden="1" w:uiPriority="39" w:unhideWhenUsed="1"/>
+    <w:lsdException w:name="toc 2" w:semiHidden="1" w:uiPriority="39" w:unhideWhenUsed="1"/>
+    <w:lsdException w:name="toc 3" w:semiHidden="1" w:uiPriority="39" w:unhideWhenUsed="1"/>
+    <w:lsdException w:name="toc 4" w:semiHidden="1" w:uiPriority="39" w:unhideWhenUsed="1"/>
+    <w:lsdException w:name="toc 5" w:semiHidden="1" w:uiPriority="39" w:unhideWhenUsed="1"/>
+    <w:lsdException w:name="toc 6" w:semiHidden="1" w:uiPriority="39" w:unhideWhenUsed="1"/>
+    <w:lsdException w:name="toc 7" w:semiHidden="1" w:uiPriority="39" w:unhideWhenUsed="1"/>
+    <w:lsdException w:name="toc 8" w:semiHidden="1" w:uiPriority="39" w:unhideWhenUsed="1"/>
+    <w:lsdException w:name="toc 9" w:semiHidden="1" w:uiPriority="39" w:unhideWhenUsed="1"/>
+    <w:lsdException w:name="Normal Indent" w:semiHidden="1" w:unhideWhenUsed="1"/>
+    <w:lsdException w:name="footnote text" w:semiHidden="1" w:unhideWhenUsed="1"/>
+    <w:lsdException w:name="annotation text" w:semiHidden="1" w:unhideWhenUsed="1"/>
+    <w:lsdException w:name="header" w:semiHidden="1" w:unhideWhenUsed="1"/>
+    <w:lsdException w:name="footer" w:semiHidden="1" w:unhideWhenUsed="1"/>
+    <w:lsdException w:name="index heading" w:semiHidden="1" w:unhideWhenUsed="1"/>
+    <w:lsdException w:name="caption" w:semiHidden="1" w:uiPriority="35" w:unhideWhenUsed="1" w:qFormat="1"/>
+    <w:lsdException w:name="table of figures" w:semiHidden="1" w:unhideWhenUsed="1"/>
+    <w:lsdException w:name="envelope address" w:semiHidden="1" w:unhideWhenUsed="1"/>
+    <w:lsdException w:name="envelope return" w:semiHidden="1" w:unhideWhenUsed="1"/>
+    <w:lsdException w:name="footnote reference" w:semiHidden="1" w:unhideWhenUsed="1"/>
+    <w:lsdException w:name="annotation reference" w:semiHidden="1" w:unhideWhenUsed="1"/>
+    <w:lsdException w:name="line number" w:semiHidden="1" w:unhideWhenUsed="1"/>
+    <w:lsdException w:name="page number" w:semiHidden="1" w:unhideWhenUsed="1"/>
+    <w:lsdException w:name="endnote reference" w:semiHidden="1" w:unhideWhenUsed="1"/>
+    <w:lsdException w:name="endnote text" w:semiHidden="1" w:unhideWhenUsed="1"/>
+    <w:lsdException w:name="table of authorities" w:semiHidden="1" w:unhideWhenUsed="1"/>
+    <w:lsdException w:name="macro" w:semiHidden="1" w:unhideWhenUsed="1"/>
+    <w:lsdException w:name="toa heading" w:semiHidden="1" w:unhideWhenUsed="1"/>
+    <w:lsdException w:name="List" w:semiHidden="1" w:unhideWhenUsed="1"/>
+    <w:lsdException w:name="List Bullet" w:semiHidden="1" w:unhideWhenUsed="1"/>
+    <w:lsdException w:name="List Number" w:semiHidden="1" w:unhideWhenUsed="1"/>
+    <w:lsdException w:name="List 2" w:semiHidden="1" w:unhideWhenUsed="1"/>
+    <w:lsdException w:name="List 3" w:semiHidden="1" w:unhideWhenUsed="1"/>
+    <w:lsdException w:name="List 4" w:semiHidden="1" w:unhideWhenUsed="1"/>
+    <w:lsdException w:name="List 5" w:semiHidden="1" w:unhideWhenUsed="1"/>
+    <w:lsdException w:name="List Bullet 2" w:semiHidden="1" w:unhideWhenUsed="1"/>
+    <w:lsdException w:name="List Bullet 3" w:semiHidden="1" w:unhideWhenUsed="1"/>
+    <w:lsdException w:name="List Bullet 4" w:semiHidden="1" w:unhideWhenUsed="1"/>
+    <w:lsdException w:name="List Bullet 5" w:semiHidden="1" w:unhideWhenUsed="1"/>
+    <w:lsdException w:name="List Number 2" w:semiHidden="1" w:unhideWhenUsed="1"/>
+    <w:lsdException w:name="List Number 3" w:semiHidden="1" w:unhideWhenUsed="1"/>
+    <w:lsdException w:name="List Number 4" w:semiHidden="1" w:unhideWhenUsed="1"/>
+    <w:lsdException w:name="List Number 5" w:semiHidden="1" w:unhideWhenUsed="1"/>
+    <w:lsdException w:name="Title" w:uiPriority="10" w:qFormat="1"/>
+    <w:lsdException w:name="Closing" w:semiHidden="1" w:unhideWhenUsed="1"/>
+    <w:lsdException w:name="Signature" w:semiHidden="1" w:unhideWhenUsed="1"/>
+    <w:lsdException w:name="Default Paragraph Font" w:semiHidden="1" w:uiPriority="1" w:unhideWhenUsed="1"/>
+    <w:lsdException w:name="Body Text" w:semiHidden="1" w:unhideWhenUsed="1"/>
+    <w:lsdException w:name="Body Text Indent" w:semiHidden="1" w:unhideWhenUsed="1"/>
+    <w:lsdException w:name="List Continue" w:semiHidden="1" w:unhideWhenUsed="1"/>
+    <w:lsdException w:name="List Continue 2" w:semiHidden="1" w:unhideWhenUsed="1"/>
+    <w:lsdException w:name="List Continue 3" w:semiHidden="1" w:unhideWhenUsed="1"/>
+    <w:lsdException w:name="List Continue 4" w:semiHidden="1" w:unhideWhenUsed="1"/>
+    <w:lsdException w:name="List Continue 5" w:semiHidden="1" w:unhideWhenUsed="1"/>
+    <w:lsdException w:name="Message Header" w:semiHidden="1" w:unhideWhenUsed="1"/>
+    <w:lsdException w:name="Subtitle" w:uiPriority="11" w:qFormat="1"/>
+    <w:lsdException w:name="Salutation" w:semiHidden="1" w:unhideWhenUsed="1"/>
+    <w:lsdException w:name="Date" w:semiHidden="1" w:unhideWhenUsed="1"/>
+    <w:lsdException w:name="Body Text First Indent" w:semiHidden="1" w:unhideWhenUsed="1"/>
+    <w:lsdException w:name="Body Text First Indent 2" w:semiHidden="1" w:unhideWhenUsed="1"/>
+    <w:lsdException w:name="Note Heading" w:semiHidden="1" w:unhideWhenUsed="1"/>
+    <w:lsdException w:name="Body Text 2" w:semiHidden="1" w:unhideWhenUsed="1"/>
+    <w:lsdException w:name="Body Text 3" w:semiHidden="1" w:unhideWhenUsed="1"/>
+    <w:lsdException w:name="Body Text Indent 2" w:semiHidden="1" w:unhideWhenUsed="1"/>
+    <w:lsdException w:name="Body Text Indent 3" w:semiHidden="1" w:unhideWhenUsed="1"/>
+    <w:lsdException w:name="Block Text" w:semiHidden="1" w:unhideWhenUsed="1"/>
+    <w:lsdException w:name="Hyperlink" w:semiHidden="1" w:unhideWhenUsed="1"/>
+    <w:lsdException w:name="FollowedHyperlink" w:semiHidden="1" w:unhideWhenUsed="1"/>
+    <w:lsdException w:name="Strong" w:uiPriority="22" w:qFormat="1"/>
+    <w:lsdException w:name="Emphasis" w:uiPriority="20" w:qFormat="1"/>
+    <w:lsdException w:name="Document Map" w:semiHidden="1" w:unhideWhenUsed="1"/>
+    <w:lsdException w:name="Plain Text" w:semiHidden="1" w:unhideWhenUsed="1"/>
+    <w:lsdException w:name="E-mail Signature" w:semiHidden="1" w:unhideWhenUsed="1"/>
+    <w:lsdException w:name="HTML Top of Form" w:semiHidden="1" w:unhideWhenUsed="1"/>
+    <w:lsdException w:name="HTML Bottom of Form" w:semiHidden="1" w:unhideWhenUsed="1"/>
+    <w:lsdException w:name="Normal (Web)" w:semiHidden="1" w:unhideWhenUsed="1"/>
+    <w:lsdException w:name="HTML Acronym" w:semiHidden="1" w:unhideWhenUsed="1"/>
+    <w:lsdException w:name="HTML Address" w:semiHidden="1" w:unhideWhenUsed="1"/>
+    <w:lsdException w:name="HTML Cite" w:semiHidden="1" w:unhideWhenUsed="1"/>
+    <w:lsdException w:name="HTML Code" w:semiHidden="1" w:unhideWhenUsed="1"/>
+    <w:lsdException w:name="HTML Definition" w:semiHidden="1" w:unhideWhenUsed="1"/>
+    <w:lsdException w:name="HTML Keyboard" w:semiHidden="1" w:unhideWhenUsed="1"/>
+    <w:lsdException w:name="HTML Preformatted" w:semiHidden="1" w:unhideWhenUsed="1"/>
+    <w:lsdException w:name="HTML Sample" w:semiHidden="1" w:unhideWhenUsed="1"/>
+    <w:lsdException w:name="HTML Typewriter" w:semiHidden="1" w:unhideWhenUsed="1"/>
+    <w:lsdException w:name="HTML Variable" w:semiHidden="1" w:unhideWhenUsed="1"/>
+    <w:lsdException w:name="Normal Table" w:semiHidden="1" w:unhideWhenUsed="1"/>
+    <w:lsdException w:name="annotation subject" w:semiHidden="1" w:unhideWhenUsed="1"/>
+    <w:lsdException w:name="No List" w:semiHidden="1" w:unhideWhenUsed="1"/>
+    <w:lsdException w:name="Outline List 1" w:semiHidden="1" w:unhideWhenUsed="1"/>
+    <w:lsdException w:name="Outline List 2" w:semiHidden="1" w:unhideWhenUsed="1"/>
+    <w:lsdException w:name="Outline List 3" w:semiHidden="1" w:unhideWhenUsed="1"/>
+    <w:lsdException w:name="Table Simple 1" w:semiHidden="1" w:unhideWhenUsed="1"/>
+    <w:lsdException w:name="Table Simple 2" w:semiHidden="1" w:unhideWhenUsed="1"/>
+    <w:lsdException w:name="Table Simple 3" w:semiHidden="1" w:unhideWhenUsed="1"/>
+    <w:lsdException w:name="Table Classic 1" w:semiHidden="1" w:unhideWhenUsed="1"/>
+    <w:lsdException w:name="Table Classic 2" w:semiHidden="1" w:unhideWhenUsed="1"/>
+    <w:lsdException w:name="Table Classic 3" w:semiHidden="1" w:unhideWhenUsed="1"/>
+    <w:lsdException w:name="Table Classic 4" w:semiHidden="1" w:unhideWhenUsed="1"/>
+    <w:lsdException w:name="Table Colorful 1" w:semiHidden="1" w:unhideWhenUsed="1"/>
+    <w:lsdException w:name="Table Colorful 2" w:semiHidden="1" w:unhideWhenUsed="1"/>
+    <w:lsdException w:name="Table Colorful 3" w:semiHidden="1" w:unhideWhenUsed="1"/>
+    <w:lsdException w:name="Table Columns 1" w:semiHidden="1" w:unhideWhenUsed="1"/>
+    <w:lsdException w:name="Table Columns 2" w:semiHidden="1" w:unhideWhenUsed="1"/>
+    <w:lsdException w:name="Table Columns 3" w:semiHidden="1" w:unhideWhenUsed="1"/>
+    <w:lsdException w:name="Table Columns 4" w:semiHidden="1" w:unhideWhenUsed="1"/>
+    <w:lsdException w:name="Table Columns 5" w:semiHidden="1" w:unhideWhenUsed="1"/>
+    <w:lsdException w:name="Table Grid 1" w:semiHidden="1" w:unhideWhenUsed="1"/>
+    <w:lsdException w:name="Table Grid 2" w:semiHidden="1" w:unhideWhenUsed="1"/>
+    <w:lsdException w:name="Table Grid 3" w:semiHidden="1" w:unhideWhenUsed="1"/>
+    <w:lsdException w:name="Table Grid 4" w:semiHidden="1" w:unhideWhenUsed="1"/>
+    <w:lsdException w:name="Table Grid 5" w:semiHidden="1" w:unhideWhenUsed="1"/>
+    <w:lsdException w:name="Table Grid 6" w:semiHidden="1" w:unhideWhenUsed="1"/>
+    <w:lsdException w:name="Table Grid 7" w:semiHidden="1" w:unhideWhenUsed="1"/>
+    <w:lsdException w:name="Table Grid 8" w:semiHidden="1" w:unhideWhenUsed="1"/>
+    <w:lsdException w:name="Table List 1" w:semiHidden="1" w:unhideWhenUsed="1"/>
+    <w:lsdException w:name="Table List 2" w:semiHidden="1" w:unhideWhenUsed="1"/>
+    <w:lsdException w:name="Table List 3" w:semiHidden="1" w:unhideWhenUsed="1"/>
+    <w:lsdException w:name="Table List 4" w:semiHidden="1" w:unhideWhenUsed="1"/>
+    <w:lsdException w:name="Table List 5" w:semiHidden="1" w:unhideWhenUsed="1"/>
+    <w:lsdException w:name="Table List 6" w:semiHidden="1" w:unhideWhenUsed="1"/>
+    <w:lsdException w:name="Table List 7" w:semiHidden="1" w:unhideWhenUsed="1"/>
+    <w:lsdException w:name="Table List 8" w:semiHidden="1" w:unhideWhenUsed="1"/>
+    <w:lsdException w:name="Table 3D effects 1" w:semiHidden="1" w:unhideWhenUsed="1"/>
+    <w:lsdException w:name="Table 3D effects 2" w:semiHidden="1" w:unhideWhenUsed="1"/>
+    <w:lsdException w:name="Table 3D effects 3" w:semiHidden="1" w:unhideWhenUsed="1"/>
+    <w:lsdException w:name="Table Contemporary" w:semiHidden="1" w:unhideWhenUsed="1"/>
+    <w:lsdException w:name="Table Elegant" w:semiHidden="1" w:unhideWhenUsed="1"/>
+    <w:lsdException w:name="Table Professional" w:semiHidden="1" w:unhideWhenUsed="1"/>
+    <w:lsdException w:name="Table Subtle 1" w:semiHidden="1" w:unhideWhenUsed="1"/>
+    <w:lsdException w:name="Table Subtle 2" w:semiHidden="1" w:unhideWhenUsed="1"/>
+    <w:lsdException w:name="Table Web 1" w:semiHidden="1" w:unhideWhenUsed="1"/>
+    <w:lsdException w:name="Table Web 2" w:semiHidden="1" w:unhideWhenUsed="1"/>
+    <w:lsdException w:name="Table Web 3" w:semiHidden="1" w:unhideWhenUsed="1"/>
+    <w:lsdException w:name="Balloon Text" w:semiHidden="1" w:unhideWhenUsed="1"/>
+    <w:lsdException w:name="Table Grid" w:uiPriority="39"/>
+    <w:lsdException w:name="Table Theme" w:semiHidden="1" w:unhideWhenUsed="1"/>
+    <w:lsdException w:name="Placeholder Text" w:semiHidden="1"/>
+    <w:lsdException w:name="No Spacing" w:uiPriority="1" w:qFormat="1"/>
+    <w:lsdException w:name="Light Shading" w:uiPriority="60"/>
+    <w:lsdException w:name="Light List" w:uiPriority="61"/>
+    <w:lsdException w:name="Light Grid" w:uiPriority="62"/>
+    <w:lsdException w:name="Medium Shading 1" w:uiPriority="63"/>
+    <w:lsdException w:name="Medium Shading 2" w:uiPriority="64"/>
+    <w:lsdException w:name="Medium List 1" w:uiPriority="65"/>
+    <w:lsdException w:name="Medium List 2" w:uiPriority="66"/>
+    <w:lsdException w:name="Medium Grid 1" w:uiPriority="67"/>
+    <w:lsdException w:name="Medium Grid 2" w:uiPriority="68"/>
+    <w:lsdException w:name="Medium Grid 3" w:uiPriority="69"/>
+    <w:lsdException w:name="Dark List" w:uiPriority="70"/>
+    <w:lsdException w:name="Colorful Shading" w:uiPriority="71"/>
+    <w:lsdException w:name="Colorful List" w:uiPriority="72"/>
+    <w:lsdException w:name="Colorful Grid" w:uiPriority="73"/>
+    <w:lsdException w:name="Light Shading Accent 1" w:uiPriority="60"/>
+    <w:lsdException w:name="Light List Accent 1" w:uiPriority="61"/>
+    <w:lsdException w:name="Light Grid Accent 1" w:uiPriority="62"/>
+    <w:lsdException w:name="Medium Shading 1 Accent 1" w:uiPriority="63"/>
+    <w:lsdException w:name="Medium Shading 2 Accent 1" w:uiPriority="64"/>
+    <w:lsdException w:name="Medium List 1 Accent 1" w:uiPriority="65"/>
+    <w:lsdException w:name="Revision" w:semiHidden="1"/>
+    <w:lsdException w:name="List Paragraph" w:uiPriority="34" w:qFormat="1"/>
+    <w:lsdException w:name="Quote" w:uiPriority="29" w:qFormat="1"/>
+    <w:lsdException w:name="Intense Quote" w:uiPriority="30" w:qFormat="1"/>
+    <w:lsdException w:name="Medium List 2 Accent 1" w:uiPriority="66"/>
+    <w:lsdException w:name="Medium Grid 1 Accent 1" w:uiPriority="67"/>
+    <w:lsdException w:name="Medium Grid 2 Accent 1" w:uiPriority="68"/>
+    <w:lsdException w:name="Medium Grid 3 Accent 1" w:uiPriority="69"/>
+    <w:lsdException w:name="Dark List Accent 1" w:uiPriority="70"/>
+    <w:lsdException w:name="Colorful Shading Accent 1" w:uiPriority="71"/>
+    <w:lsdException w:name="Colorful List Accent 1" w:uiPriority="72"/>
+    <w:lsdException w:name="Colorful Grid Accent 1" w:uiPriority="73"/>
+    <w:lsdException w:name="Light Shading Accent 2" w:uiPriority="60"/>
+    <w:lsdException w:name="Light List Accent 2" w:uiPriority="61"/>
+    <w:lsdException w:name="Light Grid Accent 2" w:uiPriority="62"/>
+    <w:lsdException w:name="Medium Shading 1 Accent 2" w:uiPriority="63"/>
+    <w:lsdException w:name="Medium Shading 2 Accent 2" w:uiPriority="64"/>
+    <w:lsdException w:name="Medium List 1 Accent 2" w:uiPriority="65"/>
+    <w:lsdException w:name="Medium List 2 Accent 2" w:uiPriority="66"/>
+    <w:lsdException w:name="Medium Grid 1 Accent 2" w:uiPriority="67"/>
+    <w:lsdException w:name="Medium Grid 2 Accent 2" w:uiPriority="68"/>
+    <w:lsdException w:name="Medium Grid 3 Accent 2" w:uiPriority="69"/>
+    <w:lsdException w:name="Dark List Accent 2" w:uiPriority="70"/>
+    <w:lsdException w:name="Colorful Shading Accent 2" w:uiPriority="71"/>
+    <w:lsdException w:name="Colorful List Accent 2" w:uiPriority="72"/>
+    <w:lsdException w:name="Colorful Grid Accent 2" w:uiPriority="73"/>
+    <w:lsdException w:name="Light Shading Accent 3" w:uiPriority="60"/>
+    <w:lsdException w:name="Light List Accent 3" w:uiPriority="61"/>
+    <w:lsdException w:name="Light Grid Accent 3" w:uiPriority="62"/>
+    <w:lsdException w:name="Medium Shading 1 Accent 3" w:uiPriority="63"/>
+    <w:lsdException w:name="Medium Shading 2 Accent 3" w:uiPriority="64"/>
+    <w:lsdException w:name="Medium List 1 Accent 3" w:uiPriority="65"/>
+    <w:lsdException w:name="Medium List 2 Accent 3" w:uiPriority="66"/>
+    <w:lsdException w:name="Medium Grid 1 Accent 3" w:uiPriority="67"/>
+    <w:lsdException w:name="Medium Grid 2 Accent 3" w:uiPriority="68"/>
+    <w:lsdException w:name="Medium Grid 3 Accent 3" w:uiPriority="69"/>
+    <w:lsdException w:name="Dark List Accent 3" w:uiPriority="70"/>
+    <w:lsdException w:name="Colorful Shading Accent 3" w:uiPriority="71"/>
+    <w:lsdException w:name="Colorful List Accent 3" w:uiPriority="72"/>
+    <w:lsdException w:name="Colorful Grid Accent 3" w:uiPriority="73"/>
+    <w:lsdException w:name="Light Shading Accent 4" w:uiPriority="60"/>
+    <w:lsdException w:name="Light List Accent 4" w:uiPriority="61"/>
+    <w:lsdException w:name="Light Grid Accent 4" w:uiPriority="62"/>
+    <w:lsdException w:name="Medium Shading 1 Accent 4" w:uiPriority="63"/>
+    <w:lsdException w:name="Medium Shading 2 Accent 4" w:uiPriority="64"/>
+    <w:lsdException w:name="Medium List 1 Accent 4" w:uiPriority="65"/>
+    <w:lsdException w:name="Medium List 2 Accent 4" w:uiPriority="66"/>
+    <w:lsdException w:name="Medium Grid 1 Accent 4" w:uiPriority="67"/>
+    <w:lsdException w:name="Medium Grid 2 Accent 4" w:uiPriority="68"/>
+    <w:lsdException w:name="Medium Grid 3 Accent 4" w:uiPriority="69"/>
+    <w:lsdException w:name="Dark List Accent 4" w:uiPriority="70"/>
+    <w:lsdException w:name="Colorful Shading Accent 4" w:uiPriority="71"/>
+    <w:lsdException w:name="Colorful List Accent 4" w:uiPriority="72"/>
+    <w:lsdException w:name="Colorful Grid Accent 4" w:uiPriority="73"/>
+    <w:lsdException w:name="Light Shading Accent 5" w:uiPriority="60"/>
+    <w:lsdException w:name="Light List Accent 5" w:uiPriority="61"/>
+    <w:lsdException w:name="Light Grid Accent 5" w:uiPriority="62"/>
+    <w:lsdException w:name="Medium Shading 1 Accent 5" w:uiPriority="63"/>
+    <w:lsdException w:name="Medium Shading 2 Accent 5" w:uiPriority="64"/>
+    <w:lsdException w:name="Medium List 1 Accent 5" w:uiPriority="65"/>
+    <w:lsdException w:name="Medium List 2 Accent 5" w:uiPriority="66"/>
+    <w:lsdException w:name="Medium Grid 1 Accent 5" w:uiPriority="67"/>
+    <w:lsdException w:name="Medium Grid 2 Accent 5" w:uiPriority="68"/>
+    <w:lsdException w:name="Medium Grid 3 Accent 5" w:uiPriority="69"/>
+    <w:lsdException w:name="Dark List Accent 5" w:uiPriority="70"/>
+    <w:lsdException w:name="Colorful Shading Accent 5" w:uiPriority="71"/>
+    <w:lsdException w:name="Colorful List Accent 5" w:uiPriority="72"/>
+    <w:lsdException w:name="Colorful Grid Accent 5" w:uiPriority="73"/>
+    <w:lsdException w:name="Light Shading Accent 6" w:uiPriority="60"/>
+    <w:lsdException w:name="Light List Accent 6" w:uiPriority="61"/>
+    <w:lsdException w:name="Light Grid Accent 6" w:uiPriority="62"/>
+    <w:lsdException w:name="Medium Shading 1 Accent 6" w:uiPriority="63"/>
+    <w:lsdException w:name="Medium Shading 2 Accent 6" w:uiPriority="64"/>
+    <w:lsdException w:name="Medium List 1 Accent 6" w:uiPriority="65"/>
+    <w:lsdException w:name="Medium List 2 Accent 6" w:uiPriority="66"/>
+    <w:lsdException w:name="Medium Grid 1 Accent 6" w:uiPriority="67"/>
+    <w:lsdException w:name="Medium Grid 2 Accent 6" w:uiPriority="68"/>
+    <w:lsdException w:name="Medium Grid 3 Accent 6" w:uiPriority="69"/>
+    <w:lsdException w:name="Dark List Accent 6" w:uiPriority="70"/>
+    <w:lsdException w:name="Colorful Shading Accent 6" w:uiPriority="71"/>
+    <w:lsdException w:name="Colorful List Accent 6" w:uiPriority="72"/>
+    <w:lsdException w:name="Colorful Grid Accent 6" w:uiPriority="73"/>
+    <w:lsdException w:name="Subtle Emphasis" w:uiPriority="19" w:qFormat="1"/>
+    <w:lsdException w:name="Intense Emphasis" w:uiPriority="21" w:qFormat="1"/>
+    <w:lsdException w:name="Subtle Reference" w:uiPriority="31" w:qFormat="1"/>
+    <w:lsdException w:name="Intense Reference" w:uiPriority="32" w:qFormat="1"/>
+    <w:lsdException w:name="Book Title" w:uiPriority="33" w:qFormat="1"/>
+    <w:lsdException w:name="Bibliography" w:semiHidden="1" w:uiPriority="37" w:unhideWhenUsed="1"/>
+    <w:lsdException w:name="TOC Heading" w:semiHidden="1" w:uiPriority="39" w:unhideWhenUsed="1" w:qFormat="1"/>
+    <w:lsdException w:name="Plain Table 1" w:uiPriority="41"/>
+    <w:lsdException w:name="Plain Table 2" w:uiPriority="42"/>
+    <w:lsdException w:name="Plain Table 3" w:uiPriority="43"/>
+    <w:lsdException w:name="Plain Table 4" w:uiPriority="44"/>
+    <w:lsdException w:name="Plain Table 5" w:uiPriority="45"/>
+    <w:lsdException w:name="Grid Table Light" w:uiPriority="40"/>
+    <w:lsdException w:name="Grid Table 1 Light" w:uiPriority="46"/>
+    <w:lsdException w:name="Grid Table 2" w:uiPriority="47"/>
+    <w:lsdException w:name="Grid Table 3" w:uiPriority="48"/>
+    <w:lsdException w:name="Grid Table 4" w:uiPriority="49"/>
+    <w:lsdException w:name="Grid Table 5 Dark" w:uiPriority="50"/>
+    <w:lsdException w:name="Grid Table 6 Colorful" w:uiPriority="51"/>
+    <w:lsdException w:name="Grid Table 7 Colorful" w:uiPriority="52"/>
+    <w:lsdException w:name="Grid Table 1 Light Accent 1" w:uiPriority="46"/>
+    <w:lsdException w:name="Grid Table 2 Accent 1" w:uiPriority="47"/>
+    <w:lsdException w:name="Grid Table 3 Accent 1" w:uiPriority="48"/>
+    <w:lsdException w:name="Grid Table 4 Accent 1" w:uiPriority="49"/>
+    <w:lsdException w:name="Grid Table 5 Dark Accent 1" w:uiPriority="50"/>
+    <w:lsdException w:name="Grid Table 6 Colorful Accent 1" w:uiPriority="51"/>
+    <w:lsdException w:name="Grid Table 7 Colorful Accent 1" w:uiPriority="52"/>
+    <w:lsdException w:name="Grid Table 1 Light Accent 2" w:uiPriority="46"/>
+    <w:lsdException w:name="Grid Table 2 Accent 2" w:uiPriority="47"/>
+    <w:lsdException w:name="Grid Table 3 Accent 2" w:uiPriority="48"/>
+    <w:lsdException w:name="Grid Table 4 Accent 2" w:uiPriority="49"/>
+    <w:lsdException w:name="Grid Table 5 Dark Accent 2" w:uiPriority="50"/>
+    <w:lsdException w:name="Grid Table 6 Colorful Accent 2" w:uiPriority="51"/>
+    <w:lsdException w:name="Grid Table 7 Colorful Accent 2" w:uiPriority="52"/>
+    <w:lsdException w:name="Grid Table 1 Light Accent 3" w:uiPriority="46"/>
+    <w:lsdException w:name="Grid Table 2 Accent 3" w:uiPriority="47"/>
+    <w:lsdException w:name="Grid Table 3 Accent 3" w:uiPriority="48"/>
+    <w:lsdException w:name="Grid Table 4 Accent 3" w:uiPriority="49"/>
+    <w:lsdException w:name="Grid Table 5 Dark Accent 3" w:uiPriority="50"/>
+    <w:lsdException w:name="Grid Table 6 Colorful Accent 3" w:uiPriority="51"/>
+    <w:lsdException w:name="Grid Table 7 Colorful Accent 3" w:uiPriority="52"/>
+    <w:lsdException w:name="Grid Table 1 Light Accent 4" w:uiPriority="46"/>
+    <w:lsdException w:name="Grid Table 2 Accent 4" w:uiPriority="47"/>
+    <w:lsdException w:name="Grid Table 3 Accent 4" w:uiPriority="48"/>
+    <w:lsdException w:name="Grid Table 4 Accent 4" w:uiPriority="49"/>
+    <w:lsdException w:name="Grid Table 5 Dark Accent 4" w:uiPriority="50"/>
+    <w:lsdException w:name="Grid Table 6 Colorful Accent 4" w:uiPriority="51"/>
+    <w:lsdException w:name="Grid Table 7 Colorful Accent 4" w:uiPriority="52"/>
+    <w:lsdException w:name="Grid Table 1 Light Accent 5" w:uiPriority="46"/>
+    <w:lsdException w:name="Grid Table 2 Accent 5" w:uiPriority="47"/>
+    <w:lsdException w:name="Grid Table 3 Accent 5" w:uiPriority="48"/>
+    <w:lsdException w:name="Grid Table 4 Accent 5" w:uiPriority="49"/>
+    <w:lsdException w:name="Grid Table 5 Dark Accent 5" w:uiPriority="50"/>
+    <w:lsdException w:name="Grid Table 6 Colorful Accent 5" w:uiPriority="51"/>
+    <w:lsdException w:name="Grid Table 7 Colorful Accent 5" w:uiPriority="52"/>
+    <w:lsdException w:name="Grid Table 1 Light Accent 6" w:uiPriority="46"/>
+    <w:lsdException w:name="Grid Table 2 Accent 6" w:uiPriority="47"/>
+    <w:lsdException w:name="Grid Table 3 Accent 6" w:uiPriority="48"/>
+    <w:lsdException w:name="Grid Table 4 Accent 6" w:uiPriority="49"/>
+    <w:lsdException w:name="Grid Table 5 Dark Accent 6" w:uiPriority="50"/>
+    <w:lsdException w:name="Grid Table 6 Colorful Accent 6" w:uiPriority="51"/>
+    <w:lsdException w:name="Grid Table 7 Colorful Accent 6" w:uiPriority="52"/>
+    <w:lsdException w:name="List Table 1 Light" w:uiPriority="46"/>
+    <w:lsdException w:name="List Table 2" w:uiPriority="47"/>
+    <w:lsdException w:name="List Table 3" w:uiPriority="48"/>
+    <w:lsdException w:name="List Table 4" w:uiPriority="49"/>
+    <w:lsdException w:name="List Table 5 Dark" w:uiPriority="50"/>
+    <w:lsdException w:name="List Table 6 Colorful" w:uiPriority="51"/>
+    <w:lsdException w:name="List Table 7 Colorful" w:uiPriority="52"/>
+    <w:lsdException w:name="List Table 1 Light Accent 1" w:uiPriority="46"/>
+    <w:lsdException w:name="List Table 2 Accent 1" w:uiPriority="47"/>
+    <w:lsdException w:name="List Table 3 Accent 1" w:uiPriority="48"/>
+    <w:lsdException w:name="List Table 4 Accent 1" w:uiPriority="49"/>
+    <w:lsdException w:name="List Table 5 Dark Accent 1" w:uiPriority="50"/>
+    <w:lsdException w:name="List Table 6 Colorful Accent 1" w:uiPriority="51"/>
+    <w:lsdException w:name="List Table 7 Colorful Accent 1" w:uiPriority="52"/>
+    <w:lsdException w:name="List Table 1 Light Accent 2" w:uiPriority="46"/>
+    <w:lsdException w:name="List Table 2 Accent 2" w:uiPriority="47"/>
+    <w:lsdException w:name="List Table 3 Accent 2" w:uiPriority="48"/>
+    <w:lsdException w:name="List Table 4 Accent 2" w:uiPriority="49"/>
+    <w:lsdException w:name="List Table 5 Dark Accent 2" w:uiPriority="50"/>
+    <w:lsdException w:name="List Table 6 Colorful Accent 2" w:uiPriority="51"/>
+    <w:lsdException w:name="List Table 7 Colorful Accent 2" w:uiPriority="52"/>
+    <w:lsdException w:name="List Table 1 Light Accent 3" w:uiPriority="46"/>
+    <w:lsdException w:name="List Table 2 Accent 3" w:uiPriority="47"/>
+    <w:lsdException w:name="List Table 3 Accent 3" w:uiPriority="48"/>
+    <w:lsdException w:name="List Table 4 Accent 3" w:uiPriority="49"/>
+    <w:lsdException w:name="List Table 5 Dark Accent 3" w:uiPriority="50"/>
+    <w:lsdException w:name="List Table 6 Colorful Accent 3" w:uiPriority="51"/>
+    <w:lsdException w:name="List Table 7 Colorful Accent 3" w:uiPriority="52"/>
+    <w:lsdException w:name="List Table 1 Light Accent 4" w:uiPriority="46"/>
+    <w:lsdException w:name="List Table 2 Accent 4" w:uiPriority="47"/>
+    <w:lsdException w:name="List Table 3 Accent 4" w:uiPriority="48"/>
+    <w:lsdException w:name="List Table 4 Accent 4" w:uiPriority="49"/>
+    <w:lsdException w:name="List Table 5 Dark Accent 4" w:uiPriority="50"/>
+    <w:lsdException w:name="List Table 6 Colorful Accent 4" w:uiPriority="51"/>
+    <w:lsdException w:name="List Table 7 Colorful Accent 4" w:uiPriority="52"/>
+    <w:lsdException w:name="List Table 1 Light Accent 5" w:uiPriority="46"/>
+    <w:lsdException w:name="List Table 2 Accent 5" w:uiPriority="47"/>
+    <w:lsdException w:name="List Table 3 Accent 5" w:uiPriority="48"/>
+    <w:lsdException w:name="List Table 4 Accent 5" w:uiPriority="49"/>
+    <w:lsdException w:name="List Table 5 Dark Accent 5" w:uiPriority="50"/>
+    <w:lsdException w:name="List Table 6 Colorful Accent 5" w:uiPriority="51"/>
+    <w:lsdException w:name="List Table 7 Colorful Accent 5" w:uiPriority="52"/>
+    <w:lsdException w:name="List Table 1 Light Accent 6" w:uiPriority="46"/>
+    <w:lsdException w:name="List Table 2 Accent 6" w:uiPriority="47"/>
+    <w:lsdException w:name="List Table 3 Accent 6" w:uiPriority="48"/>
+    <w:lsdException w:name="List Table 4 Accent 6" w:uiPriority="49"/>
+    <w:lsdException w:name="List Table 5 Dark Accent 6" w:uiPriority="50"/>
+    <w:lsdException w:name="List Table 6 Colorful Accent 6" w:uiPriority="51"/>
+    <w:lsdException w:name="List Table 7 Colorful Accent 6" w:uiPriority="52"/>
+    <w:lsdException w:name="Mention" w:semiHidden="1" w:unhideWhenUsed="1"/>
+    <w:lsdException w:name="Smart Hyperlink" w:semiHidden="1" w:unhideWhenUsed="1"/>
+    <w:lsdException w:name="Hashtag" w:semiHidden="1" w:unhideWhenUsed="1"/>
+    <w:lsdException w:name="Unresolved Mention" w:semiHidden="1" w:unhideWhenUsed="1"/>
+    <w:lsdException w:name="Smart Link" w:semiHidden="1" w:unhideWhenUsed="1"/>
+  </w:latentStyles>
+  <w:style w:type="paragraph" w:default="1" w:styleId="Normal">
+    <w:name w:val="Normal"/>
     <w:qFormat/>
-    <w:rPr>
-      <w:sz w:val="56"/>
-      <w:szCs w:val="56"/>
-    </w:rPr>
   </w:style>
   <w:style w:type="paragraph" w:styleId="Heading1">
-    <w:name w:val="Heading 1"/>
-    <w:basedOn w:val="Normal"/>
-    <w:next w:val="Normal"/>
+    <w:name w:val="heading 1"/>
+    <w:uiPriority w:val="9"/>
     <w:qFormat/>
+    <w:pPr>
+      <w:pBdr>
+        <w:bottom w:val="single" w:sz="4" w:space="4" w:color="D9E2F3"/>
+      </w:pBdr>
+      <w:spacing w:before="300" w:after="140"/>
+      <w:outlineLvl w:val="0"/>
+    </w:pPr>
     <w:rPr>
-      <w:color w:val="2E74B5"/>
-      <w:sz w:val="32"/>
-      <w:szCs w:val="32"/>
+      <w:b/>
+      <w:bCs/>
+      <w:color w:val="1F3864"/>
+      <w:sz w:val="30"/>
+      <w:szCs w:val="30"/>
     </w:rPr>
   </w:style>
   <w:style w:type="paragraph" w:styleId="Heading2">
-    <w:name w:val="Heading 2"/>
-    <w:basedOn w:val="Normal"/>
-    <w:next w:val="Normal"/>
+    <w:name w:val="heading 2"/>
+    <w:uiPriority w:val="9"/>
+    <w:semiHidden/>
+    <w:unhideWhenUsed/>
     <w:qFormat/>
+    <w:pPr>
+      <w:spacing w:before="220" w:after="100"/>
+      <w:outlineLvl w:val="1"/>
+    </w:pPr>
     <w:rPr>
-      <w:color w:val="2E74B5"/>
-      <w:sz w:val="26"/>
-      <w:szCs w:val="26"/>
+      <w:b/>
+      <w:bCs/>
+      <w:color w:val="2E75B6"/>
+      <w:sz w:val="25"/>
+      <w:szCs w:val="25"/>
     </w:rPr>
   </w:style>
   <w:style w:type="paragraph" w:styleId="Heading3">
-    <w:name w:val="Heading 3"/>
-    <w:basedOn w:val="Normal"/>
-    <w:next w:val="Normal"/>
+    <w:name w:val="heading 3"/>
+    <w:uiPriority w:val="9"/>
+    <w:semiHidden/>
+    <w:unhideWhenUsed/>
     <w:qFormat/>
+    <w:pPr>
+      <w:spacing w:before="160" w:after="80"/>
+      <w:outlineLvl w:val="2"/>
+    </w:pPr>
     <w:rPr>
-      <w:color w:val="1F4D78"/>
-      <w:sz w:val="24"/>
-      <w:szCs w:val="24"/>
+      <w:b/>
+      <w:bCs/>
+      <w:color w:val="404040"/>
     </w:rPr>
   </w:style>
   <w:style w:type="paragraph" w:styleId="Heading4">
-    <w:name w:val="Heading 4"/>
-    <w:basedOn w:val="Normal"/>
-    <w:next w:val="Normal"/>
+    <w:name w:val="heading 4"/>
+    <w:uiPriority w:val="9"/>
+    <w:semiHidden/>
+    <w:unhideWhenUsed/>
     <w:qFormat/>
+    <w:pPr>
+      <w:outlineLvl w:val="3"/>
+    </w:pPr>
     <w:rPr>
       <w:i/>
       <w:iCs/>
@@ -2133,27 +3162,69 @@
     </w:rPr>
   </w:style>
   <w:style w:type="paragraph" w:styleId="Heading5">
-    <w:name w:val="Heading 5"/>
-    <w:basedOn w:val="Normal"/>
-    <w:next w:val="Normal"/>
+    <w:name w:val="heading 5"/>
+    <w:uiPriority w:val="9"/>
+    <w:semiHidden/>
+    <w:unhideWhenUsed/>
     <w:qFormat/>
+    <w:pPr>
+      <w:outlineLvl w:val="4"/>
+    </w:pPr>
     <w:rPr>
       <w:color w:val="2E74B5"/>
     </w:rPr>
   </w:style>
   <w:style w:type="paragraph" w:styleId="Heading6">
-    <w:name w:val="Heading 6"/>
-    <w:basedOn w:val="Normal"/>
-    <w:next w:val="Normal"/>
+    <w:name w:val="heading 6"/>
+    <w:uiPriority w:val="9"/>
+    <w:semiHidden/>
+    <w:unhideWhenUsed/>
     <w:qFormat/>
+    <w:pPr>
+      <w:outlineLvl w:val="5"/>
+    </w:pPr>
     <w:rPr>
       <w:color w:val="1F4D78"/>
     </w:rPr>
   </w:style>
-  <w:style w:type="paragraph" w:styleId="Strong">
-    <w:name w:val="Strong"/>
-    <w:basedOn w:val="Normal"/>
-    <w:next w:val="Normal"/>
+  <w:style w:type="character" w:default="1" w:styleId="DefaultParagraphFont">
+    <w:name w:val="Default Paragraph Font"/>
+    <w:uiPriority w:val="1"/>
+    <w:semiHidden/>
+    <w:unhideWhenUsed/>
+  </w:style>
+  <w:style w:type="table" w:default="1" w:styleId="TableNormal">
+    <w:name w:val="Normal Table"/>
+    <w:uiPriority w:val="99"/>
+    <w:semiHidden/>
+    <w:unhideWhenUsed/>
+    <w:tblPr>
+      <w:tblInd w:w="0" w:type="dxa"/>
+      <w:tblCellMar>
+        <w:top w:w="0" w:type="dxa"/>
+        <w:left w:w="108" w:type="dxa"/>
+        <w:bottom w:w="0" w:type="dxa"/>
+        <w:right w:w="108" w:type="dxa"/>
+      </w:tblCellMar>
+    </w:tblPr>
+  </w:style>
+  <w:style w:type="numbering" w:default="1" w:styleId="NoList">
+    <w:name w:val="No List"/>
+    <w:uiPriority w:val="99"/>
+    <w:semiHidden/>
+    <w:unhideWhenUsed/>
+  </w:style>
+  <w:style w:type="paragraph" w:styleId="Title">
+    <w:name w:val="Title"/>
+    <w:uiPriority w:val="10"/>
+    <w:qFormat/>
+    <w:rPr>
+      <w:sz w:val="56"/>
+      <w:szCs w:val="56"/>
+    </w:rPr>
+  </w:style>
+  <w:style w:type="paragraph" w:customStyle="1" w:styleId="Strong1">
+    <w:name w:val="Strong1"/>
     <w:qFormat/>
     <w:rPr>
       <w:b/>
@@ -2162,12 +3233,10 @@
   </w:style>
   <w:style w:type="paragraph" w:styleId="ListParagraph">
     <w:name w:val="List Paragraph"/>
-    <w:basedOn w:val="Normal"/>
     <w:qFormat/>
   </w:style>
   <w:style w:type="character" w:styleId="Hyperlink">
     <w:name w:val="Hyperlink"/>
-    <w:basedOn w:val="DefaultParagraphFont"/>
     <w:uiPriority w:val="99"/>
     <w:unhideWhenUsed/>
     <w:rPr>
@@ -2177,7 +3246,6 @@
   </w:style>
   <w:style w:type="character" w:styleId="FootnoteReference">
     <w:name w:val="footnote reference"/>
-    <w:basedOn w:val="DefaultParagraphFont"/>
     <w:uiPriority w:val="99"/>
     <w:semiHidden/>
     <w:unhideWhenUsed/>
@@ -2187,22 +3255,17 @@
   </w:style>
   <w:style w:type="paragraph" w:styleId="FootnoteText">
     <w:name w:val="footnote text"/>
-    <w:basedOn w:val="Normal"/>
     <w:link w:val="FootnoteTextChar"/>
     <w:uiPriority w:val="99"/>
     <w:semiHidden/>
     <w:unhideWhenUsed/>
-    <w:pPr>
-      <w:spacing w:after="0" w:line="240" w:lineRule="auto"/>
-    </w:pPr>
     <w:rPr>
       <w:sz w:val="20"/>
       <w:szCs w:val="20"/>
     </w:rPr>
   </w:style>
-  <w:style w:type="character" w:styleId="FootnoteTextChar">
+  <w:style w:type="character" w:customStyle="1" w:styleId="FootnoteTextChar">
     <w:name w:val="Footnote Text Char"/>
-    <w:basedOn w:val="DefaultParagraphFont"/>
     <w:link w:val="FootnoteText"/>
     <w:uiPriority w:val="99"/>
     <w:semiHidden/>
@@ -2214,7 +3277,6 @@
   </w:style>
   <w:style w:type="character" w:styleId="EndnoteReference">
     <w:name w:val="endnote reference"/>
-    <w:basedOn w:val="DefaultParagraphFont"/>
     <w:uiPriority w:val="99"/>
     <w:semiHidden/>
     <w:unhideWhenUsed/>
@@ -2224,22 +3286,17 @@
   </w:style>
   <w:style w:type="paragraph" w:styleId="EndnoteText">
     <w:name w:val="endnote text"/>
-    <w:basedOn w:val="Normal"/>
     <w:link w:val="EndnoteTextChar"/>
     <w:uiPriority w:val="99"/>
     <w:semiHidden/>
     <w:unhideWhenUsed/>
-    <w:pPr>
-      <w:spacing w:after="0" w:line="240" w:lineRule="auto"/>
-    </w:pPr>
     <w:rPr>
       <w:sz w:val="20"/>
       <w:szCs w:val="20"/>
     </w:rPr>
   </w:style>
-  <w:style w:type="character" w:styleId="EndnoteTextChar">
+  <w:style w:type="character" w:customStyle="1" w:styleId="EndnoteTextChar">
     <w:name w:val="Endnote Text Char"/>
-    <w:basedOn w:val="DefaultParagraphFont"/>
     <w:link w:val="EndnoteText"/>
     <w:uiPriority w:val="99"/>
     <w:semiHidden/>
@@ -2249,62 +3306,312 @@
       <w:szCs w:val="20"/>
     </w:rPr>
   </w:style>
-  <w:style w:type="paragraph" w:styleId="Heading1">
-    <w:name w:val="Heading 1"/>
+  <w:style w:type="paragraph" w:styleId="TOC1">
+    <w:name w:val="toc 1"/>
     <w:basedOn w:val="Normal"/>
     <w:next w:val="Normal"/>
-    <w:qFormat/>
+    <w:autoRedefine/>
+    <w:uiPriority w:val="39"/>
+    <w:unhideWhenUsed/>
+    <w:rsid w:val="002B0755"/>
     <w:pPr>
-      <w:pBdr>
-        <w:bottom w:val="single" w:color="D9E2F3" w:sz="4" w:space="4"/>
-      </w:pBdr>
-      <w:spacing w:after="140" w:before="300"/>
-      <w:outlineLvl w:val="0"/>
+      <w:spacing w:after="100"/>
     </w:pPr>
-    <w:rPr>
-      <w:rFonts w:ascii="Calibri" w:cs="Calibri" w:eastAsia="Calibri" w:hAnsi="Calibri"/>
-      <w:b/>
-      <w:bCs/>
-      <w:color w:val="1F3864"/>
-      <w:sz w:val="30"/>
-      <w:szCs w:val="30"/>
-    </w:rPr>
-  </w:style>
-  <w:style w:type="paragraph" w:styleId="Heading2">
-    <w:name w:val="Heading 2"/>
-    <w:basedOn w:val="Normal"/>
-    <w:next w:val="Normal"/>
-    <w:qFormat/>
-    <w:pPr>
-      <w:spacing w:after="100" w:before="220"/>
-      <w:outlineLvl w:val="1"/>
-    </w:pPr>
-    <w:rPr>
-      <w:rFonts w:ascii="Calibri" w:cs="Calibri" w:eastAsia="Calibri" w:hAnsi="Calibri"/>
-      <w:b/>
-      <w:bCs/>
-      <w:color w:val="2E75B6"/>
-      <w:sz w:val="25"/>
-      <w:szCs w:val="25"/>
-    </w:rPr>
-  </w:style>
-  <w:style w:type="paragraph" w:styleId="Heading3">
-    <w:name w:val="Heading 3"/>
-    <w:basedOn w:val="Normal"/>
-    <w:next w:val="Normal"/>
-    <w:qFormat/>
-    <w:pPr>
-      <w:spacing w:after="80" w:before="160"/>
-      <w:outlineLvl w:val="2"/>
-    </w:pPr>
-    <w:rPr>
-      <w:rFonts w:ascii="Calibri" w:cs="Calibri" w:eastAsia="Calibri" w:hAnsi="Calibri"/>
-      <w:b/>
-      <w:bCs/>
-      <w:color w:val="404040"/>
-      <w:sz w:val="22"/>
-      <w:szCs w:val="22"/>
-    </w:rPr>
   </w:style>
 </w:styles>
+</file>
+
+<file path=word/theme/theme1.xml><?xml version="1.0" encoding="utf-8"?>
+<a:theme xmlns:a="http://schemas.openxmlformats.org/drawingml/2006/main" name="Office Theme">
+  <a:themeElements>
+    <a:clrScheme name="Office">
+      <a:dk1>
+        <a:sysClr val="windowText" lastClr="000000"/>
+      </a:dk1>
+      <a:lt1>
+        <a:sysClr val="window" lastClr="FFFFFF"/>
+      </a:lt1>
+      <a:dk2>
+        <a:srgbClr val="44546A"/>
+      </a:dk2>
+      <a:lt2>
+        <a:srgbClr val="E7E6E6"/>
+      </a:lt2>
+      <a:accent1>
+        <a:srgbClr val="4472C4"/>
+      </a:accent1>
+      <a:accent2>
+        <a:srgbClr val="ED7D31"/>
+      </a:accent2>
+      <a:accent3>
+        <a:srgbClr val="A5A5A5"/>
+      </a:accent3>
+      <a:accent4>
+        <a:srgbClr val="FFC000"/>
+      </a:accent4>
+      <a:accent5>
+        <a:srgbClr val="5B9BD5"/>
+      </a:accent5>
+      <a:accent6>
+        <a:srgbClr val="70AD47"/>
+      </a:accent6>
+      <a:hlink>
+        <a:srgbClr val="0563C1"/>
+      </a:hlink>
+      <a:folHlink>
+        <a:srgbClr val="954F72"/>
+      </a:folHlink>
+    </a:clrScheme>
+    <a:fontScheme name="Office">
+      <a:majorFont>
+        <a:latin typeface="Calibri Light" panose="020F0302020204030204"/>
+        <a:ea typeface=""/>
+        <a:cs typeface=""/>
+        <a:font script="Jpan" typeface="游ゴシック Light"/>
+        <a:font script="Hang" typeface="맑은 고딕"/>
+        <a:font script="Hans" typeface="等线 Light"/>
+        <a:font script="Hant" typeface="新細明體"/>
+        <a:font script="Arab" typeface="Times New Roman"/>
+        <a:font script="Hebr" typeface="Times New Roman"/>
+        <a:font script="Thai" typeface="Angsana New"/>
+        <a:font script="Ethi" typeface="Nyala"/>
+        <a:font script="Beng" typeface="Vrinda"/>
+        <a:font script="Gujr" typeface="Shruti"/>
+        <a:font script="Khmr" typeface="MoolBoran"/>
+        <a:font script="Knda" typeface="Tunga"/>
+        <a:font script="Guru" typeface="Raavi"/>
+        <a:font script="Cans" typeface="Euphemia"/>
+        <a:font script="Cher" typeface="Plantagenet Cherokee"/>
+        <a:font script="Yiii" typeface="Microsoft Yi Baiti"/>
+        <a:font script="Tibt" typeface="Microsoft Himalaya"/>
+        <a:font script="Thaa" typeface="MV Boli"/>
+        <a:font script="Deva" typeface="Mangal"/>
+        <a:font script="Telu" typeface="Gautami"/>
+        <a:font script="Taml" typeface="Latha"/>
+        <a:font script="Syrc" typeface="Estrangelo Edessa"/>
+        <a:font script="Orya" typeface="Kalinga"/>
+        <a:font script="Mlym" typeface="Kartika"/>
+        <a:font script="Laoo" typeface="DokChampa"/>
+        <a:font script="Sinh" typeface="Iskoola Pota"/>
+        <a:font script="Mong" typeface="Mongolian Baiti"/>
+        <a:font script="Viet" typeface="Times New Roman"/>
+        <a:font script="Uigh" typeface="Microsoft Uighur"/>
+        <a:font script="Geor" typeface="Sylfaen"/>
+        <a:font script="Armn" typeface="Arial"/>
+        <a:font script="Bugi" typeface="Leelawadee UI"/>
+        <a:font script="Bopo" typeface="Microsoft JhengHei"/>
+        <a:font script="Java" typeface="Javanese Text"/>
+        <a:font script="Lisu" typeface="Segoe UI"/>
+        <a:font script="Mymr" typeface="Myanmar Text"/>
+        <a:font script="Nkoo" typeface="Ebrima"/>
+        <a:font script="Olck" typeface="Nirmala UI"/>
+        <a:font script="Osma" typeface="Ebrima"/>
+        <a:font script="Phag" typeface="Phagspa"/>
+        <a:font script="Syrn" typeface="Estrangelo Edessa"/>
+        <a:font script="Syrj" typeface="Estrangelo Edessa"/>
+        <a:font script="Syre" typeface="Estrangelo Edessa"/>
+        <a:font script="Sora" typeface="Nirmala UI"/>
+        <a:font script="Tale" typeface="Microsoft Tai Le"/>
+        <a:font script="Talu" typeface="Microsoft New Tai Lue"/>
+        <a:font script="Tfng" typeface="Ebrima"/>
+      </a:majorFont>
+      <a:minorFont>
+        <a:latin typeface="Calibri" panose="020F0502020204030204"/>
+        <a:ea typeface=""/>
+        <a:cs typeface=""/>
+        <a:font script="Jpan" typeface="游明朝"/>
+        <a:font script="Hang" typeface="맑은 고딕"/>
+        <a:font script="Hans" typeface="等线"/>
+        <a:font script="Hant" typeface="新細明體"/>
+        <a:font script="Arab" typeface="Arial"/>
+        <a:font script="Hebr" typeface="Arial"/>
+        <a:font script="Thai" typeface="Cordia New"/>
+        <a:font script="Ethi" typeface="Nyala"/>
+        <a:font script="Beng" typeface="Vrinda"/>
+        <a:font script="Gujr" typeface="Shruti"/>
+        <a:font script="Khmr" typeface="DaunPenh"/>
+        <a:font script="Knda" typeface="Tunga"/>
+        <a:font script="Guru" typeface="Raavi"/>
+        <a:font script="Cans" typeface="Euphemia"/>
+        <a:font script="Cher" typeface="Plantagenet Cherokee"/>
+        <a:font script="Yiii" typeface="Microsoft Yi Baiti"/>
+        <a:font script="Tibt" typeface="Microsoft Himalaya"/>
+        <a:font script="Thaa" typeface="MV Boli"/>
+        <a:font script="Deva" typeface="Mangal"/>
+        <a:font script="Telu" typeface="Gautami"/>
+        <a:font script="Taml" typeface="Latha"/>
+        <a:font script="Syrc" typeface="Estrangelo Edessa"/>
+        <a:font script="Orya" typeface="Kalinga"/>
+        <a:font script="Mlym" typeface="Kartika"/>
+        <a:font script="Laoo" typeface="DokChampa"/>
+        <a:font script="Sinh" typeface="Iskoola Pota"/>
+        <a:font script="Mong" typeface="Mongolian Baiti"/>
+        <a:font script="Viet" typeface="Arial"/>
+        <a:font script="Uigh" typeface="Microsoft Uighur"/>
+        <a:font script="Geor" typeface="Sylfaen"/>
+        <a:font script="Armn" typeface="Arial"/>
+        <a:font script="Bugi" typeface="Leelawadee UI"/>
+        <a:font script="Bopo" typeface="Microsoft JhengHei"/>
+        <a:font script="Java" typeface="Javanese Text"/>
+        <a:font script="Lisu" typeface="Segoe UI"/>
+        <a:font script="Mymr" typeface="Myanmar Text"/>
+        <a:font script="Nkoo" typeface="Ebrima"/>
+        <a:font script="Olck" typeface="Nirmala UI"/>
+        <a:font script="Osma" typeface="Ebrima"/>
+        <a:font script="Phag" typeface="Phagspa"/>
+        <a:font script="Syrn" typeface="Estrangelo Edessa"/>
+        <a:font script="Syrj" typeface="Estrangelo Edessa"/>
+        <a:font script="Syre" typeface="Estrangelo Edessa"/>
+        <a:font script="Sora" typeface="Nirmala UI"/>
+        <a:font script="Tale" typeface="Microsoft Tai Le"/>
+        <a:font script="Talu" typeface="Microsoft New Tai Lue"/>
+        <a:font script="Tfng" typeface="Ebrima"/>
+      </a:minorFont>
+    </a:fontScheme>
+    <a:fmtScheme name="Office">
+      <a:fillStyleLst>
+        <a:solidFill>
+          <a:schemeClr val="phClr"/>
+        </a:solidFill>
+        <a:gradFill rotWithShape="1">
+          <a:gsLst>
+            <a:gs pos="0">
+              <a:schemeClr val="phClr">
+                <a:lumMod val="110000"/>
+                <a:satMod val="105000"/>
+                <a:tint val="67000"/>
+              </a:schemeClr>
+            </a:gs>
+            <a:gs pos="50000">
+              <a:schemeClr val="phClr">
+                <a:lumMod val="105000"/>
+                <a:satMod val="103000"/>
+                <a:tint val="73000"/>
+              </a:schemeClr>
+            </a:gs>
+            <a:gs pos="100000">
+              <a:schemeClr val="phClr">
+                <a:lumMod val="105000"/>
+                <a:satMod val="109000"/>
+                <a:tint val="81000"/>
+              </a:schemeClr>
+            </a:gs>
+          </a:gsLst>
+          <a:lin ang="5400000" scaled="0"/>
+        </a:gradFill>
+        <a:gradFill rotWithShape="1">
+          <a:gsLst>
+            <a:gs pos="0">
+              <a:schemeClr val="phClr">
+                <a:satMod val="103000"/>
+                <a:lumMod val="102000"/>
+                <a:tint val="94000"/>
+              </a:schemeClr>
+            </a:gs>
+            <a:gs pos="50000">
+              <a:schemeClr val="phClr">
+                <a:satMod val="110000"/>
+                <a:lumMod val="100000"/>
+                <a:shade val="100000"/>
+              </a:schemeClr>
+            </a:gs>
+            <a:gs pos="100000">
+              <a:schemeClr val="phClr">
+                <a:lumMod val="99000"/>
+                <a:satMod val="120000"/>
+                <a:shade val="78000"/>
+              </a:schemeClr>
+            </a:gs>
+          </a:gsLst>
+          <a:lin ang="5400000" scaled="0"/>
+        </a:gradFill>
+      </a:fillStyleLst>
+      <a:lnStyleLst>
+        <a:ln w="6350" cap="flat" cmpd="sng" algn="ctr">
+          <a:solidFill>
+            <a:schemeClr val="phClr"/>
+          </a:solidFill>
+          <a:prstDash val="solid"/>
+          <a:miter lim="800000"/>
+        </a:ln>
+        <a:ln w="12700" cap="flat" cmpd="sng" algn="ctr">
+          <a:solidFill>
+            <a:schemeClr val="phClr"/>
+          </a:solidFill>
+          <a:prstDash val="solid"/>
+          <a:miter lim="800000"/>
+        </a:ln>
+        <a:ln w="19050" cap="flat" cmpd="sng" algn="ctr">
+          <a:solidFill>
+            <a:schemeClr val="phClr"/>
+          </a:solidFill>
+          <a:prstDash val="solid"/>
+          <a:miter lim="800000"/>
+        </a:ln>
+      </a:lnStyleLst>
+      <a:effectStyleLst>
+        <a:effectStyle>
+          <a:effectLst/>
+        </a:effectStyle>
+        <a:effectStyle>
+          <a:effectLst/>
+        </a:effectStyle>
+        <a:effectStyle>
+          <a:effectLst>
+            <a:outerShdw blurRad="57150" dist="19050" dir="5400000" algn="ctr" rotWithShape="0">
+              <a:srgbClr val="000000">
+                <a:alpha val="63000"/>
+              </a:srgbClr>
+            </a:outerShdw>
+          </a:effectLst>
+        </a:effectStyle>
+      </a:effectStyleLst>
+      <a:bgFillStyleLst>
+        <a:solidFill>
+          <a:schemeClr val="phClr"/>
+        </a:solidFill>
+        <a:solidFill>
+          <a:schemeClr val="phClr">
+            <a:tint val="95000"/>
+            <a:satMod val="170000"/>
+          </a:schemeClr>
+        </a:solidFill>
+        <a:gradFill rotWithShape="1">
+          <a:gsLst>
+            <a:gs pos="0">
+              <a:schemeClr val="phClr">
+                <a:tint val="93000"/>
+                <a:satMod val="150000"/>
+                <a:shade val="98000"/>
+                <a:lumMod val="102000"/>
+              </a:schemeClr>
+            </a:gs>
+            <a:gs pos="50000">
+              <a:schemeClr val="phClr">
+                <a:tint val="98000"/>
+                <a:satMod val="130000"/>
+                <a:shade val="90000"/>
+                <a:lumMod val="103000"/>
+              </a:schemeClr>
+            </a:gs>
+            <a:gs pos="100000">
+              <a:schemeClr val="phClr">
+                <a:shade val="63000"/>
+                <a:satMod val="120000"/>
+              </a:schemeClr>
+            </a:gs>
+          </a:gsLst>
+          <a:lin ang="5400000" scaled="0"/>
+        </a:gradFill>
+      </a:bgFillStyleLst>
+    </a:fmtScheme>
+  </a:themeElements>
+  <a:objectDefaults/>
+  <a:extraClrSchemeLst/>
+  <a:extLst>
+    <a:ext uri="{05A4C25C-085E-4340-85A3-A5531E510DB2}">
+      <thm15:themeFamily xmlns:thm15="http://schemas.microsoft.com/office/thememl/2012/main" name="Office Theme" id="{62F939B6-93AF-4DB8-9C6B-D6C7DFDC589F}" vid="{4A3C46E8-61CC-4603-A589-7422A47A8E4A}"/>
+    </a:ext>
+  </a:extLst>
+</a:theme>
 </file>